--- a/Team Artifacts/fruitytech-studio_living_document.docx
+++ b/Team Artifacts/fruitytech-studio_living_document.docx
@@ -117,7 +117,7 @@
       <w:pPr>
         <w:numPr>
           <w:ilvl w:val="0"/>
-          <w:numId w:val="18"/>
+          <w:numId w:val="20"/>
         </w:numPr>
         <w:spacing w:line="276" w:lineRule="auto"/>
         <w:ind w:left="720" w:hanging="360"/>
@@ -137,7 +137,7 @@
       <w:pPr>
         <w:numPr>
           <w:ilvl w:val="0"/>
-          <w:numId w:val="18"/>
+          <w:numId w:val="20"/>
         </w:numPr>
         <w:spacing w:line="276" w:lineRule="auto"/>
         <w:ind w:left="720" w:hanging="360"/>
@@ -157,7 +157,7 @@
       <w:pPr>
         <w:numPr>
           <w:ilvl w:val="0"/>
-          <w:numId w:val="18"/>
+          <w:numId w:val="20"/>
         </w:numPr>
         <w:spacing w:line="276" w:lineRule="auto"/>
         <w:ind w:left="720" w:hanging="360"/>
@@ -583,7 +583,7 @@
       <w:pPr>
         <w:numPr>
           <w:ilvl w:val="0"/>
-          <w:numId w:val="20"/>
+          <w:numId w:val="22"/>
         </w:numPr>
         <w:spacing w:line="276" w:lineRule="auto"/>
         <w:ind w:left="1440" w:hanging="360"/>
@@ -606,7 +606,7 @@
       <w:pPr>
         <w:numPr>
           <w:ilvl w:val="0"/>
-          <w:numId w:val="20"/>
+          <w:numId w:val="22"/>
         </w:numPr>
         <w:spacing w:line="276" w:lineRule="auto"/>
         <w:ind w:left="1440" w:hanging="360"/>
@@ -629,7 +629,7 @@
       <w:pPr>
         <w:numPr>
           <w:ilvl w:val="0"/>
-          <w:numId w:val="20"/>
+          <w:numId w:val="22"/>
         </w:numPr>
         <w:spacing w:line="276" w:lineRule="auto"/>
         <w:ind w:left="1440" w:hanging="360"/>
@@ -651,7 +651,7 @@
       <w:pPr>
         <w:numPr>
           <w:ilvl w:val="0"/>
-          <w:numId w:val="20"/>
+          <w:numId w:val="22"/>
         </w:numPr>
         <w:spacing w:line="276" w:lineRule="auto"/>
         <w:ind w:left="1440" w:hanging="360"/>
@@ -727,7 +727,7 @@
       <w:pPr>
         <w:numPr>
           <w:ilvl w:val="0"/>
-          <w:numId w:val="26"/>
+          <w:numId w:val="29"/>
         </w:numPr>
         <w:spacing w:after="0" w:afterAutospacing="0" w:line="276" w:lineRule="auto"/>
         <w:ind w:left="720" w:hanging="360"/>
@@ -750,7 +750,7 @@
       <w:pPr>
         <w:numPr>
           <w:ilvl w:val="1"/>
-          <w:numId w:val="26"/>
+          <w:numId w:val="29"/>
         </w:numPr>
         <w:spacing w:after="0" w:afterAutospacing="0" w:line="276" w:lineRule="auto"/>
         <w:ind w:left="1440" w:hanging="360"/>
@@ -773,7 +773,7 @@
       <w:pPr>
         <w:numPr>
           <w:ilvl w:val="1"/>
-          <w:numId w:val="26"/>
+          <w:numId w:val="29"/>
         </w:numPr>
         <w:spacing w:after="0" w:afterAutospacing="0" w:line="276" w:lineRule="auto"/>
         <w:ind w:left="1440" w:hanging="360"/>
@@ -796,7 +796,7 @@
       <w:pPr>
         <w:numPr>
           <w:ilvl w:val="0"/>
-          <w:numId w:val="26"/>
+          <w:numId w:val="29"/>
         </w:numPr>
         <w:spacing w:after="0" w:afterAutospacing="0" w:line="276" w:lineRule="auto"/>
         <w:ind w:left="720" w:hanging="360"/>
@@ -819,7 +819,7 @@
       <w:pPr>
         <w:numPr>
           <w:ilvl w:val="1"/>
-          <w:numId w:val="26"/>
+          <w:numId w:val="29"/>
         </w:numPr>
         <w:spacing w:after="0" w:afterAutospacing="0" w:line="276" w:lineRule="auto"/>
         <w:ind w:left="1440" w:hanging="360"/>
@@ -842,7 +842,7 @@
       <w:pPr>
         <w:numPr>
           <w:ilvl w:val="0"/>
-          <w:numId w:val="26"/>
+          <w:numId w:val="29"/>
         </w:numPr>
         <w:spacing w:after="0" w:afterAutospacing="0" w:line="276" w:lineRule="auto"/>
         <w:ind w:left="720" w:hanging="360"/>
@@ -865,7 +865,7 @@
       <w:pPr>
         <w:numPr>
           <w:ilvl w:val="1"/>
-          <w:numId w:val="26"/>
+          <w:numId w:val="29"/>
         </w:numPr>
         <w:spacing w:after="0" w:afterAutospacing="0" w:line="276" w:lineRule="auto"/>
         <w:ind w:left="1440" w:hanging="360"/>
@@ -888,7 +888,7 @@
       <w:pPr>
         <w:numPr>
           <w:ilvl w:val="1"/>
-          <w:numId w:val="26"/>
+          <w:numId w:val="29"/>
         </w:numPr>
         <w:spacing w:after="0" w:afterAutospacing="0" w:line="276" w:lineRule="auto"/>
         <w:ind w:left="1440" w:hanging="360"/>
@@ -911,7 +911,7 @@
       <w:pPr>
         <w:numPr>
           <w:ilvl w:val="1"/>
-          <w:numId w:val="26"/>
+          <w:numId w:val="29"/>
         </w:numPr>
         <w:spacing w:after="0" w:afterAutospacing="0" w:line="276" w:lineRule="auto"/>
         <w:ind w:left="1440" w:hanging="360"/>
@@ -934,7 +934,7 @@
       <w:pPr>
         <w:numPr>
           <w:ilvl w:val="1"/>
-          <w:numId w:val="26"/>
+          <w:numId w:val="29"/>
         </w:numPr>
         <w:spacing w:after="0" w:afterAutospacing="0" w:line="276" w:lineRule="auto"/>
         <w:ind w:left="1440" w:hanging="360"/>
@@ -957,7 +957,7 @@
       <w:pPr>
         <w:numPr>
           <w:ilvl w:val="0"/>
-          <w:numId w:val="26"/>
+          <w:numId w:val="29"/>
         </w:numPr>
         <w:spacing w:after="0" w:afterAutospacing="0" w:line="276" w:lineRule="auto"/>
         <w:ind w:left="720" w:hanging="360"/>
@@ -980,7 +980,7 @@
       <w:pPr>
         <w:numPr>
           <w:ilvl w:val="1"/>
-          <w:numId w:val="26"/>
+          <w:numId w:val="29"/>
         </w:numPr>
         <w:spacing w:after="0" w:afterAutospacing="0" w:line="276" w:lineRule="auto"/>
         <w:ind w:left="1440" w:hanging="360"/>
@@ -1003,7 +1003,7 @@
       <w:pPr>
         <w:numPr>
           <w:ilvl w:val="1"/>
-          <w:numId w:val="26"/>
+          <w:numId w:val="29"/>
         </w:numPr>
         <w:spacing w:after="0" w:afterAutospacing="0" w:line="276" w:lineRule="auto"/>
         <w:ind w:left="1440" w:hanging="360"/>
@@ -1026,7 +1026,7 @@
       <w:pPr>
         <w:numPr>
           <w:ilvl w:val="1"/>
-          <w:numId w:val="26"/>
+          <w:numId w:val="29"/>
         </w:numPr>
         <w:spacing w:after="0" w:afterAutospacing="0" w:line="276" w:lineRule="auto"/>
         <w:ind w:left="1440" w:hanging="360"/>
@@ -1049,7 +1049,7 @@
       <w:pPr>
         <w:numPr>
           <w:ilvl w:val="1"/>
-          <w:numId w:val="26"/>
+          <w:numId w:val="29"/>
         </w:numPr>
         <w:spacing w:after="0" w:afterAutospacing="0" w:line="276" w:lineRule="auto"/>
         <w:ind w:left="1440" w:hanging="360"/>
@@ -1072,7 +1072,7 @@
       <w:pPr>
         <w:numPr>
           <w:ilvl w:val="0"/>
-          <w:numId w:val="26"/>
+          <w:numId w:val="29"/>
         </w:numPr>
         <w:spacing w:after="0" w:afterAutospacing="0" w:line="276" w:lineRule="auto"/>
         <w:ind w:left="720" w:hanging="360"/>
@@ -1095,7 +1095,7 @@
       <w:pPr>
         <w:numPr>
           <w:ilvl w:val="1"/>
-          <w:numId w:val="26"/>
+          <w:numId w:val="29"/>
         </w:numPr>
         <w:spacing w:after="0" w:afterAutospacing="0" w:line="276" w:lineRule="auto"/>
         <w:ind w:left="1440" w:hanging="360"/>
@@ -1118,7 +1118,7 @@
       <w:pPr>
         <w:numPr>
           <w:ilvl w:val="1"/>
-          <w:numId w:val="26"/>
+          <w:numId w:val="29"/>
         </w:numPr>
         <w:spacing w:after="0" w:afterAutospacing="0" w:line="276" w:lineRule="auto"/>
         <w:ind w:left="1440" w:hanging="360"/>
@@ -1141,7 +1141,7 @@
       <w:pPr>
         <w:numPr>
           <w:ilvl w:val="1"/>
-          <w:numId w:val="26"/>
+          <w:numId w:val="29"/>
         </w:numPr>
         <w:spacing w:after="0" w:afterAutospacing="0" w:line="276" w:lineRule="auto"/>
         <w:ind w:left="1440" w:hanging="360"/>
@@ -1164,7 +1164,7 @@
       <w:pPr>
         <w:numPr>
           <w:ilvl w:val="1"/>
-          <w:numId w:val="26"/>
+          <w:numId w:val="29"/>
         </w:numPr>
         <w:spacing w:after="0" w:afterAutospacing="0" w:line="276" w:lineRule="auto"/>
         <w:ind w:left="1440" w:hanging="360"/>
@@ -1187,7 +1187,7 @@
       <w:pPr>
         <w:numPr>
           <w:ilvl w:val="1"/>
-          <w:numId w:val="26"/>
+          <w:numId w:val="29"/>
         </w:numPr>
         <w:spacing w:after="0" w:afterAutospacing="0" w:line="276" w:lineRule="auto"/>
         <w:ind w:left="1440" w:hanging="360"/>
@@ -1210,7 +1210,7 @@
       <w:pPr>
         <w:numPr>
           <w:ilvl w:val="0"/>
-          <w:numId w:val="26"/>
+          <w:numId w:val="29"/>
         </w:numPr>
         <w:spacing w:after="0" w:afterAutospacing="0" w:line="276" w:lineRule="auto"/>
         <w:ind w:left="720" w:hanging="360"/>
@@ -1233,7 +1233,7 @@
       <w:pPr>
         <w:numPr>
           <w:ilvl w:val="1"/>
-          <w:numId w:val="26"/>
+          <w:numId w:val="29"/>
         </w:numPr>
         <w:spacing w:after="0" w:afterAutospacing="0" w:line="276" w:lineRule="auto"/>
         <w:ind w:left="1440" w:hanging="360"/>
@@ -1256,7 +1256,7 @@
       <w:pPr>
         <w:numPr>
           <w:ilvl w:val="1"/>
-          <w:numId w:val="26"/>
+          <w:numId w:val="29"/>
         </w:numPr>
         <w:spacing w:after="0" w:afterAutospacing="0" w:line="276" w:lineRule="auto"/>
         <w:ind w:left="1440" w:hanging="360"/>
@@ -1279,7 +1279,7 @@
       <w:pPr>
         <w:numPr>
           <w:ilvl w:val="0"/>
-          <w:numId w:val="26"/>
+          <w:numId w:val="29"/>
         </w:numPr>
         <w:spacing w:after="0" w:afterAutospacing="0" w:line="276" w:lineRule="auto"/>
         <w:ind w:left="720" w:hanging="360"/>
@@ -1302,7 +1302,7 @@
       <w:pPr>
         <w:numPr>
           <w:ilvl w:val="1"/>
-          <w:numId w:val="26"/>
+          <w:numId w:val="29"/>
         </w:numPr>
         <w:spacing w:after="0" w:afterAutospacing="0" w:line="276" w:lineRule="auto"/>
         <w:ind w:left="1440" w:hanging="360"/>
@@ -1325,7 +1325,7 @@
       <w:pPr>
         <w:numPr>
           <w:ilvl w:val="2"/>
-          <w:numId w:val="26"/>
+          <w:numId w:val="29"/>
         </w:numPr>
         <w:spacing w:after="0" w:afterAutospacing="0" w:line="276" w:lineRule="auto"/>
         <w:ind w:left="2160" w:hanging="360"/>
@@ -1348,7 +1348,7 @@
       <w:pPr>
         <w:numPr>
           <w:ilvl w:val="1"/>
-          <w:numId w:val="26"/>
+          <w:numId w:val="29"/>
         </w:numPr>
         <w:spacing w:after="0" w:afterAutospacing="0" w:line="276" w:lineRule="auto"/>
         <w:ind w:left="1440" w:hanging="360"/>
@@ -1371,7 +1371,7 @@
       <w:pPr>
         <w:numPr>
           <w:ilvl w:val="2"/>
-          <w:numId w:val="26"/>
+          <w:numId w:val="29"/>
         </w:numPr>
         <w:spacing w:after="100" w:line="276" w:lineRule="auto"/>
         <w:ind w:left="2160" w:hanging="360"/>
@@ -1491,7 +1491,7 @@
       <w:pPr>
         <w:numPr>
           <w:ilvl w:val="0"/>
-          <w:numId w:val="16"/>
+          <w:numId w:val="17"/>
         </w:numPr>
         <w:spacing w:after="0" w:afterAutospacing="0" w:before="240" w:line="276" w:lineRule="auto"/>
         <w:ind w:left="1440" w:hanging="360"/>
@@ -1513,7 +1513,7 @@
       <w:pPr>
         <w:numPr>
           <w:ilvl w:val="0"/>
-          <w:numId w:val="16"/>
+          <w:numId w:val="17"/>
         </w:numPr>
         <w:spacing w:after="0" w:afterAutospacing="0" w:before="0" w:beforeAutospacing="0" w:line="276" w:lineRule="auto"/>
         <w:ind w:left="1440" w:hanging="360"/>
@@ -1535,7 +1535,7 @@
       <w:pPr>
         <w:numPr>
           <w:ilvl w:val="0"/>
-          <w:numId w:val="16"/>
+          <w:numId w:val="17"/>
         </w:numPr>
         <w:spacing w:after="0" w:afterAutospacing="0" w:before="0" w:beforeAutospacing="0" w:line="276" w:lineRule="auto"/>
         <w:ind w:left="1440" w:hanging="360"/>
@@ -1557,7 +1557,7 @@
       <w:pPr>
         <w:numPr>
           <w:ilvl w:val="0"/>
-          <w:numId w:val="16"/>
+          <w:numId w:val="17"/>
         </w:numPr>
         <w:spacing w:after="240" w:before="0" w:beforeAutospacing="0" w:line="276" w:lineRule="auto"/>
         <w:ind w:left="1440" w:hanging="360"/>
@@ -1597,7 +1597,7 @@
       <w:pPr>
         <w:numPr>
           <w:ilvl w:val="0"/>
-          <w:numId w:val="24"/>
+          <w:numId w:val="26"/>
         </w:numPr>
         <w:spacing w:after="0" w:afterAutospacing="0" w:before="240" w:line="276" w:lineRule="auto"/>
         <w:ind w:left="1440" w:hanging="360"/>
@@ -1619,7 +1619,7 @@
       <w:pPr>
         <w:numPr>
           <w:ilvl w:val="0"/>
-          <w:numId w:val="24"/>
+          <w:numId w:val="26"/>
         </w:numPr>
         <w:spacing w:after="0" w:afterAutospacing="0" w:before="0" w:beforeAutospacing="0" w:line="276" w:lineRule="auto"/>
         <w:ind w:left="1440" w:hanging="360"/>
@@ -1641,7 +1641,7 @@
       <w:pPr>
         <w:numPr>
           <w:ilvl w:val="0"/>
-          <w:numId w:val="24"/>
+          <w:numId w:val="26"/>
         </w:numPr>
         <w:spacing w:after="0" w:afterAutospacing="0" w:before="0" w:beforeAutospacing="0" w:line="276" w:lineRule="auto"/>
         <w:ind w:left="1440" w:hanging="360"/>
@@ -1663,7 +1663,7 @@
       <w:pPr>
         <w:numPr>
           <w:ilvl w:val="0"/>
-          <w:numId w:val="24"/>
+          <w:numId w:val="26"/>
         </w:numPr>
         <w:spacing w:after="240" w:before="0" w:beforeAutospacing="0" w:line="276" w:lineRule="auto"/>
         <w:ind w:left="1440" w:hanging="360"/>
@@ -1703,7 +1703,7 @@
       <w:pPr>
         <w:numPr>
           <w:ilvl w:val="0"/>
-          <w:numId w:val="25"/>
+          <w:numId w:val="27"/>
         </w:numPr>
         <w:spacing w:after="0" w:afterAutospacing="0" w:before="240" w:line="276" w:lineRule="auto"/>
         <w:ind w:left="1440" w:hanging="360"/>
@@ -1725,7 +1725,7 @@
       <w:pPr>
         <w:numPr>
           <w:ilvl w:val="0"/>
-          <w:numId w:val="25"/>
+          <w:numId w:val="27"/>
         </w:numPr>
         <w:spacing w:after="0" w:afterAutospacing="0" w:before="0" w:beforeAutospacing="0" w:line="276" w:lineRule="auto"/>
         <w:ind w:left="1440" w:hanging="360"/>
@@ -1747,7 +1747,7 @@
       <w:pPr>
         <w:numPr>
           <w:ilvl w:val="0"/>
-          <w:numId w:val="25"/>
+          <w:numId w:val="27"/>
         </w:numPr>
         <w:spacing w:after="0" w:afterAutospacing="0" w:before="0" w:beforeAutospacing="0" w:line="276" w:lineRule="auto"/>
         <w:ind w:left="1440" w:hanging="360"/>
@@ -1769,7 +1769,7 @@
       <w:pPr>
         <w:numPr>
           <w:ilvl w:val="0"/>
-          <w:numId w:val="25"/>
+          <w:numId w:val="27"/>
         </w:numPr>
         <w:spacing w:after="0" w:afterAutospacing="0" w:before="0" w:beforeAutospacing="0" w:line="276" w:lineRule="auto"/>
         <w:ind w:left="1440" w:hanging="360"/>
@@ -1791,7 +1791,7 @@
       <w:pPr>
         <w:numPr>
           <w:ilvl w:val="0"/>
-          <w:numId w:val="25"/>
+          <w:numId w:val="27"/>
         </w:numPr>
         <w:spacing w:after="0" w:afterAutospacing="0" w:before="0" w:beforeAutospacing="0" w:line="276" w:lineRule="auto"/>
         <w:ind w:left="1440" w:hanging="360"/>
@@ -1813,7 +1813,7 @@
       <w:pPr>
         <w:numPr>
           <w:ilvl w:val="0"/>
-          <w:numId w:val="25"/>
+          <w:numId w:val="27"/>
         </w:numPr>
         <w:spacing w:after="0" w:afterAutospacing="0" w:before="0" w:beforeAutospacing="0" w:line="276" w:lineRule="auto"/>
         <w:ind w:left="1440" w:hanging="360"/>
@@ -1835,7 +1835,7 @@
       <w:pPr>
         <w:numPr>
           <w:ilvl w:val="0"/>
-          <w:numId w:val="25"/>
+          <w:numId w:val="27"/>
         </w:numPr>
         <w:spacing w:after="0" w:afterAutospacing="0" w:before="0" w:beforeAutospacing="0" w:line="276" w:lineRule="auto"/>
         <w:ind w:left="1440" w:hanging="360"/>
@@ -1857,7 +1857,7 @@
       <w:pPr>
         <w:numPr>
           <w:ilvl w:val="0"/>
-          <w:numId w:val="25"/>
+          <w:numId w:val="27"/>
         </w:numPr>
         <w:spacing w:after="240" w:before="0" w:beforeAutospacing="0" w:line="276" w:lineRule="auto"/>
         <w:ind w:left="1440" w:hanging="360"/>
@@ -1897,7 +1897,7 @@
       <w:pPr>
         <w:numPr>
           <w:ilvl w:val="0"/>
-          <w:numId w:val="14"/>
+          <w:numId w:val="15"/>
         </w:numPr>
         <w:spacing w:after="0" w:afterAutospacing="0" w:before="240" w:line="276" w:lineRule="auto"/>
         <w:ind w:left="1440" w:hanging="360"/>
@@ -1919,7 +1919,7 @@
       <w:pPr>
         <w:numPr>
           <w:ilvl w:val="0"/>
-          <w:numId w:val="14"/>
+          <w:numId w:val="15"/>
         </w:numPr>
         <w:spacing w:after="0" w:afterAutospacing="0" w:before="0" w:beforeAutospacing="0" w:line="276" w:lineRule="auto"/>
         <w:ind w:left="1440" w:hanging="360"/>
@@ -1941,7 +1941,7 @@
       <w:pPr>
         <w:numPr>
           <w:ilvl w:val="0"/>
-          <w:numId w:val="14"/>
+          <w:numId w:val="15"/>
         </w:numPr>
         <w:spacing w:after="240" w:before="0" w:beforeAutospacing="0" w:line="276" w:lineRule="auto"/>
         <w:ind w:left="1440" w:hanging="360"/>
@@ -1981,7 +1981,7 @@
       <w:pPr>
         <w:numPr>
           <w:ilvl w:val="0"/>
-          <w:numId w:val="21"/>
+          <w:numId w:val="23"/>
         </w:numPr>
         <w:spacing w:after="0" w:afterAutospacing="0" w:before="240" w:line="276" w:lineRule="auto"/>
         <w:ind w:left="1440" w:hanging="360"/>
@@ -2003,7 +2003,7 @@
       <w:pPr>
         <w:numPr>
           <w:ilvl w:val="1"/>
-          <w:numId w:val="21"/>
+          <w:numId w:val="23"/>
         </w:numPr>
         <w:spacing w:after="0" w:afterAutospacing="0" w:before="0" w:beforeAutospacing="0" w:line="276" w:lineRule="auto"/>
         <w:ind w:left="2160" w:hanging="360"/>
@@ -2033,7 +2033,7 @@
       <w:pPr>
         <w:numPr>
           <w:ilvl w:val="0"/>
-          <w:numId w:val="21"/>
+          <w:numId w:val="23"/>
         </w:numPr>
         <w:spacing w:after="0" w:afterAutospacing="0" w:before="0" w:beforeAutospacing="0" w:line="276" w:lineRule="auto"/>
         <w:ind w:left="1440" w:hanging="360"/>
@@ -2055,7 +2055,7 @@
       <w:pPr>
         <w:numPr>
           <w:ilvl w:val="1"/>
-          <w:numId w:val="21"/>
+          <w:numId w:val="23"/>
         </w:numPr>
         <w:spacing w:after="240" w:before="0" w:beforeAutospacing="0" w:line="276" w:lineRule="auto"/>
         <w:ind w:left="2160" w:hanging="360"/>
@@ -2339,7 +2339,7 @@
       <w:pPr>
         <w:numPr>
           <w:ilvl w:val="0"/>
-          <w:numId w:val="33"/>
+          <w:numId w:val="37"/>
         </w:numPr>
         <w:spacing w:after="0" w:afterAutospacing="0" w:line="276" w:lineRule="auto"/>
         <w:ind w:left="720" w:hanging="360"/>
@@ -2362,7 +2362,7 @@
       <w:pPr>
         <w:numPr>
           <w:ilvl w:val="0"/>
-          <w:numId w:val="33"/>
+          <w:numId w:val="37"/>
         </w:numPr>
         <w:spacing w:after="0" w:afterAutospacing="0" w:line="276" w:lineRule="auto"/>
         <w:ind w:left="720" w:hanging="360"/>
@@ -2385,7 +2385,7 @@
       <w:pPr>
         <w:numPr>
           <w:ilvl w:val="0"/>
-          <w:numId w:val="33"/>
+          <w:numId w:val="37"/>
         </w:numPr>
         <w:spacing w:after="100" w:line="276" w:lineRule="auto"/>
         <w:ind w:left="720" w:hanging="360"/>
@@ -2608,7 +2608,7 @@
       <w:pPr>
         <w:numPr>
           <w:ilvl w:val="0"/>
-          <w:numId w:val="37"/>
+          <w:numId w:val="43"/>
         </w:numPr>
         <w:spacing w:after="0" w:afterAutospacing="0" w:line="276" w:lineRule="auto"/>
         <w:ind w:left="720" w:hanging="360"/>
@@ -2631,7 +2631,7 @@
       <w:pPr>
         <w:numPr>
           <w:ilvl w:val="0"/>
-          <w:numId w:val="37"/>
+          <w:numId w:val="43"/>
         </w:numPr>
         <w:spacing w:after="100" w:line="276" w:lineRule="auto"/>
         <w:ind w:left="720" w:hanging="360"/>
@@ -2685,7 +2685,7 @@
       <w:pPr>
         <w:numPr>
           <w:ilvl w:val="0"/>
-          <w:numId w:val="31"/>
+          <w:numId w:val="34"/>
         </w:numPr>
         <w:spacing w:after="0" w:afterAutospacing="0" w:line="276" w:lineRule="auto"/>
         <w:ind w:left="720" w:hanging="360"/>
@@ -2708,7 +2708,7 @@
       <w:pPr>
         <w:numPr>
           <w:ilvl w:val="1"/>
-          <w:numId w:val="31"/>
+          <w:numId w:val="34"/>
         </w:numPr>
         <w:spacing w:after="0" w:afterAutospacing="0" w:line="276" w:lineRule="auto"/>
         <w:ind w:left="1440" w:hanging="360"/>
@@ -2731,7 +2731,7 @@
       <w:pPr>
         <w:numPr>
           <w:ilvl w:val="0"/>
-          <w:numId w:val="31"/>
+          <w:numId w:val="34"/>
         </w:numPr>
         <w:spacing w:after="0" w:afterAutospacing="0" w:line="276" w:lineRule="auto"/>
         <w:ind w:left="720" w:hanging="360"/>
@@ -2754,7 +2754,7 @@
       <w:pPr>
         <w:numPr>
           <w:ilvl w:val="1"/>
-          <w:numId w:val="31"/>
+          <w:numId w:val="34"/>
         </w:numPr>
         <w:spacing w:after="100" w:line="276" w:lineRule="auto"/>
         <w:ind w:left="1440" w:hanging="360"/>
@@ -3096,7 +3096,7 @@
       <w:pPr>
         <w:numPr>
           <w:ilvl w:val="0"/>
-          <w:numId w:val="18"/>
+          <w:numId w:val="20"/>
         </w:numPr>
         <w:spacing w:line="276" w:lineRule="auto"/>
         <w:ind w:left="720" w:hanging="360"/>
@@ -3116,7 +3116,7 @@
       <w:pPr>
         <w:numPr>
           <w:ilvl w:val="1"/>
-          <w:numId w:val="18"/>
+          <w:numId w:val="20"/>
         </w:numPr>
         <w:spacing w:line="276" w:lineRule="auto"/>
         <w:ind w:left="1440" w:hanging="360"/>
@@ -3137,7 +3137,7 @@
       <w:pPr>
         <w:numPr>
           <w:ilvl w:val="0"/>
-          <w:numId w:val="18"/>
+          <w:numId w:val="20"/>
         </w:numPr>
         <w:spacing w:line="276" w:lineRule="auto"/>
         <w:ind w:left="720" w:hanging="360"/>
@@ -3157,7 +3157,7 @@
       <w:pPr>
         <w:numPr>
           <w:ilvl w:val="1"/>
-          <w:numId w:val="18"/>
+          <w:numId w:val="20"/>
         </w:numPr>
         <w:spacing w:line="276" w:lineRule="auto"/>
         <w:ind w:left="1440" w:hanging="360"/>
@@ -3178,7 +3178,7 @@
       <w:pPr>
         <w:numPr>
           <w:ilvl w:val="0"/>
-          <w:numId w:val="18"/>
+          <w:numId w:val="20"/>
         </w:numPr>
         <w:spacing w:line="276" w:lineRule="auto"/>
         <w:ind w:left="720" w:hanging="360"/>
@@ -3198,7 +3198,7 @@
       <w:pPr>
         <w:numPr>
           <w:ilvl w:val="1"/>
-          <w:numId w:val="18"/>
+          <w:numId w:val="20"/>
         </w:numPr>
         <w:spacing w:line="276" w:lineRule="auto"/>
         <w:ind w:left="1440" w:hanging="360"/>
@@ -3295,7 +3295,7 @@
       <w:pPr>
         <w:numPr>
           <w:ilvl w:val="0"/>
-          <w:numId w:val="17"/>
+          <w:numId w:val="18"/>
         </w:numPr>
         <w:spacing w:line="276" w:lineRule="auto"/>
         <w:ind w:left="720" w:hanging="360"/>
@@ -3316,7 +3316,7 @@
       <w:pPr>
         <w:numPr>
           <w:ilvl w:val="0"/>
-          <w:numId w:val="17"/>
+          <w:numId w:val="18"/>
         </w:numPr>
         <w:spacing w:line="276" w:lineRule="auto"/>
         <w:ind w:left="720" w:hanging="360"/>
@@ -3337,7 +3337,7 @@
       <w:pPr>
         <w:numPr>
           <w:ilvl w:val="0"/>
-          <w:numId w:val="17"/>
+          <w:numId w:val="18"/>
         </w:numPr>
         <w:spacing w:line="276" w:lineRule="auto"/>
         <w:ind w:left="720" w:hanging="360"/>
@@ -3358,7 +3358,7 @@
       <w:pPr>
         <w:numPr>
           <w:ilvl w:val="0"/>
-          <w:numId w:val="17"/>
+          <w:numId w:val="18"/>
         </w:numPr>
         <w:spacing w:line="276" w:lineRule="auto"/>
         <w:ind w:left="720" w:hanging="360"/>
@@ -3379,7 +3379,7 @@
       <w:pPr>
         <w:numPr>
           <w:ilvl w:val="0"/>
-          <w:numId w:val="17"/>
+          <w:numId w:val="18"/>
         </w:numPr>
         <w:spacing w:line="276" w:lineRule="auto"/>
         <w:ind w:left="720" w:hanging="360"/>
@@ -3400,7 +3400,7 @@
       <w:pPr>
         <w:numPr>
           <w:ilvl w:val="0"/>
-          <w:numId w:val="17"/>
+          <w:numId w:val="18"/>
         </w:numPr>
         <w:spacing w:line="276" w:lineRule="auto"/>
         <w:ind w:left="720" w:hanging="360"/>
@@ -3515,7 +3515,7 @@
       <w:pPr>
         <w:numPr>
           <w:ilvl w:val="0"/>
-          <w:numId w:val="38"/>
+          <w:numId w:val="44"/>
         </w:numPr>
         <w:spacing w:line="276" w:lineRule="auto"/>
         <w:ind w:left="720" w:hanging="360"/>
@@ -3537,7 +3537,7 @@
       <w:pPr>
         <w:numPr>
           <w:ilvl w:val="0"/>
-          <w:numId w:val="38"/>
+          <w:numId w:val="44"/>
         </w:numPr>
         <w:spacing w:line="276" w:lineRule="auto"/>
         <w:ind w:left="720" w:hanging="360"/>
@@ -3559,7 +3559,7 @@
       <w:pPr>
         <w:numPr>
           <w:ilvl w:val="0"/>
-          <w:numId w:val="38"/>
+          <w:numId w:val="44"/>
         </w:numPr>
         <w:spacing w:line="276" w:lineRule="auto"/>
         <w:ind w:left="720" w:hanging="360"/>
@@ -3581,7 +3581,7 @@
       <w:pPr>
         <w:numPr>
           <w:ilvl w:val="0"/>
-          <w:numId w:val="38"/>
+          <w:numId w:val="44"/>
         </w:numPr>
         <w:spacing w:line="276" w:lineRule="auto"/>
         <w:ind w:left="720" w:hanging="360"/>
@@ -3603,7 +3603,7 @@
       <w:pPr>
         <w:numPr>
           <w:ilvl w:val="0"/>
-          <w:numId w:val="38"/>
+          <w:numId w:val="44"/>
         </w:numPr>
         <w:spacing w:line="276" w:lineRule="auto"/>
         <w:ind w:left="720" w:hanging="360"/>
@@ -3846,7 +3846,7 @@
         <w:keepLines w:val="0"/>
         <w:numPr>
           <w:ilvl w:val="0"/>
-          <w:numId w:val="30"/>
+          <w:numId w:val="33"/>
         </w:numPr>
         <w:shd w:fill="ffffff" w:val="clear"/>
         <w:spacing w:after="100" w:before="100" w:line="276" w:lineRule="auto"/>
@@ -3958,7 +3958,7 @@
       <w:pPr>
         <w:numPr>
           <w:ilvl w:val="0"/>
-          <w:numId w:val="29"/>
+          <w:numId w:val="32"/>
         </w:numPr>
         <w:shd w:fill="ffffff" w:val="clear"/>
         <w:spacing w:after="100" w:before="100" w:lineRule="auto"/>
@@ -4014,7 +4014,7 @@
       <w:pPr>
         <w:numPr>
           <w:ilvl w:val="0"/>
-          <w:numId w:val="13"/>
+          <w:numId w:val="14"/>
         </w:numPr>
         <w:shd w:fill="ffffff" w:val="clear"/>
         <w:spacing w:after="100" w:before="100" w:lineRule="auto"/>
@@ -4104,7 +4104,7 @@
       <w:pPr>
         <w:numPr>
           <w:ilvl w:val="0"/>
-          <w:numId w:val="35"/>
+          <w:numId w:val="40"/>
         </w:numPr>
         <w:shd w:fill="ffffff" w:val="clear"/>
         <w:spacing w:after="0" w:afterAutospacing="0" w:before="100" w:lineRule="auto"/>
@@ -4125,7 +4125,7 @@
       <w:pPr>
         <w:numPr>
           <w:ilvl w:val="0"/>
-          <w:numId w:val="35"/>
+          <w:numId w:val="40"/>
         </w:numPr>
         <w:shd w:fill="ffffff" w:val="clear"/>
         <w:spacing w:after="0" w:afterAutospacing="0" w:before="0" w:beforeAutospacing="0" w:lineRule="auto"/>
@@ -4146,7 +4146,7 @@
       <w:pPr>
         <w:numPr>
           <w:ilvl w:val="0"/>
-          <w:numId w:val="35"/>
+          <w:numId w:val="40"/>
         </w:numPr>
         <w:shd w:fill="ffffff" w:val="clear"/>
         <w:spacing w:after="0" w:afterAutospacing="0" w:before="0" w:beforeAutospacing="0" w:lineRule="auto"/>
@@ -4167,7 +4167,7 @@
       <w:pPr>
         <w:numPr>
           <w:ilvl w:val="0"/>
-          <w:numId w:val="35"/>
+          <w:numId w:val="40"/>
         </w:numPr>
         <w:shd w:fill="ffffff" w:val="clear"/>
         <w:spacing w:after="100" w:before="0" w:beforeAutospacing="0" w:lineRule="auto"/>
@@ -4206,7 +4206,7 @@
       <w:pPr>
         <w:numPr>
           <w:ilvl w:val="0"/>
-          <w:numId w:val="19"/>
+          <w:numId w:val="21"/>
         </w:numPr>
         <w:shd w:fill="ffffff" w:val="clear"/>
         <w:spacing w:after="0" w:afterAutospacing="0" w:before="100" w:lineRule="auto"/>
@@ -4227,7 +4227,7 @@
       <w:pPr>
         <w:numPr>
           <w:ilvl w:val="0"/>
-          <w:numId w:val="19"/>
+          <w:numId w:val="21"/>
         </w:numPr>
         <w:shd w:fill="ffffff" w:val="clear"/>
         <w:spacing w:after="0" w:afterAutospacing="0" w:before="0" w:beforeAutospacing="0" w:lineRule="auto"/>
@@ -4248,7 +4248,7 @@
       <w:pPr>
         <w:numPr>
           <w:ilvl w:val="0"/>
-          <w:numId w:val="19"/>
+          <w:numId w:val="21"/>
         </w:numPr>
         <w:shd w:fill="ffffff" w:val="clear"/>
         <w:spacing w:after="100" w:before="0" w:beforeAutospacing="0" w:lineRule="auto"/>
@@ -4287,7 +4287,7 @@
       <w:pPr>
         <w:numPr>
           <w:ilvl w:val="0"/>
-          <w:numId w:val="39"/>
+          <w:numId w:val="46"/>
         </w:numPr>
         <w:shd w:fill="ffffff" w:val="clear"/>
         <w:spacing w:after="0" w:afterAutospacing="0" w:before="100" w:lineRule="auto"/>
@@ -4308,7 +4308,7 @@
       <w:pPr>
         <w:numPr>
           <w:ilvl w:val="1"/>
-          <w:numId w:val="39"/>
+          <w:numId w:val="46"/>
         </w:numPr>
         <w:shd w:fill="ffffff" w:val="clear"/>
         <w:spacing w:after="0" w:afterAutospacing="0" w:before="0" w:beforeAutospacing="0" w:lineRule="auto"/>
@@ -4329,7 +4329,7 @@
       <w:pPr>
         <w:numPr>
           <w:ilvl w:val="2"/>
-          <w:numId w:val="39"/>
+          <w:numId w:val="46"/>
         </w:numPr>
         <w:shd w:fill="ffffff" w:val="clear"/>
         <w:spacing w:after="0" w:afterAutospacing="0" w:before="0" w:beforeAutospacing="0" w:lineRule="auto"/>
@@ -4350,7 +4350,7 @@
       <w:pPr>
         <w:numPr>
           <w:ilvl w:val="2"/>
-          <w:numId w:val="39"/>
+          <w:numId w:val="46"/>
         </w:numPr>
         <w:shd w:fill="ffffff" w:val="clear"/>
         <w:spacing w:after="0" w:afterAutospacing="0" w:before="0" w:beforeAutospacing="0" w:lineRule="auto"/>
@@ -4371,7 +4371,7 @@
       <w:pPr>
         <w:numPr>
           <w:ilvl w:val="1"/>
-          <w:numId w:val="39"/>
+          <w:numId w:val="46"/>
         </w:numPr>
         <w:shd w:fill="ffffff" w:val="clear"/>
         <w:spacing w:after="0" w:afterAutospacing="0" w:before="0" w:beforeAutospacing="0" w:lineRule="auto"/>
@@ -4392,7 +4392,7 @@
       <w:pPr>
         <w:numPr>
           <w:ilvl w:val="0"/>
-          <w:numId w:val="39"/>
+          <w:numId w:val="46"/>
         </w:numPr>
         <w:shd w:fill="ffffff" w:val="clear"/>
         <w:spacing w:after="0" w:afterAutospacing="0" w:before="0" w:beforeAutospacing="0" w:lineRule="auto"/>
@@ -4413,7 +4413,7 @@
       <w:pPr>
         <w:numPr>
           <w:ilvl w:val="1"/>
-          <w:numId w:val="39"/>
+          <w:numId w:val="46"/>
         </w:numPr>
         <w:shd w:fill="ffffff" w:val="clear"/>
         <w:spacing w:after="0" w:afterAutospacing="0" w:before="0" w:beforeAutospacing="0" w:lineRule="auto"/>
@@ -4434,7 +4434,7 @@
       <w:pPr>
         <w:numPr>
           <w:ilvl w:val="2"/>
-          <w:numId w:val="39"/>
+          <w:numId w:val="46"/>
         </w:numPr>
         <w:shd w:fill="ffffff" w:val="clear"/>
         <w:spacing w:after="0" w:afterAutospacing="0" w:before="0" w:beforeAutospacing="0" w:lineRule="auto"/>
@@ -4455,7 +4455,7 @@
       <w:pPr>
         <w:numPr>
           <w:ilvl w:val="2"/>
-          <w:numId w:val="39"/>
+          <w:numId w:val="46"/>
         </w:numPr>
         <w:shd w:fill="ffffff" w:val="clear"/>
         <w:spacing w:after="0" w:afterAutospacing="0" w:before="0" w:beforeAutospacing="0" w:lineRule="auto"/>
@@ -4476,7 +4476,7 @@
       <w:pPr>
         <w:numPr>
           <w:ilvl w:val="1"/>
-          <w:numId w:val="39"/>
+          <w:numId w:val="46"/>
         </w:numPr>
         <w:shd w:fill="ffffff" w:val="clear"/>
         <w:spacing w:after="100" w:before="0" w:beforeAutospacing="0" w:lineRule="auto"/>
@@ -4539,7 +4539,7 @@
       <w:pPr>
         <w:numPr>
           <w:ilvl w:val="0"/>
-          <w:numId w:val="36"/>
+          <w:numId w:val="41"/>
         </w:numPr>
         <w:shd w:fill="ffffff" w:val="clear"/>
         <w:spacing w:after="100" w:line="276" w:lineRule="auto"/>
@@ -4664,7 +4664,7 @@
       <w:pPr>
         <w:numPr>
           <w:ilvl w:val="0"/>
-          <w:numId w:val="34"/>
+          <w:numId w:val="38"/>
         </w:numPr>
         <w:shd w:fill="ffffff" w:val="clear"/>
         <w:spacing w:after="0" w:afterAutospacing="0" w:line="276" w:lineRule="auto"/>
@@ -4687,7 +4687,7 @@
       <w:pPr>
         <w:numPr>
           <w:ilvl w:val="1"/>
-          <w:numId w:val="34"/>
+          <w:numId w:val="38"/>
         </w:numPr>
         <w:shd w:fill="ffffff" w:val="clear"/>
         <w:spacing w:after="0" w:afterAutospacing="0" w:line="276" w:lineRule="auto"/>
@@ -4710,7 +4710,7 @@
       <w:pPr>
         <w:numPr>
           <w:ilvl w:val="0"/>
-          <w:numId w:val="32"/>
+          <w:numId w:val="35"/>
         </w:numPr>
         <w:shd w:fill="ffffff" w:val="clear"/>
         <w:spacing w:after="0" w:afterAutospacing="0" w:line="276" w:lineRule="auto"/>
@@ -4733,7 +4733,7 @@
       <w:pPr>
         <w:numPr>
           <w:ilvl w:val="1"/>
-          <w:numId w:val="32"/>
+          <w:numId w:val="35"/>
         </w:numPr>
         <w:shd w:fill="ffffff" w:val="clear"/>
         <w:spacing w:after="0" w:afterAutospacing="0" w:line="276" w:lineRule="auto"/>
@@ -4756,7 +4756,7 @@
       <w:pPr>
         <w:numPr>
           <w:ilvl w:val="1"/>
-          <w:numId w:val="32"/>
+          <w:numId w:val="35"/>
         </w:numPr>
         <w:shd w:fill="ffffff" w:val="clear"/>
         <w:spacing w:after="0" w:afterAutospacing="0" w:line="276" w:lineRule="auto"/>
@@ -4909,7 +4909,7 @@
       <w:pPr>
         <w:numPr>
           <w:ilvl w:val="0"/>
-          <w:numId w:val="36"/>
+          <w:numId w:val="41"/>
         </w:numPr>
         <w:shd w:fill="ffffff" w:val="clear"/>
         <w:spacing w:after="100" w:line="276" w:lineRule="auto"/>
@@ -5390,7 +5390,7 @@
       <w:pPr>
         <w:numPr>
           <w:ilvl w:val="0"/>
-          <w:numId w:val="36"/>
+          <w:numId w:val="41"/>
         </w:numPr>
         <w:shd w:fill="ffffff" w:val="clear"/>
         <w:spacing w:after="100" w:line="276" w:lineRule="auto"/>
@@ -5436,7 +5436,7 @@
       <w:pPr>
         <w:numPr>
           <w:ilvl w:val="0"/>
-          <w:numId w:val="15"/>
+          <w:numId w:val="16"/>
         </w:numPr>
         <w:shd w:fill="ffffff" w:val="clear"/>
         <w:spacing w:after="0" w:afterAutospacing="0" w:line="276" w:lineRule="auto"/>
@@ -5459,7 +5459,7 @@
       <w:pPr>
         <w:numPr>
           <w:ilvl w:val="1"/>
-          <w:numId w:val="15"/>
+          <w:numId w:val="16"/>
         </w:numPr>
         <w:shd w:fill="ffffff" w:val="clear"/>
         <w:spacing w:after="0" w:afterAutospacing="0" w:line="276" w:lineRule="auto"/>
@@ -5482,7 +5482,7 @@
       <w:pPr>
         <w:numPr>
           <w:ilvl w:val="2"/>
-          <w:numId w:val="15"/>
+          <w:numId w:val="16"/>
         </w:numPr>
         <w:shd w:fill="ffffff" w:val="clear"/>
         <w:spacing w:after="0" w:afterAutospacing="0" w:line="276" w:lineRule="auto"/>
@@ -5505,7 +5505,7 @@
       <w:pPr>
         <w:numPr>
           <w:ilvl w:val="2"/>
-          <w:numId w:val="15"/>
+          <w:numId w:val="16"/>
         </w:numPr>
         <w:shd w:fill="ffffff" w:val="clear"/>
         <w:spacing w:after="0" w:afterAutospacing="0" w:line="276" w:lineRule="auto"/>
@@ -5528,7 +5528,7 @@
       <w:pPr>
         <w:numPr>
           <w:ilvl w:val="0"/>
-          <w:numId w:val="15"/>
+          <w:numId w:val="16"/>
         </w:numPr>
         <w:shd w:fill="ffffff" w:val="clear"/>
         <w:spacing w:after="0" w:afterAutospacing="0" w:line="276" w:lineRule="auto"/>
@@ -5551,7 +5551,7 @@
       <w:pPr>
         <w:numPr>
           <w:ilvl w:val="1"/>
-          <w:numId w:val="15"/>
+          <w:numId w:val="16"/>
         </w:numPr>
         <w:shd w:fill="ffffff" w:val="clear"/>
         <w:spacing w:after="0" w:afterAutospacing="0" w:line="276" w:lineRule="auto"/>
@@ -5574,7 +5574,7 @@
       <w:pPr>
         <w:numPr>
           <w:ilvl w:val="2"/>
-          <w:numId w:val="15"/>
+          <w:numId w:val="16"/>
         </w:numPr>
         <w:shd w:fill="ffffff" w:val="clear"/>
         <w:spacing w:after="0" w:afterAutospacing="0" w:line="276" w:lineRule="auto"/>
@@ -5597,7 +5597,7 @@
       <w:pPr>
         <w:numPr>
           <w:ilvl w:val="2"/>
-          <w:numId w:val="15"/>
+          <w:numId w:val="16"/>
         </w:numPr>
         <w:shd w:fill="ffffff" w:val="clear"/>
         <w:spacing w:after="100" w:line="276" w:lineRule="auto"/>
@@ -5636,7 +5636,7 @@
       <w:pPr>
         <w:numPr>
           <w:ilvl w:val="0"/>
-          <w:numId w:val="36"/>
+          <w:numId w:val="41"/>
         </w:numPr>
         <w:shd w:fill="ffffff" w:val="clear"/>
         <w:spacing w:after="100" w:line="276" w:lineRule="auto"/>
@@ -5889,7 +5889,7 @@
       <w:pPr>
         <w:numPr>
           <w:ilvl w:val="0"/>
-          <w:numId w:val="28"/>
+          <w:numId w:val="31"/>
         </w:numPr>
         <w:shd w:fill="ffffff" w:val="clear"/>
         <w:spacing w:after="0" w:afterAutospacing="0" w:before="180" w:lineRule="auto"/>
@@ -5913,7 +5913,7 @@
       <w:pPr>
         <w:numPr>
           <w:ilvl w:val="0"/>
-          <w:numId w:val="28"/>
+          <w:numId w:val="31"/>
         </w:numPr>
         <w:shd w:fill="ffffff" w:val="clear"/>
         <w:spacing w:after="0" w:afterAutospacing="0" w:before="0" w:beforeAutospacing="0" w:lineRule="auto"/>
@@ -5937,7 +5937,7 @@
       <w:pPr>
         <w:numPr>
           <w:ilvl w:val="0"/>
-          <w:numId w:val="28"/>
+          <w:numId w:val="31"/>
         </w:numPr>
         <w:shd w:fill="ffffff" w:val="clear"/>
         <w:spacing w:after="180" w:before="0" w:beforeAutospacing="0" w:lineRule="auto"/>
@@ -8163,7 +8163,7 @@
       <w:pPr>
         <w:numPr>
           <w:ilvl w:val="0"/>
-          <w:numId w:val="23"/>
+          <w:numId w:val="25"/>
         </w:numPr>
         <w:ind w:left="1440" w:hanging="360"/>
         <w:rPr>
@@ -8182,7 +8182,7 @@
       <w:pPr>
         <w:numPr>
           <w:ilvl w:val="1"/>
-          <w:numId w:val="23"/>
+          <w:numId w:val="25"/>
         </w:numPr>
         <w:ind w:left="2160" w:hanging="360"/>
         <w:rPr>
@@ -8206,7 +8206,7 @@
       <w:pPr>
         <w:numPr>
           <w:ilvl w:val="0"/>
-          <w:numId w:val="23"/>
+          <w:numId w:val="25"/>
         </w:numPr>
         <w:ind w:left="1440" w:hanging="360"/>
         <w:rPr>
@@ -8226,7 +8226,7 @@
       <w:pPr>
         <w:numPr>
           <w:ilvl w:val="1"/>
-          <w:numId w:val="23"/>
+          <w:numId w:val="25"/>
         </w:numPr>
         <w:ind w:left="2160" w:hanging="360"/>
         <w:rPr>
@@ -8246,7 +8246,7 @@
       <w:pPr>
         <w:numPr>
           <w:ilvl w:val="0"/>
-          <w:numId w:val="23"/>
+          <w:numId w:val="25"/>
         </w:numPr>
         <w:ind w:left="1440" w:hanging="360"/>
         <w:rPr>
@@ -8266,7 +8266,7 @@
       <w:pPr>
         <w:numPr>
           <w:ilvl w:val="1"/>
-          <w:numId w:val="23"/>
+          <w:numId w:val="25"/>
         </w:numPr>
         <w:ind w:left="2160" w:hanging="360"/>
         <w:rPr>
@@ -8317,9 +8317,30 @@
     </w:p>
     <w:p>
       <w:pPr>
+        <w:spacing w:line="276" w:lineRule="auto"/>
+        <w:ind w:left="0" w:firstLine="0"/>
+        <w:rPr>
+          <w:rFonts w:ascii="Times New Roman" w:cs="Times New Roman" w:eastAsia="Times New Roman" w:hAnsi="Times New Roman"/>
+          <w:b w:val="1"/>
+          <w:bCs w:val="1"/>
+        </w:rPr>
+      </w:pPr>
+      <w:r>
+        <w:rPr>
+          <w:rFonts w:ascii="Times New Roman" w:cs="Times New Roman" w:eastAsia="Times New Roman" w:hAnsi="Times New Roman"/>
+          <w:b w:val="1"/>
+          <w:bCs w:val="1"/>
+          <w:rtl w:val="0"/>
+        </w:rPr>
+        <w:tab/>
+        <w:t xml:space="preserve">Overview</w:t>
+      </w:r>
+    </w:p>
+    <w:p>
+      <w:pPr>
         <w:numPr>
           <w:ilvl w:val="0"/>
-          <w:numId w:val="22"/>
+          <w:numId w:val="24"/>
         </w:numPr>
         <w:ind w:left="1440" w:hanging="360"/>
         <w:rPr>
@@ -8339,7 +8360,7 @@
       <w:pPr>
         <w:numPr>
           <w:ilvl w:val="0"/>
-          <w:numId w:val="22"/>
+          <w:numId w:val="24"/>
         </w:numPr>
         <w:ind w:left="1440" w:hanging="360"/>
         <w:rPr>
@@ -8359,7 +8380,7 @@
       <w:pPr>
         <w:numPr>
           <w:ilvl w:val="0"/>
-          <w:numId w:val="22"/>
+          <w:numId w:val="24"/>
         </w:numPr>
         <w:ind w:left="1440" w:hanging="360"/>
         <w:rPr>
@@ -8379,7 +8400,7 @@
       <w:pPr>
         <w:numPr>
           <w:ilvl w:val="0"/>
-          <w:numId w:val="22"/>
+          <w:numId w:val="24"/>
         </w:numPr>
         <w:ind w:left="1440" w:hanging="360"/>
         <w:rPr>
@@ -8393,6 +8414,1366 @@
           <w:rtl w:val="0"/>
         </w:rPr>
         <w:t xml:space="preserve">All bugs will be tracked and managed using GitHub Issues, categorized by severity and subsystem.</w:t>
+      </w:r>
+    </w:p>
+    <w:p>
+      <w:pPr>
+        <w:rPr>
+          <w:rFonts w:ascii="Times New Roman" w:cs="Times New Roman" w:eastAsia="Times New Roman" w:hAnsi="Times New Roman"/>
+        </w:rPr>
+      </w:pPr>
+      <w:r>
+        <w:rPr>
+          <w:rtl w:val="0"/>
+        </w:rPr>
+      </w:r>
+    </w:p>
+    <w:p>
+      <w:pPr>
+        <w:rPr>
+          <w:rFonts w:ascii="Times New Roman" w:cs="Times New Roman" w:eastAsia="Times New Roman" w:hAnsi="Times New Roman"/>
+          <w:b w:val="1"/>
+          <w:bCs w:val="1"/>
+        </w:rPr>
+      </w:pPr>
+      <w:r>
+        <w:rPr>
+          <w:rFonts w:ascii="Times New Roman" w:cs="Times New Roman" w:eastAsia="Times New Roman" w:hAnsi="Times New Roman"/>
+          <w:rtl w:val="0"/>
+        </w:rPr>
+        <w:tab/>
+      </w:r>
+      <w:r>
+        <w:rPr>
+          <w:rFonts w:ascii="Times New Roman" w:cs="Times New Roman" w:eastAsia="Times New Roman" w:hAnsi="Times New Roman"/>
+          <w:b w:val="1"/>
+          <w:bCs w:val="1"/>
+          <w:rtl w:val="0"/>
+        </w:rPr>
+        <w:t xml:space="preserve">Framework</w:t>
+        <w:tab/>
+      </w:r>
+    </w:p>
+    <w:p>
+      <w:pPr>
+        <w:ind w:left="0" w:firstLine="720"/>
+        <w:rPr>
+          <w:rFonts w:ascii="Times New Roman" w:cs="Times New Roman" w:eastAsia="Times New Roman" w:hAnsi="Times New Roman"/>
+        </w:rPr>
+      </w:pPr>
+      <w:r>
+        <w:rPr>
+          <w:rFonts w:ascii="Times New Roman" w:cs="Times New Roman" w:eastAsia="Times New Roman" w:hAnsi="Times New Roman"/>
+          <w:rtl w:val="0"/>
+        </w:rPr>
+        <w:t xml:space="preserve">We will use the Unity Test Framework (built into Unity). </w:t>
+      </w:r>
+    </w:p>
+    <w:p>
+      <w:pPr>
+        <w:ind w:left="720" w:firstLine="0"/>
+        <w:rPr>
+          <w:rFonts w:ascii="Times New Roman" w:cs="Times New Roman" w:eastAsia="Times New Roman" w:hAnsi="Times New Roman"/>
+        </w:rPr>
+      </w:pPr>
+      <w:r>
+        <w:rPr>
+          <w:rFonts w:ascii="Times New Roman" w:cs="Times New Roman" w:eastAsia="Times New Roman" w:hAnsi="Times New Roman"/>
+          <w:rtl w:val="0"/>
+        </w:rPr>
+        <w:t xml:space="preserve">Test types:</w:t>
+        <w:tab/>
+      </w:r>
+    </w:p>
+    <w:p>
+      <w:pPr>
+        <w:numPr>
+          <w:ilvl w:val="0"/>
+          <w:numId w:val="45"/>
+        </w:numPr>
+        <w:ind w:left="1440" w:hanging="360"/>
+        <w:rPr>
+          <w:rFonts w:ascii="Times New Roman" w:cs="Times New Roman" w:eastAsia="Times New Roman" w:hAnsi="Times New Roman"/>
+          <w:u w:val="none"/>
+        </w:rPr>
+      </w:pPr>
+      <w:r>
+        <w:rPr>
+          <w:rFonts w:ascii="Times New Roman" w:cs="Times New Roman" w:eastAsia="Times New Roman" w:hAnsi="Times New Roman"/>
+          <w:rtl w:val="0"/>
+        </w:rPr>
+        <w:t xml:space="preserve">Edit Mode tests (pure C# logic)</w:t>
+      </w:r>
+    </w:p>
+    <w:p>
+      <w:pPr>
+        <w:numPr>
+          <w:ilvl w:val="0"/>
+          <w:numId w:val="45"/>
+        </w:numPr>
+        <w:ind w:left="1440" w:hanging="360"/>
+        <w:rPr>
+          <w:rFonts w:ascii="Times New Roman" w:cs="Times New Roman" w:eastAsia="Times New Roman" w:hAnsi="Times New Roman"/>
+          <w:u w:val="none"/>
+        </w:rPr>
+      </w:pPr>
+      <w:r>
+        <w:rPr>
+          <w:rFonts w:ascii="Times New Roman" w:cs="Times New Roman" w:eastAsia="Times New Roman" w:hAnsi="Times New Roman"/>
+          <w:rtl w:val="0"/>
+        </w:rPr>
+        <w:t xml:space="preserve">Play Mode tests (runtime integration behavior)</w:t>
+      </w:r>
+    </w:p>
+    <w:p>
+      <w:pPr>
+        <w:rPr>
+          <w:rFonts w:ascii="Times New Roman" w:cs="Times New Roman" w:eastAsia="Times New Roman" w:hAnsi="Times New Roman"/>
+        </w:rPr>
+      </w:pPr>
+      <w:r>
+        <w:rPr>
+          <w:rFonts w:ascii="Times New Roman" w:cs="Times New Roman" w:eastAsia="Times New Roman" w:hAnsi="Times New Roman"/>
+          <w:rtl w:val="0"/>
+        </w:rPr>
+        <w:tab/>
+        <w:t xml:space="preserve">Tests will be executed via CI using:</w:t>
+      </w:r>
+    </w:p>
+    <w:p>
+      <w:pPr>
+        <w:numPr>
+          <w:ilvl w:val="0"/>
+          <w:numId w:val="28"/>
+        </w:numPr>
+        <w:ind w:left="1440" w:hanging="360"/>
+        <w:rPr>
+          <w:rFonts w:ascii="Times New Roman" w:cs="Times New Roman" w:eastAsia="Times New Roman" w:hAnsi="Times New Roman"/>
+          <w:u w:val="none"/>
+        </w:rPr>
+      </w:pPr>
+      <w:r>
+        <w:rPr>
+          <w:rFonts w:ascii="Times New Roman" w:cs="Times New Roman" w:eastAsia="Times New Roman" w:hAnsi="Times New Roman"/>
+          <w:rtl w:val="0"/>
+        </w:rPr>
+        <w:t xml:space="preserve">Github actions</w:t>
+      </w:r>
+    </w:p>
+    <w:p>
+      <w:pPr>
+        <w:numPr>
+          <w:ilvl w:val="0"/>
+          <w:numId w:val="28"/>
+        </w:numPr>
+        <w:ind w:left="1440" w:hanging="360"/>
+        <w:rPr>
+          <w:rFonts w:ascii="Times New Roman" w:cs="Times New Roman" w:eastAsia="Times New Roman" w:hAnsi="Times New Roman"/>
+          <w:u w:val="none"/>
+        </w:rPr>
+      </w:pPr>
+      <w:hyperlink r:id="rId8">
+        <w:r>
+          <w:rPr>
+            <w:rFonts w:ascii="Times New Roman" w:cs="Times New Roman" w:eastAsia="Times New Roman" w:hAnsi="Times New Roman"/>
+            <w:color w:val="1155cc"/>
+            <w:u w:val="single"/>
+            <w:rtl w:val="0"/>
+          </w:rPr>
+          <w:t xml:space="preserve">GameCI</w:t>
+        </w:r>
+      </w:hyperlink>
+      <w:r>
+        <w:rPr>
+          <w:rFonts w:ascii="Times New Roman" w:cs="Times New Roman" w:eastAsia="Times New Roman" w:hAnsi="Times New Roman"/>
+          <w:rtl w:val="0"/>
+        </w:rPr>
+        <w:t xml:space="preserve"> Unity Test Runner</w:t>
+      </w:r>
+    </w:p>
+    <w:p>
+      <w:pPr>
+        <w:rPr>
+          <w:rFonts w:ascii="Times New Roman" w:cs="Times New Roman" w:eastAsia="Times New Roman" w:hAnsi="Times New Roman"/>
+        </w:rPr>
+      </w:pPr>
+      <w:r>
+        <w:rPr>
+          <w:rFonts w:ascii="Times New Roman" w:cs="Times New Roman" w:eastAsia="Times New Roman" w:hAnsi="Times New Roman"/>
+          <w:rtl w:val="0"/>
+        </w:rPr>
+        <w:tab/>
+        <w:t xml:space="preserve">Justification:</w:t>
+      </w:r>
+    </w:p>
+    <w:p>
+      <w:pPr>
+        <w:ind w:left="720" w:firstLine="720"/>
+        <w:rPr>
+          <w:rFonts w:ascii="Times New Roman" w:cs="Times New Roman" w:eastAsia="Times New Roman" w:hAnsi="Times New Roman"/>
+        </w:rPr>
+      </w:pPr>
+      <w:r>
+        <w:rPr>
+          <w:rFonts w:ascii="Times New Roman" w:cs="Times New Roman" w:eastAsia="Times New Roman" w:hAnsi="Times New Roman"/>
+          <w:rtl w:val="0"/>
+        </w:rPr>
+        <w:t xml:space="preserve">The Unity Test Framework (UTF) is already fully integrated into Unity and doesn’t need any external dependencies, making it the most straightforward choice.</w:t>
+      </w:r>
+    </w:p>
+    <w:p>
+      <w:pPr>
+        <w:ind w:left="720" w:firstLine="0"/>
+        <w:rPr>
+          <w:rFonts w:ascii="Times New Roman" w:cs="Times New Roman" w:eastAsia="Times New Roman" w:hAnsi="Times New Roman"/>
+        </w:rPr>
+      </w:pPr>
+      <w:r>
+        <w:rPr>
+          <w:rtl w:val="0"/>
+        </w:rPr>
+      </w:r>
+    </w:p>
+    <w:p>
+      <w:pPr>
+        <w:ind w:left="720" w:firstLine="0"/>
+        <w:rPr>
+          <w:rFonts w:ascii="Times New Roman" w:cs="Times New Roman" w:eastAsia="Times New Roman" w:hAnsi="Times New Roman"/>
+          <w:b w:val="1"/>
+          <w:bCs w:val="1"/>
+        </w:rPr>
+      </w:pPr>
+      <w:r>
+        <w:rPr>
+          <w:rFonts w:ascii="Times New Roman" w:cs="Times New Roman" w:eastAsia="Times New Roman" w:hAnsi="Times New Roman"/>
+          <w:b w:val="1"/>
+          <w:bCs w:val="1"/>
+          <w:rtl w:val="0"/>
+        </w:rPr>
+        <w:t xml:space="preserve">Adding new tests</w:t>
+      </w:r>
+    </w:p>
+    <w:p>
+      <w:pPr>
+        <w:ind w:left="720" w:firstLine="0"/>
+        <w:rPr>
+          <w:rFonts w:ascii="Times New Roman" w:cs="Times New Roman" w:eastAsia="Times New Roman" w:hAnsi="Times New Roman"/>
+        </w:rPr>
+      </w:pPr>
+      <w:r>
+        <w:rPr>
+          <w:rFonts w:ascii="Times New Roman" w:cs="Times New Roman" w:eastAsia="Times New Roman" w:hAnsi="Times New Roman"/>
+          <w:rtl w:val="0"/>
+        </w:rPr>
+        <w:t xml:space="preserve">All tests are stored under:</w:t>
+      </w:r>
+    </w:p>
+    <w:p>
+      <w:pPr>
+        <w:numPr>
+          <w:ilvl w:val="0"/>
+          <w:numId w:val="42"/>
+        </w:numPr>
+        <w:ind w:left="1440" w:hanging="360"/>
+        <w:rPr>
+          <w:rFonts w:ascii="Times New Roman" w:cs="Times New Roman" w:eastAsia="Times New Roman" w:hAnsi="Times New Roman"/>
+          <w:u w:val="none"/>
+        </w:rPr>
+      </w:pPr>
+      <w:r>
+        <w:rPr>
+          <w:rFonts w:ascii="Times New Roman" w:cs="Times New Roman" w:eastAsia="Times New Roman" w:hAnsi="Times New Roman"/>
+          <w:rtl w:val="0"/>
+        </w:rPr>
+        <w:t xml:space="preserve">Assets/Tests/EditMode/</w:t>
+      </w:r>
+    </w:p>
+    <w:p>
+      <w:pPr>
+        <w:numPr>
+          <w:ilvl w:val="0"/>
+          <w:numId w:val="42"/>
+        </w:numPr>
+        <w:ind w:left="1440" w:hanging="360"/>
+        <w:rPr>
+          <w:rFonts w:ascii="Times New Roman" w:cs="Times New Roman" w:eastAsia="Times New Roman" w:hAnsi="Times New Roman"/>
+          <w:u w:val="none"/>
+        </w:rPr>
+      </w:pPr>
+      <w:r>
+        <w:rPr>
+          <w:rFonts w:ascii="Times New Roman" w:cs="Times New Roman" w:eastAsia="Times New Roman" w:hAnsi="Times New Roman"/>
+          <w:rtl w:val="0"/>
+        </w:rPr>
+        <w:t xml:space="preserve">Assets/Tests/PlayMode/</w:t>
+      </w:r>
+    </w:p>
+    <w:p>
+      <w:pPr>
+        <w:ind w:left="0" w:firstLine="0"/>
+        <w:rPr>
+          <w:rFonts w:ascii="Times New Roman" w:cs="Times New Roman" w:eastAsia="Times New Roman" w:hAnsi="Times New Roman"/>
+          <w:b w:val="1"/>
+          <w:bCs w:val="1"/>
+        </w:rPr>
+      </w:pPr>
+      <w:r>
+        <w:rPr>
+          <w:rFonts w:ascii="Times New Roman" w:cs="Times New Roman" w:eastAsia="Times New Roman" w:hAnsi="Times New Roman"/>
+          <w:rtl w:val="0"/>
+        </w:rPr>
+        <w:tab/>
+      </w:r>
+      <w:r>
+        <w:rPr>
+          <w:rtl w:val="0"/>
+        </w:rPr>
+      </w:r>
+    </w:p>
+    <w:p>
+      <w:pPr>
+        <w:ind w:left="720" w:firstLine="0"/>
+        <w:rPr>
+          <w:rFonts w:ascii="Times New Roman" w:cs="Times New Roman" w:eastAsia="Times New Roman" w:hAnsi="Times New Roman"/>
+        </w:rPr>
+      </w:pPr>
+      <w:r>
+        <w:rPr>
+          <w:rFonts w:ascii="Times New Roman" w:cs="Times New Roman" w:eastAsia="Times New Roman" w:hAnsi="Times New Roman"/>
+          <w:rtl w:val="0"/>
+        </w:rPr>
+        <w:t xml:space="preserve">Before pushing:</w:t>
+      </w:r>
+    </w:p>
+    <w:p>
+      <w:pPr>
+        <w:numPr>
+          <w:ilvl w:val="0"/>
+          <w:numId w:val="39"/>
+        </w:numPr>
+        <w:ind w:left="1440" w:hanging="360"/>
+        <w:rPr>
+          <w:rFonts w:ascii="Times New Roman" w:cs="Times New Roman" w:eastAsia="Times New Roman" w:hAnsi="Times New Roman"/>
+          <w:u w:val="none"/>
+        </w:rPr>
+      </w:pPr>
+      <w:r>
+        <w:rPr>
+          <w:rFonts w:ascii="Times New Roman" w:cs="Times New Roman" w:eastAsia="Times New Roman" w:hAnsi="Times New Roman"/>
+          <w:rtl w:val="0"/>
+        </w:rPr>
+        <w:t xml:space="preserve">Run Edit Mode tests locally</w:t>
+      </w:r>
+    </w:p>
+    <w:p>
+      <w:pPr>
+        <w:numPr>
+          <w:ilvl w:val="0"/>
+          <w:numId w:val="39"/>
+        </w:numPr>
+        <w:ind w:left="1440" w:hanging="360"/>
+        <w:rPr>
+          <w:rFonts w:ascii="Times New Roman" w:cs="Times New Roman" w:eastAsia="Times New Roman" w:hAnsi="Times New Roman"/>
+          <w:u w:val="none"/>
+        </w:rPr>
+      </w:pPr>
+      <w:r>
+        <w:rPr>
+          <w:rFonts w:ascii="Times New Roman" w:cs="Times New Roman" w:eastAsia="Times New Roman" w:hAnsi="Times New Roman"/>
+          <w:rtl w:val="0"/>
+        </w:rPr>
+        <w:t xml:space="preserve">Run Play Mode tests locally</w:t>
+      </w:r>
+    </w:p>
+    <w:p>
+      <w:pPr>
+        <w:numPr>
+          <w:ilvl w:val="0"/>
+          <w:numId w:val="39"/>
+        </w:numPr>
+        <w:ind w:left="1440" w:hanging="360"/>
+        <w:rPr>
+          <w:rFonts w:ascii="Times New Roman" w:cs="Times New Roman" w:eastAsia="Times New Roman" w:hAnsi="Times New Roman"/>
+          <w:u w:val="none"/>
+        </w:rPr>
+      </w:pPr>
+      <w:r>
+        <w:rPr>
+          <w:rFonts w:ascii="Times New Roman" w:cs="Times New Roman" w:eastAsia="Times New Roman" w:hAnsi="Times New Roman"/>
+          <w:rtl w:val="0"/>
+        </w:rPr>
+        <w:t xml:space="preserve">Ensure no warnings or failures</w:t>
+      </w:r>
+    </w:p>
+    <w:p>
+      <w:pPr>
+        <w:numPr>
+          <w:ilvl w:val="0"/>
+          <w:numId w:val="39"/>
+        </w:numPr>
+        <w:ind w:left="1440" w:hanging="360"/>
+        <w:rPr>
+          <w:rFonts w:ascii="Times New Roman" w:cs="Times New Roman" w:eastAsia="Times New Roman" w:hAnsi="Times New Roman"/>
+          <w:u w:val="none"/>
+        </w:rPr>
+      </w:pPr>
+      <w:r>
+        <w:rPr>
+          <w:rFonts w:ascii="Times New Roman" w:cs="Times New Roman" w:eastAsia="Times New Roman" w:hAnsi="Times New Roman"/>
+          <w:rtl w:val="0"/>
+        </w:rPr>
+        <w:t xml:space="preserve">All pull requests must pass CI tests before merge.</w:t>
+      </w:r>
+    </w:p>
+    <w:p>
+      <w:pPr>
+        <w:rPr>
+          <w:rFonts w:ascii="Times New Roman" w:cs="Times New Roman" w:eastAsia="Times New Roman" w:hAnsi="Times New Roman"/>
+        </w:rPr>
+      </w:pPr>
+      <w:r>
+        <w:rPr>
+          <w:rtl w:val="0"/>
+        </w:rPr>
+      </w:r>
+    </w:p>
+    <w:p>
+      <w:pPr>
+        <w:rPr>
+          <w:rFonts w:ascii="Times New Roman" w:cs="Times New Roman" w:eastAsia="Times New Roman" w:hAnsi="Times New Roman"/>
+          <w:b w:val="1"/>
+          <w:bCs w:val="1"/>
+        </w:rPr>
+      </w:pPr>
+      <w:r>
+        <w:rPr>
+          <w:rFonts w:ascii="Times New Roman" w:cs="Times New Roman" w:eastAsia="Times New Roman" w:hAnsi="Times New Roman"/>
+          <w:rtl w:val="0"/>
+        </w:rPr>
+        <w:tab/>
+      </w:r>
+      <w:r>
+        <w:rPr>
+          <w:rFonts w:ascii="Times New Roman" w:cs="Times New Roman" w:eastAsia="Times New Roman" w:hAnsi="Times New Roman"/>
+          <w:b w:val="1"/>
+          <w:bCs w:val="1"/>
+          <w:rtl w:val="0"/>
+        </w:rPr>
+        <w:t xml:space="preserve">Continuous Integration (CI)</w:t>
+      </w:r>
+    </w:p>
+    <w:p>
+      <w:pPr>
+        <w:rPr>
+          <w:rFonts w:ascii="Times New Roman" w:cs="Times New Roman" w:eastAsia="Times New Roman" w:hAnsi="Times New Roman"/>
+        </w:rPr>
+      </w:pPr>
+      <w:r>
+        <w:rPr>
+          <w:rFonts w:ascii="Times New Roman" w:cs="Times New Roman" w:eastAsia="Times New Roman" w:hAnsi="Times New Roman"/>
+          <w:b w:val="1"/>
+          <w:bCs w:val="1"/>
+          <w:rtl w:val="0"/>
+        </w:rPr>
+        <w:tab/>
+      </w:r>
+      <w:r>
+        <w:rPr>
+          <w:rFonts w:ascii="Times New Roman" w:cs="Times New Roman" w:eastAsia="Times New Roman" w:hAnsi="Times New Roman"/>
+          <w:rtl w:val="0"/>
+        </w:rPr>
+        <w:t xml:space="preserve">We chose Github Actions + </w:t>
+      </w:r>
+      <w:hyperlink r:id="rId9">
+        <w:r>
+          <w:rPr>
+            <w:rFonts w:ascii="Times New Roman" w:cs="Times New Roman" w:eastAsia="Times New Roman" w:hAnsi="Times New Roman"/>
+            <w:color w:val="1155cc"/>
+            <w:u w:val="single"/>
+            <w:rtl w:val="0"/>
+          </w:rPr>
+          <w:t xml:space="preserve">GameCI</w:t>
+        </w:r>
+      </w:hyperlink>
+      <w:r>
+        <w:rPr>
+          <w:rFonts w:ascii="Times New Roman" w:cs="Times New Roman" w:eastAsia="Times New Roman" w:hAnsi="Times New Roman"/>
+          <w:rtl w:val="0"/>
+        </w:rPr>
+        <w:t xml:space="preserve">.</w:t>
+      </w:r>
+    </w:p>
+    <w:p>
+      <w:pPr>
+        <w:rPr>
+          <w:rFonts w:ascii="Times New Roman" w:cs="Times New Roman" w:eastAsia="Times New Roman" w:hAnsi="Times New Roman"/>
+        </w:rPr>
+      </w:pPr>
+      <w:r>
+        <w:rPr>
+          <w:rFonts w:ascii="Times New Roman" w:cs="Times New Roman" w:eastAsia="Times New Roman" w:hAnsi="Times New Roman"/>
+          <w:rtl w:val="0"/>
+        </w:rPr>
+        <w:tab/>
+        <w:t xml:space="preserve">Why:</w:t>
+      </w:r>
+    </w:p>
+    <w:p>
+      <w:pPr>
+        <w:numPr>
+          <w:ilvl w:val="0"/>
+          <w:numId w:val="19"/>
+        </w:numPr>
+        <w:ind w:left="1440" w:hanging="360"/>
+        <w:rPr>
+          <w:rFonts w:ascii="Times New Roman" w:cs="Times New Roman" w:eastAsia="Times New Roman" w:hAnsi="Times New Roman"/>
+          <w:u w:val="none"/>
+        </w:rPr>
+      </w:pPr>
+      <w:r>
+        <w:rPr>
+          <w:rFonts w:ascii="Times New Roman" w:cs="Times New Roman" w:eastAsia="Times New Roman" w:hAnsi="Times New Roman"/>
+          <w:rtl w:val="0"/>
+        </w:rPr>
+        <w:t xml:space="preserve">Native GitHub integration</w:t>
+      </w:r>
+    </w:p>
+    <w:p>
+      <w:pPr>
+        <w:numPr>
+          <w:ilvl w:val="0"/>
+          <w:numId w:val="19"/>
+        </w:numPr>
+        <w:ind w:left="1440" w:hanging="360"/>
+        <w:rPr>
+          <w:rFonts w:ascii="Times New Roman" w:cs="Times New Roman" w:eastAsia="Times New Roman" w:hAnsi="Times New Roman"/>
+          <w:u w:val="none"/>
+        </w:rPr>
+      </w:pPr>
+      <w:r>
+        <w:rPr>
+          <w:rFonts w:ascii="Times New Roman" w:cs="Times New Roman" w:eastAsia="Times New Roman" w:hAnsi="Times New Roman"/>
+          <w:rtl w:val="0"/>
+        </w:rPr>
+        <w:t xml:space="preserve">GameCI provides Unity specific support</w:t>
+      </w:r>
+    </w:p>
+    <w:p>
+      <w:pPr>
+        <w:numPr>
+          <w:ilvl w:val="0"/>
+          <w:numId w:val="19"/>
+        </w:numPr>
+        <w:ind w:left="1440" w:hanging="360"/>
+        <w:rPr>
+          <w:rFonts w:ascii="Times New Roman" w:cs="Times New Roman" w:eastAsia="Times New Roman" w:hAnsi="Times New Roman"/>
+          <w:u w:val="none"/>
+        </w:rPr>
+      </w:pPr>
+      <w:r>
+        <w:rPr>
+          <w:rFonts w:ascii="Times New Roman" w:cs="Times New Roman" w:eastAsia="Times New Roman" w:hAnsi="Times New Roman"/>
+          <w:rtl w:val="0"/>
+        </w:rPr>
+        <w:t xml:space="preserve">Handles Unity licensing</w:t>
+      </w:r>
+    </w:p>
+    <w:p>
+      <w:pPr>
+        <w:rPr>
+          <w:rFonts w:ascii="Times New Roman" w:cs="Times New Roman" w:eastAsia="Times New Roman" w:hAnsi="Times New Roman"/>
+        </w:rPr>
+      </w:pPr>
+      <w:r>
+        <w:rPr>
+          <w:rtl w:val="0"/>
+        </w:rPr>
+      </w:r>
+    </w:p>
+    <w:p>
+      <w:pPr>
+        <w:rPr>
+          <w:rFonts w:ascii="Times New Roman" w:cs="Times New Roman" w:eastAsia="Times New Roman" w:hAnsi="Times New Roman"/>
+        </w:rPr>
+      </w:pPr>
+      <w:r>
+        <w:rPr>
+          <w:rFonts w:ascii="Times New Roman" w:cs="Times New Roman" w:eastAsia="Times New Roman" w:hAnsi="Times New Roman"/>
+          <w:rtl w:val="0"/>
+        </w:rPr>
+        <w:tab/>
+        <w:t xml:space="preserve">Other CIs considered:</w:t>
+      </w:r>
+    </w:p>
+    <w:tbl>
+      <w:tblPr>
+        <w:tblStyle w:val="Table2"/>
+        <w:tblW w:w="9360.0" w:type="dxa"/>
+        <w:jc w:val="left"/>
+        <w:tblBorders>
+          <w:top w:color="000000" w:space="0" w:sz="8" w:val="single"/>
+          <w:left w:color="000000" w:space="0" w:sz="8" w:val="single"/>
+          <w:bottom w:color="000000" w:space="0" w:sz="8" w:val="single"/>
+          <w:right w:color="000000" w:space="0" w:sz="8" w:val="single"/>
+          <w:insideH w:color="000000" w:space="0" w:sz="8" w:val="single"/>
+          <w:insideV w:color="000000" w:space="0" w:sz="8" w:val="single"/>
+        </w:tblBorders>
+        <w:tblLayout w:type="fixed"/>
+        <w:tblLook w:val="0600"/>
+      </w:tblPr>
+      <w:tblGrid>
+        <w:gridCol w:w="3120"/>
+        <w:gridCol w:w="3120"/>
+        <w:gridCol w:w="3120"/>
+        <w:tblGridChange w:id="0">
+          <w:tblGrid>
+            <w:gridCol w:w="3120"/>
+            <w:gridCol w:w="3120"/>
+            <w:gridCol w:w="3120"/>
+          </w:tblGrid>
+        </w:tblGridChange>
+      </w:tblGrid>
+      <w:tr>
+        <w:trPr>
+          <w:cantSplit w:val="0"/>
+          <w:tblHeader w:val="0"/>
+        </w:trPr>
+        <w:tc>
+          <w:tcPr>
+            <w:shd w:fill="auto" w:val="clear"/>
+            <w:tcMar>
+              <w:top w:w="100.0" w:type="dxa"/>
+              <w:left w:w="100.0" w:type="dxa"/>
+              <w:bottom w:w="100.0" w:type="dxa"/>
+              <w:right w:w="100.0" w:type="dxa"/>
+            </w:tcMar>
+            <w:vAlign w:val="top"/>
+          </w:tcPr>
+          <w:p>
+            <w:pPr>
+              <w:keepNext w:val="0"/>
+              <w:keepLines w:val="0"/>
+              <w:pageBreakBefore w:val="0"/>
+              <w:widowControl w:val="0"/>
+              <w:pBdr>
+                <w:top w:space="0" w:sz="0" w:val="nil"/>
+                <w:left w:space="0" w:sz="0" w:val="nil"/>
+                <w:bottom w:space="0" w:sz="0" w:val="nil"/>
+                <w:right w:space="0" w:sz="0" w:val="nil"/>
+                <w:between w:space="0" w:sz="0" w:val="nil"/>
+              </w:pBdr>
+              <w:shd w:fill="auto" w:val="clear"/>
+              <w:spacing w:after="0" w:before="0" w:line="240" w:lineRule="auto"/>
+              <w:ind w:left="0" w:right="0" w:firstLine="0"/>
+              <w:jc w:val="left"/>
+              <w:rPr>
+                <w:rFonts w:ascii="Times New Roman" w:cs="Times New Roman" w:eastAsia="Times New Roman" w:hAnsi="Times New Roman"/>
+                <w:b w:val="1"/>
+                <w:bCs w:val="1"/>
+              </w:rPr>
+            </w:pPr>
+            <w:r>
+              <w:rPr>
+                <w:rFonts w:ascii="Times New Roman" w:cs="Times New Roman" w:eastAsia="Times New Roman" w:hAnsi="Times New Roman"/>
+                <w:b w:val="1"/>
+                <w:bCs w:val="1"/>
+                <w:rtl w:val="0"/>
+              </w:rPr>
+              <w:t xml:space="preserve">CI Service</w:t>
+            </w:r>
+          </w:p>
+        </w:tc>
+        <w:tc>
+          <w:tcPr>
+            <w:shd w:fill="auto" w:val="clear"/>
+            <w:tcMar>
+              <w:top w:w="100.0" w:type="dxa"/>
+              <w:left w:w="100.0" w:type="dxa"/>
+              <w:bottom w:w="100.0" w:type="dxa"/>
+              <w:right w:w="100.0" w:type="dxa"/>
+            </w:tcMar>
+            <w:vAlign w:val="top"/>
+          </w:tcPr>
+          <w:p>
+            <w:pPr>
+              <w:keepNext w:val="0"/>
+              <w:keepLines w:val="0"/>
+              <w:pageBreakBefore w:val="0"/>
+              <w:widowControl w:val="0"/>
+              <w:pBdr>
+                <w:top w:space="0" w:sz="0" w:val="nil"/>
+                <w:left w:space="0" w:sz="0" w:val="nil"/>
+                <w:bottom w:space="0" w:sz="0" w:val="nil"/>
+                <w:right w:space="0" w:sz="0" w:val="nil"/>
+                <w:between w:space="0" w:sz="0" w:val="nil"/>
+              </w:pBdr>
+              <w:shd w:fill="auto" w:val="clear"/>
+              <w:spacing w:after="0" w:before="0" w:line="240" w:lineRule="auto"/>
+              <w:ind w:left="0" w:right="0" w:firstLine="0"/>
+              <w:jc w:val="left"/>
+              <w:rPr>
+                <w:rFonts w:ascii="Times New Roman" w:cs="Times New Roman" w:eastAsia="Times New Roman" w:hAnsi="Times New Roman"/>
+                <w:b w:val="1"/>
+                <w:bCs w:val="1"/>
+              </w:rPr>
+            </w:pPr>
+            <w:r>
+              <w:rPr>
+                <w:rFonts w:ascii="Times New Roman" w:cs="Times New Roman" w:eastAsia="Times New Roman" w:hAnsi="Times New Roman"/>
+                <w:b w:val="1"/>
+                <w:bCs w:val="1"/>
+                <w:rtl w:val="0"/>
+              </w:rPr>
+              <w:t xml:space="preserve">Pros</w:t>
+            </w:r>
+          </w:p>
+        </w:tc>
+        <w:tc>
+          <w:tcPr>
+            <w:shd w:fill="auto" w:val="clear"/>
+            <w:tcMar>
+              <w:top w:w="100.0" w:type="dxa"/>
+              <w:left w:w="100.0" w:type="dxa"/>
+              <w:bottom w:w="100.0" w:type="dxa"/>
+              <w:right w:w="100.0" w:type="dxa"/>
+            </w:tcMar>
+            <w:vAlign w:val="top"/>
+          </w:tcPr>
+          <w:p>
+            <w:pPr>
+              <w:keepNext w:val="0"/>
+              <w:keepLines w:val="0"/>
+              <w:pageBreakBefore w:val="0"/>
+              <w:widowControl w:val="0"/>
+              <w:pBdr>
+                <w:top w:space="0" w:sz="0" w:val="nil"/>
+                <w:left w:space="0" w:sz="0" w:val="nil"/>
+                <w:bottom w:space="0" w:sz="0" w:val="nil"/>
+                <w:right w:space="0" w:sz="0" w:val="nil"/>
+                <w:between w:space="0" w:sz="0" w:val="nil"/>
+              </w:pBdr>
+              <w:shd w:fill="auto" w:val="clear"/>
+              <w:spacing w:after="0" w:before="0" w:line="240" w:lineRule="auto"/>
+              <w:ind w:left="0" w:right="0" w:firstLine="0"/>
+              <w:jc w:val="left"/>
+              <w:rPr>
+                <w:rFonts w:ascii="Times New Roman" w:cs="Times New Roman" w:eastAsia="Times New Roman" w:hAnsi="Times New Roman"/>
+                <w:b w:val="1"/>
+                <w:bCs w:val="1"/>
+              </w:rPr>
+            </w:pPr>
+            <w:r>
+              <w:rPr>
+                <w:rFonts w:ascii="Times New Roman" w:cs="Times New Roman" w:eastAsia="Times New Roman" w:hAnsi="Times New Roman"/>
+                <w:b w:val="1"/>
+                <w:bCs w:val="1"/>
+                <w:rtl w:val="0"/>
+              </w:rPr>
+              <w:t xml:space="preserve">Cons</w:t>
+            </w:r>
+          </w:p>
+        </w:tc>
+      </w:tr>
+      <w:tr>
+        <w:trPr>
+          <w:cantSplit w:val="0"/>
+          <w:tblHeader w:val="0"/>
+        </w:trPr>
+        <w:tc>
+          <w:tcPr>
+            <w:shd w:fill="auto" w:val="clear"/>
+            <w:tcMar>
+              <w:top w:w="100.0" w:type="dxa"/>
+              <w:left w:w="100.0" w:type="dxa"/>
+              <w:bottom w:w="100.0" w:type="dxa"/>
+              <w:right w:w="100.0" w:type="dxa"/>
+            </w:tcMar>
+            <w:vAlign w:val="top"/>
+          </w:tcPr>
+          <w:p>
+            <w:pPr>
+              <w:keepNext w:val="0"/>
+              <w:keepLines w:val="0"/>
+              <w:pageBreakBefore w:val="0"/>
+              <w:widowControl w:val="0"/>
+              <w:pBdr>
+                <w:top w:space="0" w:sz="0" w:val="nil"/>
+                <w:left w:space="0" w:sz="0" w:val="nil"/>
+                <w:bottom w:space="0" w:sz="0" w:val="nil"/>
+                <w:right w:space="0" w:sz="0" w:val="nil"/>
+                <w:between w:space="0" w:sz="0" w:val="nil"/>
+              </w:pBdr>
+              <w:shd w:fill="auto" w:val="clear"/>
+              <w:spacing w:after="0" w:before="0" w:line="240" w:lineRule="auto"/>
+              <w:ind w:left="0" w:right="0" w:firstLine="0"/>
+              <w:jc w:val="left"/>
+              <w:rPr>
+                <w:rFonts w:ascii="Times New Roman" w:cs="Times New Roman" w:eastAsia="Times New Roman" w:hAnsi="Times New Roman"/>
+              </w:rPr>
+            </w:pPr>
+            <w:r>
+              <w:rPr>
+                <w:rFonts w:ascii="Times New Roman" w:cs="Times New Roman" w:eastAsia="Times New Roman" w:hAnsi="Times New Roman"/>
+                <w:rtl w:val="0"/>
+              </w:rPr>
+              <w:t xml:space="preserve">Gitlab CI</w:t>
+            </w:r>
+          </w:p>
+        </w:tc>
+        <w:tc>
+          <w:tcPr>
+            <w:shd w:fill="auto" w:val="clear"/>
+            <w:tcMar>
+              <w:top w:w="100.0" w:type="dxa"/>
+              <w:left w:w="100.0" w:type="dxa"/>
+              <w:bottom w:w="100.0" w:type="dxa"/>
+              <w:right w:w="100.0" w:type="dxa"/>
+            </w:tcMar>
+            <w:vAlign w:val="top"/>
+          </w:tcPr>
+          <w:p>
+            <w:pPr>
+              <w:keepNext w:val="0"/>
+              <w:keepLines w:val="0"/>
+              <w:pageBreakBefore w:val="0"/>
+              <w:widowControl w:val="0"/>
+              <w:pBdr>
+                <w:top w:space="0" w:sz="0" w:val="nil"/>
+                <w:left w:space="0" w:sz="0" w:val="nil"/>
+                <w:bottom w:space="0" w:sz="0" w:val="nil"/>
+                <w:right w:space="0" w:sz="0" w:val="nil"/>
+                <w:between w:space="0" w:sz="0" w:val="nil"/>
+              </w:pBdr>
+              <w:shd w:fill="auto" w:val="clear"/>
+              <w:spacing w:after="0" w:before="0" w:line="240" w:lineRule="auto"/>
+              <w:ind w:left="0" w:right="0" w:firstLine="0"/>
+              <w:jc w:val="left"/>
+              <w:rPr>
+                <w:rFonts w:ascii="Times New Roman" w:cs="Times New Roman" w:eastAsia="Times New Roman" w:hAnsi="Times New Roman"/>
+              </w:rPr>
+            </w:pPr>
+            <w:r>
+              <w:rPr>
+                <w:rFonts w:ascii="Times New Roman" w:cs="Times New Roman" w:eastAsia="Times New Roman" w:hAnsi="Times New Roman"/>
+                <w:rtl w:val="0"/>
+              </w:rPr>
+              <w:t xml:space="preserve">Strong pipeline control</w:t>
+            </w:r>
+          </w:p>
+        </w:tc>
+        <w:tc>
+          <w:tcPr>
+            <w:shd w:fill="auto" w:val="clear"/>
+            <w:tcMar>
+              <w:top w:w="100.0" w:type="dxa"/>
+              <w:left w:w="100.0" w:type="dxa"/>
+              <w:bottom w:w="100.0" w:type="dxa"/>
+              <w:right w:w="100.0" w:type="dxa"/>
+            </w:tcMar>
+            <w:vAlign w:val="top"/>
+          </w:tcPr>
+          <w:p>
+            <w:pPr>
+              <w:keepNext w:val="0"/>
+              <w:keepLines w:val="0"/>
+              <w:pageBreakBefore w:val="0"/>
+              <w:widowControl w:val="0"/>
+              <w:pBdr>
+                <w:top w:space="0" w:sz="0" w:val="nil"/>
+                <w:left w:space="0" w:sz="0" w:val="nil"/>
+                <w:bottom w:space="0" w:sz="0" w:val="nil"/>
+                <w:right w:space="0" w:sz="0" w:val="nil"/>
+                <w:between w:space="0" w:sz="0" w:val="nil"/>
+              </w:pBdr>
+              <w:shd w:fill="auto" w:val="clear"/>
+              <w:spacing w:after="0" w:before="0" w:line="240" w:lineRule="auto"/>
+              <w:ind w:left="0" w:right="0" w:firstLine="0"/>
+              <w:jc w:val="left"/>
+              <w:rPr>
+                <w:rFonts w:ascii="Times New Roman" w:cs="Times New Roman" w:eastAsia="Times New Roman" w:hAnsi="Times New Roman"/>
+              </w:rPr>
+            </w:pPr>
+            <w:r>
+              <w:rPr>
+                <w:rFonts w:ascii="Times New Roman" w:cs="Times New Roman" w:eastAsia="Times New Roman" w:hAnsi="Times New Roman"/>
+                <w:rtl w:val="0"/>
+              </w:rPr>
+              <w:t xml:space="preserve">Requires GitLab migration, less convenient for GitHub repo</w:t>
+            </w:r>
+          </w:p>
+        </w:tc>
+      </w:tr>
+      <w:tr>
+        <w:trPr>
+          <w:cantSplit w:val="0"/>
+          <w:tblHeader w:val="0"/>
+        </w:trPr>
+        <w:tc>
+          <w:tcPr>
+            <w:shd w:fill="auto" w:val="clear"/>
+            <w:tcMar>
+              <w:top w:w="100.0" w:type="dxa"/>
+              <w:left w:w="100.0" w:type="dxa"/>
+              <w:bottom w:w="100.0" w:type="dxa"/>
+              <w:right w:w="100.0" w:type="dxa"/>
+            </w:tcMar>
+            <w:vAlign w:val="top"/>
+          </w:tcPr>
+          <w:p>
+            <w:pPr>
+              <w:keepNext w:val="0"/>
+              <w:keepLines w:val="0"/>
+              <w:pageBreakBefore w:val="0"/>
+              <w:widowControl w:val="0"/>
+              <w:pBdr>
+                <w:top w:space="0" w:sz="0" w:val="nil"/>
+                <w:left w:space="0" w:sz="0" w:val="nil"/>
+                <w:bottom w:space="0" w:sz="0" w:val="nil"/>
+                <w:right w:space="0" w:sz="0" w:val="nil"/>
+                <w:between w:space="0" w:sz="0" w:val="nil"/>
+              </w:pBdr>
+              <w:shd w:fill="auto" w:val="clear"/>
+              <w:spacing w:after="0" w:before="0" w:line="240" w:lineRule="auto"/>
+              <w:ind w:left="0" w:right="0" w:firstLine="0"/>
+              <w:jc w:val="left"/>
+              <w:rPr>
+                <w:rFonts w:ascii="Times New Roman" w:cs="Times New Roman" w:eastAsia="Times New Roman" w:hAnsi="Times New Roman"/>
+              </w:rPr>
+            </w:pPr>
+            <w:r>
+              <w:rPr>
+                <w:rFonts w:ascii="Times New Roman" w:cs="Times New Roman" w:eastAsia="Times New Roman" w:hAnsi="Times New Roman"/>
+                <w:rtl w:val="0"/>
+              </w:rPr>
+              <w:t xml:space="preserve">CircleCI</w:t>
+            </w:r>
+          </w:p>
+        </w:tc>
+        <w:tc>
+          <w:tcPr>
+            <w:shd w:fill="auto" w:val="clear"/>
+            <w:tcMar>
+              <w:top w:w="100.0" w:type="dxa"/>
+              <w:left w:w="100.0" w:type="dxa"/>
+              <w:bottom w:w="100.0" w:type="dxa"/>
+              <w:right w:w="100.0" w:type="dxa"/>
+            </w:tcMar>
+            <w:vAlign w:val="top"/>
+          </w:tcPr>
+          <w:p>
+            <w:pPr>
+              <w:keepNext w:val="0"/>
+              <w:keepLines w:val="0"/>
+              <w:pageBreakBefore w:val="0"/>
+              <w:widowControl w:val="0"/>
+              <w:pBdr>
+                <w:top w:space="0" w:sz="0" w:val="nil"/>
+                <w:left w:space="0" w:sz="0" w:val="nil"/>
+                <w:bottom w:space="0" w:sz="0" w:val="nil"/>
+                <w:right w:space="0" w:sz="0" w:val="nil"/>
+                <w:between w:space="0" w:sz="0" w:val="nil"/>
+              </w:pBdr>
+              <w:shd w:fill="auto" w:val="clear"/>
+              <w:spacing w:after="0" w:before="0" w:line="240" w:lineRule="auto"/>
+              <w:ind w:left="0" w:right="0" w:firstLine="0"/>
+              <w:jc w:val="left"/>
+              <w:rPr>
+                <w:rFonts w:ascii="Times New Roman" w:cs="Times New Roman" w:eastAsia="Times New Roman" w:hAnsi="Times New Roman"/>
+              </w:rPr>
+            </w:pPr>
+            <w:r>
+              <w:rPr>
+                <w:rFonts w:ascii="Times New Roman" w:cs="Times New Roman" w:eastAsia="Times New Roman" w:hAnsi="Times New Roman"/>
+                <w:rtl w:val="0"/>
+              </w:rPr>
+              <w:t xml:space="preserve">Fast builds, clean UI</w:t>
+            </w:r>
+          </w:p>
+        </w:tc>
+        <w:tc>
+          <w:tcPr>
+            <w:shd w:fill="auto" w:val="clear"/>
+            <w:tcMar>
+              <w:top w:w="100.0" w:type="dxa"/>
+              <w:left w:w="100.0" w:type="dxa"/>
+              <w:bottom w:w="100.0" w:type="dxa"/>
+              <w:right w:w="100.0" w:type="dxa"/>
+            </w:tcMar>
+            <w:vAlign w:val="top"/>
+          </w:tcPr>
+          <w:p>
+            <w:pPr>
+              <w:keepNext w:val="0"/>
+              <w:keepLines w:val="0"/>
+              <w:pageBreakBefore w:val="0"/>
+              <w:widowControl w:val="0"/>
+              <w:pBdr>
+                <w:top w:space="0" w:sz="0" w:val="nil"/>
+                <w:left w:space="0" w:sz="0" w:val="nil"/>
+                <w:bottom w:space="0" w:sz="0" w:val="nil"/>
+                <w:right w:space="0" w:sz="0" w:val="nil"/>
+                <w:between w:space="0" w:sz="0" w:val="nil"/>
+              </w:pBdr>
+              <w:shd w:fill="auto" w:val="clear"/>
+              <w:spacing w:after="0" w:before="0" w:line="240" w:lineRule="auto"/>
+              <w:ind w:left="0" w:right="0" w:firstLine="0"/>
+              <w:jc w:val="left"/>
+              <w:rPr>
+                <w:rFonts w:ascii="Times New Roman" w:cs="Times New Roman" w:eastAsia="Times New Roman" w:hAnsi="Times New Roman"/>
+              </w:rPr>
+            </w:pPr>
+            <w:r>
+              <w:rPr>
+                <w:rFonts w:ascii="Times New Roman" w:cs="Times New Roman" w:eastAsia="Times New Roman" w:hAnsi="Times New Roman"/>
+                <w:rtl w:val="0"/>
+              </w:rPr>
+              <w:t xml:space="preserve">Limited Unity documentation, external account required</w:t>
+            </w:r>
+          </w:p>
+        </w:tc>
+      </w:tr>
+      <w:tr>
+        <w:trPr>
+          <w:cantSplit w:val="0"/>
+          <w:tblHeader w:val="0"/>
+        </w:trPr>
+        <w:tc>
+          <w:tcPr>
+            <w:shd w:fill="auto" w:val="clear"/>
+            <w:tcMar>
+              <w:top w:w="100.0" w:type="dxa"/>
+              <w:left w:w="100.0" w:type="dxa"/>
+              <w:bottom w:w="100.0" w:type="dxa"/>
+              <w:right w:w="100.0" w:type="dxa"/>
+            </w:tcMar>
+            <w:vAlign w:val="top"/>
+          </w:tcPr>
+          <w:p>
+            <w:pPr>
+              <w:keepNext w:val="0"/>
+              <w:keepLines w:val="0"/>
+              <w:pageBreakBefore w:val="0"/>
+              <w:widowControl w:val="0"/>
+              <w:pBdr>
+                <w:top w:space="0" w:sz="0" w:val="nil"/>
+                <w:left w:space="0" w:sz="0" w:val="nil"/>
+                <w:bottom w:space="0" w:sz="0" w:val="nil"/>
+                <w:right w:space="0" w:sz="0" w:val="nil"/>
+                <w:between w:space="0" w:sz="0" w:val="nil"/>
+              </w:pBdr>
+              <w:shd w:fill="auto" w:val="clear"/>
+              <w:spacing w:after="0" w:before="0" w:line="240" w:lineRule="auto"/>
+              <w:ind w:left="0" w:right="0" w:firstLine="0"/>
+              <w:jc w:val="left"/>
+              <w:rPr>
+                <w:rFonts w:ascii="Times New Roman" w:cs="Times New Roman" w:eastAsia="Times New Roman" w:hAnsi="Times New Roman"/>
+              </w:rPr>
+            </w:pPr>
+            <w:r>
+              <w:rPr>
+                <w:rFonts w:ascii="Times New Roman" w:cs="Times New Roman" w:eastAsia="Times New Roman" w:hAnsi="Times New Roman"/>
+                <w:rtl w:val="0"/>
+              </w:rPr>
+              <w:t xml:space="preserve">Azure DevOps</w:t>
+            </w:r>
+          </w:p>
+        </w:tc>
+        <w:tc>
+          <w:tcPr>
+            <w:shd w:fill="auto" w:val="clear"/>
+            <w:tcMar>
+              <w:top w:w="100.0" w:type="dxa"/>
+              <w:left w:w="100.0" w:type="dxa"/>
+              <w:bottom w:w="100.0" w:type="dxa"/>
+              <w:right w:w="100.0" w:type="dxa"/>
+            </w:tcMar>
+            <w:vAlign w:val="top"/>
+          </w:tcPr>
+          <w:p>
+            <w:pPr>
+              <w:keepNext w:val="0"/>
+              <w:keepLines w:val="0"/>
+              <w:pageBreakBefore w:val="0"/>
+              <w:widowControl w:val="0"/>
+              <w:pBdr>
+                <w:top w:space="0" w:sz="0" w:val="nil"/>
+                <w:left w:space="0" w:sz="0" w:val="nil"/>
+                <w:bottom w:space="0" w:sz="0" w:val="nil"/>
+                <w:right w:space="0" w:sz="0" w:val="nil"/>
+                <w:between w:space="0" w:sz="0" w:val="nil"/>
+              </w:pBdr>
+              <w:shd w:fill="auto" w:val="clear"/>
+              <w:spacing w:after="0" w:before="0" w:line="240" w:lineRule="auto"/>
+              <w:ind w:left="0" w:right="0" w:firstLine="0"/>
+              <w:jc w:val="left"/>
+              <w:rPr>
+                <w:rFonts w:ascii="Times New Roman" w:cs="Times New Roman" w:eastAsia="Times New Roman" w:hAnsi="Times New Roman"/>
+              </w:rPr>
+            </w:pPr>
+            <w:r>
+              <w:rPr>
+                <w:rFonts w:ascii="Times New Roman" w:cs="Times New Roman" w:eastAsia="Times New Roman" w:hAnsi="Times New Roman"/>
+                <w:rtl w:val="0"/>
+              </w:rPr>
+              <w:t xml:space="preserve">Professional level features</w:t>
+            </w:r>
+          </w:p>
+        </w:tc>
+        <w:tc>
+          <w:tcPr>
+            <w:shd w:fill="auto" w:val="clear"/>
+            <w:tcMar>
+              <w:top w:w="100.0" w:type="dxa"/>
+              <w:left w:w="100.0" w:type="dxa"/>
+              <w:bottom w:w="100.0" w:type="dxa"/>
+              <w:right w:w="100.0" w:type="dxa"/>
+            </w:tcMar>
+            <w:vAlign w:val="top"/>
+          </w:tcPr>
+          <w:p>
+            <w:pPr>
+              <w:keepNext w:val="0"/>
+              <w:keepLines w:val="0"/>
+              <w:pageBreakBefore w:val="0"/>
+              <w:widowControl w:val="0"/>
+              <w:pBdr>
+                <w:top w:space="0" w:sz="0" w:val="nil"/>
+                <w:left w:space="0" w:sz="0" w:val="nil"/>
+                <w:bottom w:space="0" w:sz="0" w:val="nil"/>
+                <w:right w:space="0" w:sz="0" w:val="nil"/>
+                <w:between w:space="0" w:sz="0" w:val="nil"/>
+              </w:pBdr>
+              <w:shd w:fill="auto" w:val="clear"/>
+              <w:spacing w:after="0" w:before="0" w:line="240" w:lineRule="auto"/>
+              <w:ind w:left="0" w:right="0" w:firstLine="0"/>
+              <w:jc w:val="left"/>
+              <w:rPr>
+                <w:rFonts w:ascii="Times New Roman" w:cs="Times New Roman" w:eastAsia="Times New Roman" w:hAnsi="Times New Roman"/>
+              </w:rPr>
+            </w:pPr>
+            <w:r>
+              <w:rPr>
+                <w:rFonts w:ascii="Times New Roman" w:cs="Times New Roman" w:eastAsia="Times New Roman" w:hAnsi="Times New Roman"/>
+                <w:rtl w:val="0"/>
+              </w:rPr>
+              <w:t xml:space="preserve">Seemed like overkill for a semester long project</w:t>
+            </w:r>
+          </w:p>
+        </w:tc>
+      </w:tr>
+    </w:tbl>
+    <w:p>
+      <w:pPr>
+        <w:rPr>
+          <w:rFonts w:ascii="Times New Roman" w:cs="Times New Roman" w:eastAsia="Times New Roman" w:hAnsi="Times New Roman"/>
+        </w:rPr>
+      </w:pPr>
+      <w:r>
+        <w:rPr>
+          <w:rtl w:val="0"/>
+        </w:rPr>
+      </w:r>
+    </w:p>
+    <w:p>
+      <w:pPr>
+        <w:rPr>
+          <w:rFonts w:ascii="Times New Roman" w:cs="Times New Roman" w:eastAsia="Times New Roman" w:hAnsi="Times New Roman"/>
+          <w:b w:val="1"/>
+          <w:bCs w:val="1"/>
+        </w:rPr>
+      </w:pPr>
+      <w:r>
+        <w:rPr>
+          <w:rFonts w:ascii="Times New Roman" w:cs="Times New Roman" w:eastAsia="Times New Roman" w:hAnsi="Times New Roman"/>
+          <w:rtl w:val="0"/>
+        </w:rPr>
+        <w:tab/>
+      </w:r>
+      <w:r>
+        <w:rPr>
+          <w:rFonts w:ascii="Times New Roman" w:cs="Times New Roman" w:eastAsia="Times New Roman" w:hAnsi="Times New Roman"/>
+          <w:b w:val="1"/>
+          <w:bCs w:val="1"/>
+          <w:rtl w:val="0"/>
+        </w:rPr>
+        <w:t xml:space="preserve">CI Build Execution Details</w:t>
+      </w:r>
+    </w:p>
+    <w:p>
+      <w:pPr>
+        <w:rPr>
+          <w:rFonts w:ascii="Times New Roman" w:cs="Times New Roman" w:eastAsia="Times New Roman" w:hAnsi="Times New Roman"/>
+        </w:rPr>
+      </w:pPr>
+      <w:r>
+        <w:rPr>
+          <w:rFonts w:ascii="Times New Roman" w:cs="Times New Roman" w:eastAsia="Times New Roman" w:hAnsi="Times New Roman"/>
+          <w:b w:val="1"/>
+          <w:bCs w:val="1"/>
+          <w:rtl w:val="0"/>
+        </w:rPr>
+        <w:tab/>
+      </w:r>
+      <w:r>
+        <w:rPr>
+          <w:rFonts w:ascii="Times New Roman" w:cs="Times New Roman" w:eastAsia="Times New Roman" w:hAnsi="Times New Roman"/>
+          <w:rtl w:val="0"/>
+        </w:rPr>
+        <w:t xml:space="preserve">Which tests run?</w:t>
+      </w:r>
+    </w:p>
+    <w:p>
+      <w:pPr>
+        <w:numPr>
+          <w:ilvl w:val="0"/>
+          <w:numId w:val="13"/>
+        </w:numPr>
+        <w:ind w:left="1440" w:hanging="360"/>
+        <w:rPr>
+          <w:rFonts w:ascii="Times New Roman" w:cs="Times New Roman" w:eastAsia="Times New Roman" w:hAnsi="Times New Roman"/>
+          <w:u w:val="none"/>
+        </w:rPr>
+      </w:pPr>
+      <w:r>
+        <w:rPr>
+          <w:rFonts w:ascii="Times New Roman" w:cs="Times New Roman" w:eastAsia="Times New Roman" w:hAnsi="Times New Roman"/>
+          <w:rtl w:val="0"/>
+        </w:rPr>
+        <w:t xml:space="preserve">All edit mode tests</w:t>
+      </w:r>
+    </w:p>
+    <w:p>
+      <w:pPr>
+        <w:numPr>
+          <w:ilvl w:val="0"/>
+          <w:numId w:val="13"/>
+        </w:numPr>
+        <w:ind w:left="1440" w:hanging="360"/>
+        <w:rPr>
+          <w:rFonts w:ascii="Times New Roman" w:cs="Times New Roman" w:eastAsia="Times New Roman" w:hAnsi="Times New Roman"/>
+          <w:u w:val="none"/>
+        </w:rPr>
+      </w:pPr>
+      <w:r>
+        <w:rPr>
+          <w:rFonts w:ascii="Times New Roman" w:cs="Times New Roman" w:eastAsia="Times New Roman" w:hAnsi="Times New Roman"/>
+          <w:rtl w:val="0"/>
+        </w:rPr>
+        <w:t xml:space="preserve">All play mode tests</w:t>
+      </w:r>
+    </w:p>
+    <w:p>
+      <w:pPr>
+        <w:rPr>
+          <w:rFonts w:ascii="Times New Roman" w:cs="Times New Roman" w:eastAsia="Times New Roman" w:hAnsi="Times New Roman"/>
+        </w:rPr>
+      </w:pPr>
+      <w:r>
+        <w:rPr>
+          <w:rFonts w:ascii="Times New Roman" w:cs="Times New Roman" w:eastAsia="Times New Roman" w:hAnsi="Times New Roman"/>
+          <w:rtl w:val="0"/>
+        </w:rPr>
+        <w:tab/>
+        <w:t xml:space="preserve">What triggers a CI build?</w:t>
+      </w:r>
+    </w:p>
+    <w:p>
+      <w:pPr>
+        <w:numPr>
+          <w:ilvl w:val="0"/>
+          <w:numId w:val="36"/>
+        </w:numPr>
+        <w:ind w:left="1440" w:hanging="360"/>
+        <w:rPr>
+          <w:rFonts w:ascii="Times New Roman" w:cs="Times New Roman" w:eastAsia="Times New Roman" w:hAnsi="Times New Roman"/>
+          <w:u w:val="none"/>
+        </w:rPr>
+      </w:pPr>
+      <w:r>
+        <w:rPr>
+          <w:rFonts w:ascii="Times New Roman" w:cs="Times New Roman" w:eastAsia="Times New Roman" w:hAnsi="Times New Roman"/>
+          <w:rtl w:val="0"/>
+        </w:rPr>
+        <w:t xml:space="preserve">Push to main</w:t>
+      </w:r>
+    </w:p>
+    <w:p>
+      <w:pPr>
+        <w:numPr>
+          <w:ilvl w:val="0"/>
+          <w:numId w:val="36"/>
+        </w:numPr>
+        <w:ind w:left="1440" w:hanging="360"/>
+        <w:rPr>
+          <w:rFonts w:ascii="Times New Roman" w:cs="Times New Roman" w:eastAsia="Times New Roman" w:hAnsi="Times New Roman"/>
+          <w:u w:val="none"/>
+        </w:rPr>
+      </w:pPr>
+      <w:r>
+        <w:rPr>
+          <w:rFonts w:ascii="Times New Roman" w:cs="Times New Roman" w:eastAsia="Times New Roman" w:hAnsi="Times New Roman"/>
+          <w:rtl w:val="0"/>
+        </w:rPr>
+        <w:t xml:space="preserve">Pull request opened</w:t>
+      </w:r>
+    </w:p>
+    <w:p>
+      <w:pPr>
+        <w:numPr>
+          <w:ilvl w:val="0"/>
+          <w:numId w:val="36"/>
+        </w:numPr>
+        <w:ind w:left="1440" w:hanging="360"/>
+        <w:rPr>
+          <w:rFonts w:ascii="Times New Roman" w:cs="Times New Roman" w:eastAsia="Times New Roman" w:hAnsi="Times New Roman"/>
+          <w:u w:val="none"/>
+        </w:rPr>
+      </w:pPr>
+      <w:r>
+        <w:rPr>
+          <w:rFonts w:ascii="Times New Roman" w:cs="Times New Roman" w:eastAsia="Times New Roman" w:hAnsi="Times New Roman"/>
+          <w:rtl w:val="0"/>
+        </w:rPr>
+        <w:t xml:space="preserve">Pull request updated</w:t>
+      </w:r>
+    </w:p>
+    <w:p>
+      <w:pPr>
+        <w:numPr>
+          <w:ilvl w:val="0"/>
+          <w:numId w:val="36"/>
+        </w:numPr>
+        <w:ind w:left="1440" w:hanging="360"/>
+        <w:rPr>
+          <w:rFonts w:ascii="Times New Roman" w:cs="Times New Roman" w:eastAsia="Times New Roman" w:hAnsi="Times New Roman"/>
+          <w:u w:val="none"/>
+        </w:rPr>
+      </w:pPr>
+      <w:r>
+        <w:rPr>
+          <w:rFonts w:ascii="Times New Roman" w:cs="Times New Roman" w:eastAsia="Times New Roman" w:hAnsi="Times New Roman"/>
+          <w:rtl w:val="0"/>
+        </w:rPr>
+        <w:t xml:space="preserve">Merge into main</w:t>
+      </w:r>
+      <w:r>
+        <w:rPr>
+          <w:rtl w:val="0"/>
+        </w:rPr>
+      </w:r>
+    </w:p>
+    <w:p>
+      <w:pPr>
+        <w:rPr>
+          <w:rFonts w:ascii="Times New Roman" w:cs="Times New Roman" w:eastAsia="Times New Roman" w:hAnsi="Times New Roman"/>
+        </w:rPr>
+      </w:pPr>
+      <w:r>
+        <w:rPr>
+          <w:rFonts w:ascii="Times New Roman" w:cs="Times New Roman" w:eastAsia="Times New Roman" w:hAnsi="Times New Roman"/>
+          <w:rtl w:val="0"/>
+        </w:rPr>
+        <w:tab/>
       </w:r>
     </w:p>
     <w:p>
@@ -8432,7 +9813,7 @@
       <w:pPr>
         <w:numPr>
           <w:ilvl w:val="0"/>
-          <w:numId w:val="27"/>
+          <w:numId w:val="30"/>
         </w:numPr>
         <w:ind w:left="1440" w:hanging="360"/>
         <w:rPr>
@@ -8452,7 +9833,7 @@
       <w:pPr>
         <w:numPr>
           <w:ilvl w:val="0"/>
-          <w:numId w:val="27"/>
+          <w:numId w:val="30"/>
         </w:numPr>
         <w:ind w:left="1440" w:hanging="360"/>
         <w:rPr>
@@ -8472,7 +9853,7 @@
       <w:pPr>
         <w:numPr>
           <w:ilvl w:val="0"/>
-          <w:numId w:val="27"/>
+          <w:numId w:val="30"/>
         </w:numPr>
         <w:ind w:left="1440" w:hanging="360"/>
         <w:rPr>
@@ -8492,7 +9873,7 @@
       <w:pPr>
         <w:numPr>
           <w:ilvl w:val="0"/>
-          <w:numId w:val="27"/>
+          <w:numId w:val="30"/>
         </w:numPr>
         <w:ind w:left="1440" w:hanging="360"/>
         <w:rPr>
@@ -9860,10 +11241,10 @@
     <w:lvl w:ilvl="0">
       <w:start w:val="1"/>
       <w:numFmt w:val="bullet"/>
-      <w:lvlText w:val="●"/>
-      <w:lvlJc w:val="left"/>
-      <w:pPr>
-        <w:ind w:left="720" w:hanging="360"/>
+      <w:lvlText w:val="-"/>
+      <w:lvlJc w:val="left"/>
+      <w:pPr>
+        <w:ind w:left="1440" w:hanging="360"/>
       </w:pPr>
       <w:rPr>
         <w:u w:val="none"/>
@@ -9872,10 +11253,10 @@
     <w:lvl w:ilvl="1">
       <w:start w:val="1"/>
       <w:numFmt w:val="bullet"/>
-      <w:lvlText w:val="○"/>
-      <w:lvlJc w:val="left"/>
-      <w:pPr>
-        <w:ind w:left="1440" w:hanging="360"/>
+      <w:lvlText w:val="-"/>
+      <w:lvlJc w:val="left"/>
+      <w:pPr>
+        <w:ind w:left="2160" w:hanging="360"/>
       </w:pPr>
       <w:rPr>
         <w:u w:val="none"/>
@@ -9884,10 +11265,10 @@
     <w:lvl w:ilvl="2">
       <w:start w:val="1"/>
       <w:numFmt w:val="bullet"/>
-      <w:lvlText w:val="■"/>
-      <w:lvlJc w:val="left"/>
-      <w:pPr>
-        <w:ind w:left="2160" w:hanging="360"/>
+      <w:lvlText w:val="-"/>
+      <w:lvlJc w:val="left"/>
+      <w:pPr>
+        <w:ind w:left="2880" w:hanging="360"/>
       </w:pPr>
       <w:rPr>
         <w:u w:val="none"/>
@@ -9896,10 +11277,10 @@
     <w:lvl w:ilvl="3">
       <w:start w:val="1"/>
       <w:numFmt w:val="bullet"/>
-      <w:lvlText w:val="●"/>
-      <w:lvlJc w:val="left"/>
-      <w:pPr>
-        <w:ind w:left="2880" w:hanging="360"/>
+      <w:lvlText w:val="-"/>
+      <w:lvlJc w:val="left"/>
+      <w:pPr>
+        <w:ind w:left="3600" w:hanging="360"/>
       </w:pPr>
       <w:rPr>
         <w:u w:val="none"/>
@@ -9908,10 +11289,10 @@
     <w:lvl w:ilvl="4">
       <w:start w:val="1"/>
       <w:numFmt w:val="bullet"/>
-      <w:lvlText w:val="○"/>
-      <w:lvlJc w:val="left"/>
-      <w:pPr>
-        <w:ind w:left="3600" w:hanging="360"/>
+      <w:lvlText w:val="-"/>
+      <w:lvlJc w:val="left"/>
+      <w:pPr>
+        <w:ind w:left="4320" w:hanging="360"/>
       </w:pPr>
       <w:rPr>
         <w:u w:val="none"/>
@@ -9920,10 +11301,10 @@
     <w:lvl w:ilvl="5">
       <w:start w:val="1"/>
       <w:numFmt w:val="bullet"/>
-      <w:lvlText w:val="■"/>
-      <w:lvlJc w:val="left"/>
-      <w:pPr>
-        <w:ind w:left="4320" w:hanging="360"/>
+      <w:lvlText w:val="-"/>
+      <w:lvlJc w:val="left"/>
+      <w:pPr>
+        <w:ind w:left="5040" w:hanging="360"/>
       </w:pPr>
       <w:rPr>
         <w:u w:val="none"/>
@@ -9932,10 +11313,10 @@
     <w:lvl w:ilvl="6">
       <w:start w:val="1"/>
       <w:numFmt w:val="bullet"/>
-      <w:lvlText w:val="●"/>
-      <w:lvlJc w:val="left"/>
-      <w:pPr>
-        <w:ind w:left="5040" w:hanging="360"/>
+      <w:lvlText w:val="-"/>
+      <w:lvlJc w:val="left"/>
+      <w:pPr>
+        <w:ind w:left="5760" w:hanging="360"/>
       </w:pPr>
       <w:rPr>
         <w:u w:val="none"/>
@@ -9944,10 +11325,10 @@
     <w:lvl w:ilvl="7">
       <w:start w:val="1"/>
       <w:numFmt w:val="bullet"/>
-      <w:lvlText w:val="○"/>
-      <w:lvlJc w:val="left"/>
-      <w:pPr>
-        <w:ind w:left="5760" w:hanging="360"/>
+      <w:lvlText w:val="-"/>
+      <w:lvlJc w:val="left"/>
+      <w:pPr>
+        <w:ind w:left="6480" w:hanging="360"/>
       </w:pPr>
       <w:rPr>
         <w:u w:val="none"/>
@@ -9956,10 +11337,10 @@
     <w:lvl w:ilvl="8">
       <w:start w:val="1"/>
       <w:numFmt w:val="bullet"/>
-      <w:lvlText w:val="■"/>
-      <w:lvlJc w:val="left"/>
-      <w:pPr>
-        <w:ind w:left="6480" w:hanging="360"/>
+      <w:lvlText w:val="-"/>
+      <w:lvlJc w:val="left"/>
+      <w:pPr>
+        <w:ind w:left="7200" w:hanging="360"/>
       </w:pPr>
       <w:rPr>
         <w:u w:val="none"/>
@@ -10083,7 +11464,7 @@
       <w:lvlText w:val="●"/>
       <w:lvlJc w:val="left"/>
       <w:pPr>
-        <w:ind w:left="1440" w:hanging="360"/>
+        <w:ind w:left="720" w:hanging="360"/>
       </w:pPr>
       <w:rPr>
         <w:u w:val="none"/>
@@ -10095,91 +11476,91 @@
       <w:lvlText w:val="○"/>
       <w:lvlJc w:val="left"/>
       <w:pPr>
+        <w:ind w:left="1440" w:hanging="360"/>
+      </w:pPr>
+      <w:rPr>
+        <w:u w:val="none"/>
+      </w:rPr>
+    </w:lvl>
+    <w:lvl w:ilvl="2">
+      <w:start w:val="1"/>
+      <w:numFmt w:val="bullet"/>
+      <w:lvlText w:val="■"/>
+      <w:lvlJc w:val="left"/>
+      <w:pPr>
         <w:ind w:left="2160" w:hanging="360"/>
       </w:pPr>
       <w:rPr>
         <w:u w:val="none"/>
       </w:rPr>
     </w:lvl>
-    <w:lvl w:ilvl="2">
+    <w:lvl w:ilvl="3">
+      <w:start w:val="1"/>
+      <w:numFmt w:val="bullet"/>
+      <w:lvlText w:val="●"/>
+      <w:lvlJc w:val="left"/>
+      <w:pPr>
+        <w:ind w:left="2880" w:hanging="360"/>
+      </w:pPr>
+      <w:rPr>
+        <w:u w:val="none"/>
+      </w:rPr>
+    </w:lvl>
+    <w:lvl w:ilvl="4">
+      <w:start w:val="1"/>
+      <w:numFmt w:val="bullet"/>
+      <w:lvlText w:val="○"/>
+      <w:lvlJc w:val="left"/>
+      <w:pPr>
+        <w:ind w:left="3600" w:hanging="360"/>
+      </w:pPr>
+      <w:rPr>
+        <w:u w:val="none"/>
+      </w:rPr>
+    </w:lvl>
+    <w:lvl w:ilvl="5">
       <w:start w:val="1"/>
       <w:numFmt w:val="bullet"/>
       <w:lvlText w:val="■"/>
       <w:lvlJc w:val="left"/>
       <w:pPr>
-        <w:ind w:left="2880" w:hanging="360"/>
-      </w:pPr>
-      <w:rPr>
-        <w:u w:val="none"/>
-      </w:rPr>
-    </w:lvl>
-    <w:lvl w:ilvl="3">
+        <w:ind w:left="4320" w:hanging="360"/>
+      </w:pPr>
+      <w:rPr>
+        <w:u w:val="none"/>
+      </w:rPr>
+    </w:lvl>
+    <w:lvl w:ilvl="6">
       <w:start w:val="1"/>
       <w:numFmt w:val="bullet"/>
       <w:lvlText w:val="●"/>
       <w:lvlJc w:val="left"/>
       <w:pPr>
-        <w:ind w:left="3600" w:hanging="360"/>
-      </w:pPr>
-      <w:rPr>
-        <w:u w:val="none"/>
-      </w:rPr>
-    </w:lvl>
-    <w:lvl w:ilvl="4">
+        <w:ind w:left="5040" w:hanging="360"/>
+      </w:pPr>
+      <w:rPr>
+        <w:u w:val="none"/>
+      </w:rPr>
+    </w:lvl>
+    <w:lvl w:ilvl="7">
       <w:start w:val="1"/>
       <w:numFmt w:val="bullet"/>
       <w:lvlText w:val="○"/>
       <w:lvlJc w:val="left"/>
       <w:pPr>
-        <w:ind w:left="4320" w:hanging="360"/>
-      </w:pPr>
-      <w:rPr>
-        <w:u w:val="none"/>
-      </w:rPr>
-    </w:lvl>
-    <w:lvl w:ilvl="5">
+        <w:ind w:left="5760" w:hanging="360"/>
+      </w:pPr>
+      <w:rPr>
+        <w:u w:val="none"/>
+      </w:rPr>
+    </w:lvl>
+    <w:lvl w:ilvl="8">
       <w:start w:val="1"/>
       <w:numFmt w:val="bullet"/>
       <w:lvlText w:val="■"/>
       <w:lvlJc w:val="left"/>
       <w:pPr>
-        <w:ind w:left="5040" w:hanging="360"/>
-      </w:pPr>
-      <w:rPr>
-        <w:u w:val="none"/>
-      </w:rPr>
-    </w:lvl>
-    <w:lvl w:ilvl="6">
-      <w:start w:val="1"/>
-      <w:numFmt w:val="bullet"/>
-      <w:lvlText w:val="●"/>
-      <w:lvlJc w:val="left"/>
-      <w:pPr>
-        <w:ind w:left="5760" w:hanging="360"/>
-      </w:pPr>
-      <w:rPr>
-        <w:u w:val="none"/>
-      </w:rPr>
-    </w:lvl>
-    <w:lvl w:ilvl="7">
-      <w:start w:val="1"/>
-      <w:numFmt w:val="bullet"/>
-      <w:lvlText w:val="○"/>
-      <w:lvlJc w:val="left"/>
-      <w:pPr>
         <w:ind w:left="6480" w:hanging="360"/>
-      </w:pPr>
-      <w:rPr>
-        <w:u w:val="none"/>
-      </w:rPr>
-    </w:lvl>
-    <w:lvl w:ilvl="8">
-      <w:start w:val="1"/>
-      <w:numFmt w:val="bullet"/>
-      <w:lvlText w:val="■"/>
-      <w:lvlJc w:val="left"/>
-      <w:pPr>
-        <w:ind w:left="7200" w:hanging="360"/>
       </w:pPr>
       <w:rPr>
         <w:u w:val="none"/>
@@ -10193,7 +11574,7 @@
       <w:lvlText w:val="●"/>
       <w:lvlJc w:val="left"/>
       <w:pPr>
-        <w:ind w:left="720" w:hanging="360"/>
+        <w:ind w:left="1440" w:hanging="360"/>
       </w:pPr>
       <w:rPr>
         <w:u w:val="none"/>
@@ -10205,7 +11586,7 @@
       <w:lvlText w:val="○"/>
       <w:lvlJc w:val="left"/>
       <w:pPr>
-        <w:ind w:left="1440" w:hanging="360"/>
+        <w:ind w:left="2160" w:hanging="360"/>
       </w:pPr>
       <w:rPr>
         <w:u w:val="none"/>
@@ -10217,7 +11598,7 @@
       <w:lvlText w:val="■"/>
       <w:lvlJc w:val="left"/>
       <w:pPr>
-        <w:ind w:left="2160" w:hanging="360"/>
+        <w:ind w:left="2880" w:hanging="360"/>
       </w:pPr>
       <w:rPr>
         <w:u w:val="none"/>
@@ -10229,7 +11610,7 @@
       <w:lvlText w:val="●"/>
       <w:lvlJc w:val="left"/>
       <w:pPr>
-        <w:ind w:left="2880" w:hanging="360"/>
+        <w:ind w:left="3600" w:hanging="360"/>
       </w:pPr>
       <w:rPr>
         <w:u w:val="none"/>
@@ -10241,7 +11622,7 @@
       <w:lvlText w:val="○"/>
       <w:lvlJc w:val="left"/>
       <w:pPr>
-        <w:ind w:left="3600" w:hanging="360"/>
+        <w:ind w:left="4320" w:hanging="360"/>
       </w:pPr>
       <w:rPr>
         <w:u w:val="none"/>
@@ -10253,7 +11634,7 @@
       <w:lvlText w:val="■"/>
       <w:lvlJc w:val="left"/>
       <w:pPr>
-        <w:ind w:left="4320" w:hanging="360"/>
+        <w:ind w:left="5040" w:hanging="360"/>
       </w:pPr>
       <w:rPr>
         <w:u w:val="none"/>
@@ -10265,7 +11646,7 @@
       <w:lvlText w:val="●"/>
       <w:lvlJc w:val="left"/>
       <w:pPr>
-        <w:ind w:left="5040" w:hanging="360"/>
+        <w:ind w:left="5760" w:hanging="360"/>
       </w:pPr>
       <w:rPr>
         <w:u w:val="none"/>
@@ -10277,7 +11658,7 @@
       <w:lvlText w:val="○"/>
       <w:lvlJc w:val="left"/>
       <w:pPr>
-        <w:ind w:left="5760" w:hanging="360"/>
+        <w:ind w:left="6480" w:hanging="360"/>
       </w:pPr>
       <w:rPr>
         <w:u w:val="none"/>
@@ -10289,7 +11670,7 @@
       <w:lvlText w:val="■"/>
       <w:lvlJc w:val="left"/>
       <w:pPr>
-        <w:ind w:left="6480" w:hanging="360"/>
+        <w:ind w:left="7200" w:hanging="360"/>
       </w:pPr>
       <w:rPr>
         <w:u w:val="none"/>
@@ -10627,6 +12008,226 @@
     </w:lvl>
   </w:abstractNum>
   <w:abstractNum w:abstractNumId="20">
+    <w:lvl w:ilvl="0">
+      <w:start w:val="1"/>
+      <w:numFmt w:val="bullet"/>
+      <w:lvlText w:val="●"/>
+      <w:lvlJc w:val="left"/>
+      <w:pPr>
+        <w:ind w:left="720" w:hanging="360"/>
+      </w:pPr>
+      <w:rPr>
+        <w:u w:val="none"/>
+      </w:rPr>
+    </w:lvl>
+    <w:lvl w:ilvl="1">
+      <w:start w:val="1"/>
+      <w:numFmt w:val="bullet"/>
+      <w:lvlText w:val="○"/>
+      <w:lvlJc w:val="left"/>
+      <w:pPr>
+        <w:ind w:left="1440" w:hanging="360"/>
+      </w:pPr>
+      <w:rPr>
+        <w:u w:val="none"/>
+      </w:rPr>
+    </w:lvl>
+    <w:lvl w:ilvl="2">
+      <w:start w:val="1"/>
+      <w:numFmt w:val="bullet"/>
+      <w:lvlText w:val="■"/>
+      <w:lvlJc w:val="left"/>
+      <w:pPr>
+        <w:ind w:left="2160" w:hanging="360"/>
+      </w:pPr>
+      <w:rPr>
+        <w:u w:val="none"/>
+      </w:rPr>
+    </w:lvl>
+    <w:lvl w:ilvl="3">
+      <w:start w:val="1"/>
+      <w:numFmt w:val="bullet"/>
+      <w:lvlText w:val="●"/>
+      <w:lvlJc w:val="left"/>
+      <w:pPr>
+        <w:ind w:left="2880" w:hanging="360"/>
+      </w:pPr>
+      <w:rPr>
+        <w:u w:val="none"/>
+      </w:rPr>
+    </w:lvl>
+    <w:lvl w:ilvl="4">
+      <w:start w:val="1"/>
+      <w:numFmt w:val="bullet"/>
+      <w:lvlText w:val="○"/>
+      <w:lvlJc w:val="left"/>
+      <w:pPr>
+        <w:ind w:left="3600" w:hanging="360"/>
+      </w:pPr>
+      <w:rPr>
+        <w:u w:val="none"/>
+      </w:rPr>
+    </w:lvl>
+    <w:lvl w:ilvl="5">
+      <w:start w:val="1"/>
+      <w:numFmt w:val="bullet"/>
+      <w:lvlText w:val="■"/>
+      <w:lvlJc w:val="left"/>
+      <w:pPr>
+        <w:ind w:left="4320" w:hanging="360"/>
+      </w:pPr>
+      <w:rPr>
+        <w:u w:val="none"/>
+      </w:rPr>
+    </w:lvl>
+    <w:lvl w:ilvl="6">
+      <w:start w:val="1"/>
+      <w:numFmt w:val="bullet"/>
+      <w:lvlText w:val="●"/>
+      <w:lvlJc w:val="left"/>
+      <w:pPr>
+        <w:ind w:left="5040" w:hanging="360"/>
+      </w:pPr>
+      <w:rPr>
+        <w:u w:val="none"/>
+      </w:rPr>
+    </w:lvl>
+    <w:lvl w:ilvl="7">
+      <w:start w:val="1"/>
+      <w:numFmt w:val="bullet"/>
+      <w:lvlText w:val="○"/>
+      <w:lvlJc w:val="left"/>
+      <w:pPr>
+        <w:ind w:left="5760" w:hanging="360"/>
+      </w:pPr>
+      <w:rPr>
+        <w:u w:val="none"/>
+      </w:rPr>
+    </w:lvl>
+    <w:lvl w:ilvl="8">
+      <w:start w:val="1"/>
+      <w:numFmt w:val="bullet"/>
+      <w:lvlText w:val="■"/>
+      <w:lvlJc w:val="left"/>
+      <w:pPr>
+        <w:ind w:left="6480" w:hanging="360"/>
+      </w:pPr>
+      <w:rPr>
+        <w:u w:val="none"/>
+      </w:rPr>
+    </w:lvl>
+  </w:abstractNum>
+  <w:abstractNum w:abstractNumId="21">
+    <w:lvl w:ilvl="0">
+      <w:start w:val="1"/>
+      <w:numFmt w:val="bullet"/>
+      <w:lvlText w:val="●"/>
+      <w:lvlJc w:val="left"/>
+      <w:pPr>
+        <w:ind w:left="1440" w:hanging="360"/>
+      </w:pPr>
+      <w:rPr>
+        <w:u w:val="none"/>
+      </w:rPr>
+    </w:lvl>
+    <w:lvl w:ilvl="1">
+      <w:start w:val="1"/>
+      <w:numFmt w:val="bullet"/>
+      <w:lvlText w:val="○"/>
+      <w:lvlJc w:val="left"/>
+      <w:pPr>
+        <w:ind w:left="2160" w:hanging="360"/>
+      </w:pPr>
+      <w:rPr>
+        <w:u w:val="none"/>
+      </w:rPr>
+    </w:lvl>
+    <w:lvl w:ilvl="2">
+      <w:start w:val="1"/>
+      <w:numFmt w:val="bullet"/>
+      <w:lvlText w:val="■"/>
+      <w:lvlJc w:val="left"/>
+      <w:pPr>
+        <w:ind w:left="2880" w:hanging="360"/>
+      </w:pPr>
+      <w:rPr>
+        <w:u w:val="none"/>
+      </w:rPr>
+    </w:lvl>
+    <w:lvl w:ilvl="3">
+      <w:start w:val="1"/>
+      <w:numFmt w:val="bullet"/>
+      <w:lvlText w:val="●"/>
+      <w:lvlJc w:val="left"/>
+      <w:pPr>
+        <w:ind w:left="3600" w:hanging="360"/>
+      </w:pPr>
+      <w:rPr>
+        <w:u w:val="none"/>
+      </w:rPr>
+    </w:lvl>
+    <w:lvl w:ilvl="4">
+      <w:start w:val="1"/>
+      <w:numFmt w:val="bullet"/>
+      <w:lvlText w:val="○"/>
+      <w:lvlJc w:val="left"/>
+      <w:pPr>
+        <w:ind w:left="4320" w:hanging="360"/>
+      </w:pPr>
+      <w:rPr>
+        <w:u w:val="none"/>
+      </w:rPr>
+    </w:lvl>
+    <w:lvl w:ilvl="5">
+      <w:start w:val="1"/>
+      <w:numFmt w:val="bullet"/>
+      <w:lvlText w:val="■"/>
+      <w:lvlJc w:val="left"/>
+      <w:pPr>
+        <w:ind w:left="5040" w:hanging="360"/>
+      </w:pPr>
+      <w:rPr>
+        <w:u w:val="none"/>
+      </w:rPr>
+    </w:lvl>
+    <w:lvl w:ilvl="6">
+      <w:start w:val="1"/>
+      <w:numFmt w:val="bullet"/>
+      <w:lvlText w:val="●"/>
+      <w:lvlJc w:val="left"/>
+      <w:pPr>
+        <w:ind w:left="5760" w:hanging="360"/>
+      </w:pPr>
+      <w:rPr>
+        <w:u w:val="none"/>
+      </w:rPr>
+    </w:lvl>
+    <w:lvl w:ilvl="7">
+      <w:start w:val="1"/>
+      <w:numFmt w:val="bullet"/>
+      <w:lvlText w:val="○"/>
+      <w:lvlJc w:val="left"/>
+      <w:pPr>
+        <w:ind w:left="6480" w:hanging="360"/>
+      </w:pPr>
+      <w:rPr>
+        <w:u w:val="none"/>
+      </w:rPr>
+    </w:lvl>
+    <w:lvl w:ilvl="8">
+      <w:start w:val="1"/>
+      <w:numFmt w:val="bullet"/>
+      <w:lvlText w:val="■"/>
+      <w:lvlJc w:val="left"/>
+      <w:pPr>
+        <w:ind w:left="7200" w:hanging="360"/>
+      </w:pPr>
+      <w:rPr>
+        <w:u w:val="none"/>
+      </w:rPr>
+    </w:lvl>
+  </w:abstractNum>
+  <w:abstractNum w:abstractNumId="22">
     <w:lvl w:ilvl="0">
       <w:start w:val="1"/>
       <w:numFmt w:val="bullet"/>
@@ -10740,226 +12341,6 @@
       </w:rPr>
     </w:lvl>
   </w:abstractNum>
-  <w:abstractNum w:abstractNumId="21">
-    <w:lvl w:ilvl="0">
-      <w:start w:val="1"/>
-      <w:numFmt w:val="bullet"/>
-      <w:lvlText w:val="●"/>
-      <w:lvlJc w:val="left"/>
-      <w:pPr>
-        <w:ind w:left="720" w:hanging="360"/>
-      </w:pPr>
-      <w:rPr>
-        <w:u w:val="none"/>
-      </w:rPr>
-    </w:lvl>
-    <w:lvl w:ilvl="1">
-      <w:start w:val="1"/>
-      <w:numFmt w:val="bullet"/>
-      <w:lvlText w:val="○"/>
-      <w:lvlJc w:val="left"/>
-      <w:pPr>
-        <w:ind w:left="1440" w:hanging="360"/>
-      </w:pPr>
-      <w:rPr>
-        <w:u w:val="none"/>
-      </w:rPr>
-    </w:lvl>
-    <w:lvl w:ilvl="2">
-      <w:start w:val="1"/>
-      <w:numFmt w:val="bullet"/>
-      <w:lvlText w:val="■"/>
-      <w:lvlJc w:val="left"/>
-      <w:pPr>
-        <w:ind w:left="2160" w:hanging="360"/>
-      </w:pPr>
-      <w:rPr>
-        <w:u w:val="none"/>
-      </w:rPr>
-    </w:lvl>
-    <w:lvl w:ilvl="3">
-      <w:start w:val="1"/>
-      <w:numFmt w:val="bullet"/>
-      <w:lvlText w:val="●"/>
-      <w:lvlJc w:val="left"/>
-      <w:pPr>
-        <w:ind w:left="2880" w:hanging="360"/>
-      </w:pPr>
-      <w:rPr>
-        <w:u w:val="none"/>
-      </w:rPr>
-    </w:lvl>
-    <w:lvl w:ilvl="4">
-      <w:start w:val="1"/>
-      <w:numFmt w:val="bullet"/>
-      <w:lvlText w:val="○"/>
-      <w:lvlJc w:val="left"/>
-      <w:pPr>
-        <w:ind w:left="3600" w:hanging="360"/>
-      </w:pPr>
-      <w:rPr>
-        <w:u w:val="none"/>
-      </w:rPr>
-    </w:lvl>
-    <w:lvl w:ilvl="5">
-      <w:start w:val="1"/>
-      <w:numFmt w:val="bullet"/>
-      <w:lvlText w:val="■"/>
-      <w:lvlJc w:val="left"/>
-      <w:pPr>
-        <w:ind w:left="4320" w:hanging="360"/>
-      </w:pPr>
-      <w:rPr>
-        <w:u w:val="none"/>
-      </w:rPr>
-    </w:lvl>
-    <w:lvl w:ilvl="6">
-      <w:start w:val="1"/>
-      <w:numFmt w:val="bullet"/>
-      <w:lvlText w:val="●"/>
-      <w:lvlJc w:val="left"/>
-      <w:pPr>
-        <w:ind w:left="5040" w:hanging="360"/>
-      </w:pPr>
-      <w:rPr>
-        <w:u w:val="none"/>
-      </w:rPr>
-    </w:lvl>
-    <w:lvl w:ilvl="7">
-      <w:start w:val="1"/>
-      <w:numFmt w:val="bullet"/>
-      <w:lvlText w:val="○"/>
-      <w:lvlJc w:val="left"/>
-      <w:pPr>
-        <w:ind w:left="5760" w:hanging="360"/>
-      </w:pPr>
-      <w:rPr>
-        <w:u w:val="none"/>
-      </w:rPr>
-    </w:lvl>
-    <w:lvl w:ilvl="8">
-      <w:start w:val="1"/>
-      <w:numFmt w:val="bullet"/>
-      <w:lvlText w:val="■"/>
-      <w:lvlJc w:val="left"/>
-      <w:pPr>
-        <w:ind w:left="6480" w:hanging="360"/>
-      </w:pPr>
-      <w:rPr>
-        <w:u w:val="none"/>
-      </w:rPr>
-    </w:lvl>
-  </w:abstractNum>
-  <w:abstractNum w:abstractNumId="22">
-    <w:lvl w:ilvl="0">
-      <w:start w:val="1"/>
-      <w:numFmt w:val="bullet"/>
-      <w:lvlText w:val="●"/>
-      <w:lvlJc w:val="left"/>
-      <w:pPr>
-        <w:ind w:left="1440" w:hanging="360"/>
-      </w:pPr>
-      <w:rPr>
-        <w:u w:val="none"/>
-      </w:rPr>
-    </w:lvl>
-    <w:lvl w:ilvl="1">
-      <w:start w:val="1"/>
-      <w:numFmt w:val="bullet"/>
-      <w:lvlText w:val="○"/>
-      <w:lvlJc w:val="left"/>
-      <w:pPr>
-        <w:ind w:left="2160" w:hanging="360"/>
-      </w:pPr>
-      <w:rPr>
-        <w:u w:val="none"/>
-      </w:rPr>
-    </w:lvl>
-    <w:lvl w:ilvl="2">
-      <w:start w:val="1"/>
-      <w:numFmt w:val="bullet"/>
-      <w:lvlText w:val="■"/>
-      <w:lvlJc w:val="left"/>
-      <w:pPr>
-        <w:ind w:left="2880" w:hanging="360"/>
-      </w:pPr>
-      <w:rPr>
-        <w:u w:val="none"/>
-      </w:rPr>
-    </w:lvl>
-    <w:lvl w:ilvl="3">
-      <w:start w:val="1"/>
-      <w:numFmt w:val="bullet"/>
-      <w:lvlText w:val="●"/>
-      <w:lvlJc w:val="left"/>
-      <w:pPr>
-        <w:ind w:left="3600" w:hanging="360"/>
-      </w:pPr>
-      <w:rPr>
-        <w:u w:val="none"/>
-      </w:rPr>
-    </w:lvl>
-    <w:lvl w:ilvl="4">
-      <w:start w:val="1"/>
-      <w:numFmt w:val="bullet"/>
-      <w:lvlText w:val="○"/>
-      <w:lvlJc w:val="left"/>
-      <w:pPr>
-        <w:ind w:left="4320" w:hanging="360"/>
-      </w:pPr>
-      <w:rPr>
-        <w:u w:val="none"/>
-      </w:rPr>
-    </w:lvl>
-    <w:lvl w:ilvl="5">
-      <w:start w:val="1"/>
-      <w:numFmt w:val="bullet"/>
-      <w:lvlText w:val="■"/>
-      <w:lvlJc w:val="left"/>
-      <w:pPr>
-        <w:ind w:left="5040" w:hanging="360"/>
-      </w:pPr>
-      <w:rPr>
-        <w:u w:val="none"/>
-      </w:rPr>
-    </w:lvl>
-    <w:lvl w:ilvl="6">
-      <w:start w:val="1"/>
-      <w:numFmt w:val="bullet"/>
-      <w:lvlText w:val="●"/>
-      <w:lvlJc w:val="left"/>
-      <w:pPr>
-        <w:ind w:left="5760" w:hanging="360"/>
-      </w:pPr>
-      <w:rPr>
-        <w:u w:val="none"/>
-      </w:rPr>
-    </w:lvl>
-    <w:lvl w:ilvl="7">
-      <w:start w:val="1"/>
-      <w:numFmt w:val="bullet"/>
-      <w:lvlText w:val="○"/>
-      <w:lvlJc w:val="left"/>
-      <w:pPr>
-        <w:ind w:left="6480" w:hanging="360"/>
-      </w:pPr>
-      <w:rPr>
-        <w:u w:val="none"/>
-      </w:rPr>
-    </w:lvl>
-    <w:lvl w:ilvl="8">
-      <w:start w:val="1"/>
-      <w:numFmt w:val="bullet"/>
-      <w:lvlText w:val="■"/>
-      <w:lvlJc w:val="left"/>
-      <w:pPr>
-        <w:ind w:left="7200" w:hanging="360"/>
-      </w:pPr>
-      <w:rPr>
-        <w:u w:val="none"/>
-      </w:rPr>
-    </w:lvl>
-  </w:abstractNum>
   <w:abstractNum w:abstractNumId="23">
     <w:lvl w:ilvl="0">
       <w:start w:val="1"/>
@@ -10967,7 +12348,7 @@
       <w:lvlText w:val="●"/>
       <w:lvlJc w:val="left"/>
       <w:pPr>
-        <w:ind w:left="1440" w:hanging="360"/>
+        <w:ind w:left="720" w:hanging="360"/>
       </w:pPr>
       <w:rPr>
         <w:u w:val="none"/>
@@ -10979,91 +12360,91 @@
       <w:lvlText w:val="○"/>
       <w:lvlJc w:val="left"/>
       <w:pPr>
+        <w:ind w:left="1440" w:hanging="360"/>
+      </w:pPr>
+      <w:rPr>
+        <w:u w:val="none"/>
+      </w:rPr>
+    </w:lvl>
+    <w:lvl w:ilvl="2">
+      <w:start w:val="1"/>
+      <w:numFmt w:val="bullet"/>
+      <w:lvlText w:val="■"/>
+      <w:lvlJc w:val="left"/>
+      <w:pPr>
         <w:ind w:left="2160" w:hanging="360"/>
       </w:pPr>
       <w:rPr>
         <w:u w:val="none"/>
       </w:rPr>
     </w:lvl>
-    <w:lvl w:ilvl="2">
+    <w:lvl w:ilvl="3">
+      <w:start w:val="1"/>
+      <w:numFmt w:val="bullet"/>
+      <w:lvlText w:val="●"/>
+      <w:lvlJc w:val="left"/>
+      <w:pPr>
+        <w:ind w:left="2880" w:hanging="360"/>
+      </w:pPr>
+      <w:rPr>
+        <w:u w:val="none"/>
+      </w:rPr>
+    </w:lvl>
+    <w:lvl w:ilvl="4">
+      <w:start w:val="1"/>
+      <w:numFmt w:val="bullet"/>
+      <w:lvlText w:val="○"/>
+      <w:lvlJc w:val="left"/>
+      <w:pPr>
+        <w:ind w:left="3600" w:hanging="360"/>
+      </w:pPr>
+      <w:rPr>
+        <w:u w:val="none"/>
+      </w:rPr>
+    </w:lvl>
+    <w:lvl w:ilvl="5">
       <w:start w:val="1"/>
       <w:numFmt w:val="bullet"/>
       <w:lvlText w:val="■"/>
       <w:lvlJc w:val="left"/>
       <w:pPr>
-        <w:ind w:left="2880" w:hanging="360"/>
-      </w:pPr>
-      <w:rPr>
-        <w:u w:val="none"/>
-      </w:rPr>
-    </w:lvl>
-    <w:lvl w:ilvl="3">
+        <w:ind w:left="4320" w:hanging="360"/>
+      </w:pPr>
+      <w:rPr>
+        <w:u w:val="none"/>
+      </w:rPr>
+    </w:lvl>
+    <w:lvl w:ilvl="6">
       <w:start w:val="1"/>
       <w:numFmt w:val="bullet"/>
       <w:lvlText w:val="●"/>
       <w:lvlJc w:val="left"/>
       <w:pPr>
-        <w:ind w:left="3600" w:hanging="360"/>
-      </w:pPr>
-      <w:rPr>
-        <w:u w:val="none"/>
-      </w:rPr>
-    </w:lvl>
-    <w:lvl w:ilvl="4">
+        <w:ind w:left="5040" w:hanging="360"/>
+      </w:pPr>
+      <w:rPr>
+        <w:u w:val="none"/>
+      </w:rPr>
+    </w:lvl>
+    <w:lvl w:ilvl="7">
       <w:start w:val="1"/>
       <w:numFmt w:val="bullet"/>
       <w:lvlText w:val="○"/>
       <w:lvlJc w:val="left"/>
       <w:pPr>
-        <w:ind w:left="4320" w:hanging="360"/>
-      </w:pPr>
-      <w:rPr>
-        <w:u w:val="none"/>
-      </w:rPr>
-    </w:lvl>
-    <w:lvl w:ilvl="5">
+        <w:ind w:left="5760" w:hanging="360"/>
+      </w:pPr>
+      <w:rPr>
+        <w:u w:val="none"/>
+      </w:rPr>
+    </w:lvl>
+    <w:lvl w:ilvl="8">
       <w:start w:val="1"/>
       <w:numFmt w:val="bullet"/>
       <w:lvlText w:val="■"/>
       <w:lvlJc w:val="left"/>
       <w:pPr>
-        <w:ind w:left="5040" w:hanging="360"/>
-      </w:pPr>
-      <w:rPr>
-        <w:u w:val="none"/>
-      </w:rPr>
-    </w:lvl>
-    <w:lvl w:ilvl="6">
-      <w:start w:val="1"/>
-      <w:numFmt w:val="bullet"/>
-      <w:lvlText w:val="●"/>
-      <w:lvlJc w:val="left"/>
-      <w:pPr>
-        <w:ind w:left="5760" w:hanging="360"/>
-      </w:pPr>
-      <w:rPr>
-        <w:u w:val="none"/>
-      </w:rPr>
-    </w:lvl>
-    <w:lvl w:ilvl="7">
-      <w:start w:val="1"/>
-      <w:numFmt w:val="bullet"/>
-      <w:lvlText w:val="○"/>
-      <w:lvlJc w:val="left"/>
-      <w:pPr>
         <w:ind w:left="6480" w:hanging="360"/>
-      </w:pPr>
-      <w:rPr>
-        <w:u w:val="none"/>
-      </w:rPr>
-    </w:lvl>
-    <w:lvl w:ilvl="8">
-      <w:start w:val="1"/>
-      <w:numFmt w:val="bullet"/>
-      <w:lvlText w:val="■"/>
-      <w:lvlJc w:val="left"/>
-      <w:pPr>
-        <w:ind w:left="7200" w:hanging="360"/>
       </w:pPr>
       <w:rPr>
         <w:u w:val="none"/>
@@ -11077,7 +12458,7 @@
       <w:lvlText w:val="●"/>
       <w:lvlJc w:val="left"/>
       <w:pPr>
-        <w:ind w:left="720" w:hanging="360"/>
+        <w:ind w:left="1440" w:hanging="360"/>
       </w:pPr>
       <w:rPr>
         <w:u w:val="none"/>
@@ -11089,7 +12470,7 @@
       <w:lvlText w:val="○"/>
       <w:lvlJc w:val="left"/>
       <w:pPr>
-        <w:ind w:left="1440" w:hanging="360"/>
+        <w:ind w:left="2160" w:hanging="360"/>
       </w:pPr>
       <w:rPr>
         <w:u w:val="none"/>
@@ -11101,7 +12482,7 @@
       <w:lvlText w:val="■"/>
       <w:lvlJc w:val="left"/>
       <w:pPr>
-        <w:ind w:left="2160" w:hanging="360"/>
+        <w:ind w:left="2880" w:hanging="360"/>
       </w:pPr>
       <w:rPr>
         <w:u w:val="none"/>
@@ -11113,7 +12494,7 @@
       <w:lvlText w:val="●"/>
       <w:lvlJc w:val="left"/>
       <w:pPr>
-        <w:ind w:left="2880" w:hanging="360"/>
+        <w:ind w:left="3600" w:hanging="360"/>
       </w:pPr>
       <w:rPr>
         <w:u w:val="none"/>
@@ -11125,7 +12506,7 @@
       <w:lvlText w:val="○"/>
       <w:lvlJc w:val="left"/>
       <w:pPr>
-        <w:ind w:left="3600" w:hanging="360"/>
+        <w:ind w:left="4320" w:hanging="360"/>
       </w:pPr>
       <w:rPr>
         <w:u w:val="none"/>
@@ -11137,7 +12518,7 @@
       <w:lvlText w:val="■"/>
       <w:lvlJc w:val="left"/>
       <w:pPr>
-        <w:ind w:left="4320" w:hanging="360"/>
+        <w:ind w:left="5040" w:hanging="360"/>
       </w:pPr>
       <w:rPr>
         <w:u w:val="none"/>
@@ -11149,7 +12530,7 @@
       <w:lvlText w:val="●"/>
       <w:lvlJc w:val="left"/>
       <w:pPr>
-        <w:ind w:left="5040" w:hanging="360"/>
+        <w:ind w:left="5760" w:hanging="360"/>
       </w:pPr>
       <w:rPr>
         <w:u w:val="none"/>
@@ -11161,7 +12542,7 @@
       <w:lvlText w:val="○"/>
       <w:lvlJc w:val="left"/>
       <w:pPr>
-        <w:ind w:left="5760" w:hanging="360"/>
+        <w:ind w:left="6480" w:hanging="360"/>
       </w:pPr>
       <w:rPr>
         <w:u w:val="none"/>
@@ -11173,7 +12554,7 @@
       <w:lvlText w:val="■"/>
       <w:lvlJc w:val="left"/>
       <w:pPr>
-        <w:ind w:left="6480" w:hanging="360"/>
+        <w:ind w:left="7200" w:hanging="360"/>
       </w:pPr>
       <w:rPr>
         <w:u w:val="none"/>
@@ -11183,11 +12564,11 @@
   <w:abstractNum w:abstractNumId="25">
     <w:lvl w:ilvl="0">
       <w:start w:val="1"/>
-      <w:numFmt w:val="decimal"/>
-      <w:lvlText w:val="%1."/>
-      <w:lvlJc w:val="left"/>
-      <w:pPr>
-        <w:ind w:left="720" w:hanging="360"/>
+      <w:numFmt w:val="bullet"/>
+      <w:lvlText w:val="●"/>
+      <w:lvlJc w:val="left"/>
+      <w:pPr>
+        <w:ind w:left="1440" w:hanging="360"/>
       </w:pPr>
       <w:rPr>
         <w:u w:val="none"/>
@@ -11195,11 +12576,11 @@
     </w:lvl>
     <w:lvl w:ilvl="1">
       <w:start w:val="1"/>
-      <w:numFmt w:val="lowerLetter"/>
-      <w:lvlText w:val="%2."/>
-      <w:lvlJc w:val="left"/>
-      <w:pPr>
-        <w:ind w:left="1440" w:hanging="360"/>
+      <w:numFmt w:val="bullet"/>
+      <w:lvlText w:val="○"/>
+      <w:lvlJc w:val="left"/>
+      <w:pPr>
+        <w:ind w:left="2160" w:hanging="360"/>
       </w:pPr>
       <w:rPr>
         <w:u w:val="none"/>
@@ -11207,11 +12588,11 @@
     </w:lvl>
     <w:lvl w:ilvl="2">
       <w:start w:val="1"/>
-      <w:numFmt w:val="lowerRoman"/>
-      <w:lvlText w:val="%3."/>
-      <w:lvlJc w:val="left"/>
-      <w:pPr>
-        <w:ind w:left="2160" w:hanging="360"/>
+      <w:numFmt w:val="bullet"/>
+      <w:lvlText w:val="■"/>
+      <w:lvlJc w:val="left"/>
+      <w:pPr>
+        <w:ind w:left="2880" w:hanging="360"/>
       </w:pPr>
       <w:rPr>
         <w:u w:val="none"/>
@@ -11219,11 +12600,11 @@
     </w:lvl>
     <w:lvl w:ilvl="3">
       <w:start w:val="1"/>
-      <w:numFmt w:val="decimal"/>
-      <w:lvlText w:val="%4."/>
-      <w:lvlJc w:val="left"/>
-      <w:pPr>
-        <w:ind w:left="2880" w:hanging="360"/>
+      <w:numFmt w:val="bullet"/>
+      <w:lvlText w:val="●"/>
+      <w:lvlJc w:val="left"/>
+      <w:pPr>
+        <w:ind w:left="3600" w:hanging="360"/>
       </w:pPr>
       <w:rPr>
         <w:u w:val="none"/>
@@ -11231,11 +12612,11 @@
     </w:lvl>
     <w:lvl w:ilvl="4">
       <w:start w:val="1"/>
-      <w:numFmt w:val="lowerLetter"/>
-      <w:lvlText w:val="%5."/>
-      <w:lvlJc w:val="left"/>
-      <w:pPr>
-        <w:ind w:left="3600" w:hanging="360"/>
+      <w:numFmt w:val="bullet"/>
+      <w:lvlText w:val="○"/>
+      <w:lvlJc w:val="left"/>
+      <w:pPr>
+        <w:ind w:left="4320" w:hanging="360"/>
       </w:pPr>
       <w:rPr>
         <w:u w:val="none"/>
@@ -11243,11 +12624,11 @@
     </w:lvl>
     <w:lvl w:ilvl="5">
       <w:start w:val="1"/>
-      <w:numFmt w:val="lowerRoman"/>
-      <w:lvlText w:val="%6."/>
-      <w:lvlJc w:val="left"/>
-      <w:pPr>
-        <w:ind w:left="4320" w:hanging="360"/>
+      <w:numFmt w:val="bullet"/>
+      <w:lvlText w:val="■"/>
+      <w:lvlJc w:val="left"/>
+      <w:pPr>
+        <w:ind w:left="5040" w:hanging="360"/>
       </w:pPr>
       <w:rPr>
         <w:u w:val="none"/>
@@ -11255,11 +12636,11 @@
     </w:lvl>
     <w:lvl w:ilvl="6">
       <w:start w:val="1"/>
-      <w:numFmt w:val="decimal"/>
-      <w:lvlText w:val="%7."/>
-      <w:lvlJc w:val="left"/>
-      <w:pPr>
-        <w:ind w:left="5040" w:hanging="360"/>
+      <w:numFmt w:val="bullet"/>
+      <w:lvlText w:val="●"/>
+      <w:lvlJc w:val="left"/>
+      <w:pPr>
+        <w:ind w:left="5760" w:hanging="360"/>
       </w:pPr>
       <w:rPr>
         <w:u w:val="none"/>
@@ -11267,11 +12648,11 @@
     </w:lvl>
     <w:lvl w:ilvl="7">
       <w:start w:val="1"/>
-      <w:numFmt w:val="lowerLetter"/>
-      <w:lvlText w:val="%8."/>
-      <w:lvlJc w:val="left"/>
-      <w:pPr>
-        <w:ind w:left="5760" w:hanging="360"/>
+      <w:numFmt w:val="bullet"/>
+      <w:lvlText w:val="○"/>
+      <w:lvlJc w:val="left"/>
+      <w:pPr>
+        <w:ind w:left="6480" w:hanging="360"/>
       </w:pPr>
       <w:rPr>
         <w:u w:val="none"/>
@@ -11279,11 +12660,11 @@
     </w:lvl>
     <w:lvl w:ilvl="8">
       <w:start w:val="1"/>
-      <w:numFmt w:val="lowerRoman"/>
-      <w:lvlText w:val="%9."/>
-      <w:lvlJc w:val="left"/>
-      <w:pPr>
-        <w:ind w:left="6480" w:hanging="360"/>
+      <w:numFmt w:val="bullet"/>
+      <w:lvlText w:val="■"/>
+      <w:lvlJc w:val="left"/>
+      <w:pPr>
+        <w:ind w:left="7200" w:hanging="360"/>
       </w:pPr>
       <w:rPr>
         <w:u w:val="none"/>
@@ -11403,11 +12784,11 @@
   <w:abstractNum w:abstractNumId="27">
     <w:lvl w:ilvl="0">
       <w:start w:val="1"/>
-      <w:numFmt w:val="bullet"/>
-      <w:lvlText w:val="●"/>
-      <w:lvlJc w:val="left"/>
-      <w:pPr>
-        <w:ind w:left="1440" w:hanging="360"/>
+      <w:numFmt w:val="decimal"/>
+      <w:lvlText w:val="%1."/>
+      <w:lvlJc w:val="left"/>
+      <w:pPr>
+        <w:ind w:left="720" w:hanging="360"/>
       </w:pPr>
       <w:rPr>
         <w:u w:val="none"/>
@@ -11415,8 +12796,20 @@
     </w:lvl>
     <w:lvl w:ilvl="1">
       <w:start w:val="1"/>
-      <w:numFmt w:val="bullet"/>
-      <w:lvlText w:val="○"/>
+      <w:numFmt w:val="lowerLetter"/>
+      <w:lvlText w:val="%2."/>
+      <w:lvlJc w:val="left"/>
+      <w:pPr>
+        <w:ind w:left="1440" w:hanging="360"/>
+      </w:pPr>
+      <w:rPr>
+        <w:u w:val="none"/>
+      </w:rPr>
+    </w:lvl>
+    <w:lvl w:ilvl="2">
+      <w:start w:val="1"/>
+      <w:numFmt w:val="lowerRoman"/>
+      <w:lvlText w:val="%3."/>
       <w:lvlJc w:val="left"/>
       <w:pPr>
         <w:ind w:left="2160" w:hanging="360"/>
@@ -11425,10 +12818,10 @@
         <w:u w:val="none"/>
       </w:rPr>
     </w:lvl>
-    <w:lvl w:ilvl="2">
-      <w:start w:val="1"/>
-      <w:numFmt w:val="bullet"/>
-      <w:lvlText w:val="■"/>
+    <w:lvl w:ilvl="3">
+      <w:start w:val="1"/>
+      <w:numFmt w:val="decimal"/>
+      <w:lvlText w:val="%4."/>
       <w:lvlJc w:val="left"/>
       <w:pPr>
         <w:ind w:left="2880" w:hanging="360"/>
@@ -11437,10 +12830,10 @@
         <w:u w:val="none"/>
       </w:rPr>
     </w:lvl>
-    <w:lvl w:ilvl="3">
-      <w:start w:val="1"/>
-      <w:numFmt w:val="bullet"/>
-      <w:lvlText w:val="●"/>
+    <w:lvl w:ilvl="4">
+      <w:start w:val="1"/>
+      <w:numFmt w:val="lowerLetter"/>
+      <w:lvlText w:val="%5."/>
       <w:lvlJc w:val="left"/>
       <w:pPr>
         <w:ind w:left="3600" w:hanging="360"/>
@@ -11449,10 +12842,10 @@
         <w:u w:val="none"/>
       </w:rPr>
     </w:lvl>
-    <w:lvl w:ilvl="4">
-      <w:start w:val="1"/>
-      <w:numFmt w:val="bullet"/>
-      <w:lvlText w:val="○"/>
+    <w:lvl w:ilvl="5">
+      <w:start w:val="1"/>
+      <w:numFmt w:val="lowerRoman"/>
+      <w:lvlText w:val="%6."/>
       <w:lvlJc w:val="left"/>
       <w:pPr>
         <w:ind w:left="4320" w:hanging="360"/>
@@ -11461,10 +12854,10 @@
         <w:u w:val="none"/>
       </w:rPr>
     </w:lvl>
-    <w:lvl w:ilvl="5">
-      <w:start w:val="1"/>
-      <w:numFmt w:val="bullet"/>
-      <w:lvlText w:val="■"/>
+    <w:lvl w:ilvl="6">
+      <w:start w:val="1"/>
+      <w:numFmt w:val="decimal"/>
+      <w:lvlText w:val="%7."/>
       <w:lvlJc w:val="left"/>
       <w:pPr>
         <w:ind w:left="5040" w:hanging="360"/>
@@ -11473,10 +12866,10 @@
         <w:u w:val="none"/>
       </w:rPr>
     </w:lvl>
-    <w:lvl w:ilvl="6">
-      <w:start w:val="1"/>
-      <w:numFmt w:val="bullet"/>
-      <w:lvlText w:val="●"/>
+    <w:lvl w:ilvl="7">
+      <w:start w:val="1"/>
+      <w:numFmt w:val="lowerLetter"/>
+      <w:lvlText w:val="%8."/>
       <w:lvlJc w:val="left"/>
       <w:pPr>
         <w:ind w:left="5760" w:hanging="360"/>
@@ -11485,25 +12878,13 @@
         <w:u w:val="none"/>
       </w:rPr>
     </w:lvl>
-    <w:lvl w:ilvl="7">
-      <w:start w:val="1"/>
-      <w:numFmt w:val="bullet"/>
-      <w:lvlText w:val="○"/>
+    <w:lvl w:ilvl="8">
+      <w:start w:val="1"/>
+      <w:numFmt w:val="lowerRoman"/>
+      <w:lvlText w:val="%9."/>
       <w:lvlJc w:val="left"/>
       <w:pPr>
         <w:ind w:left="6480" w:hanging="360"/>
-      </w:pPr>
-      <w:rPr>
-        <w:u w:val="none"/>
-      </w:rPr>
-    </w:lvl>
-    <w:lvl w:ilvl="8">
-      <w:start w:val="1"/>
-      <w:numFmt w:val="bullet"/>
-      <w:lvlText w:val="■"/>
-      <w:lvlJc w:val="left"/>
-      <w:pPr>
-        <w:ind w:left="7200" w:hanging="360"/>
       </w:pPr>
       <w:rPr>
         <w:u w:val="none"/>
@@ -11514,7 +12895,7 @@
     <w:lvl w:ilvl="0">
       <w:start w:val="1"/>
       <w:numFmt w:val="bullet"/>
-      <w:lvlText w:val="●"/>
+      <w:lvlText w:val="-"/>
       <w:lvlJc w:val="left"/>
       <w:pPr>
         <w:ind w:left="1440" w:hanging="360"/>
@@ -11526,7 +12907,7 @@
     <w:lvl w:ilvl="1">
       <w:start w:val="1"/>
       <w:numFmt w:val="bullet"/>
-      <w:lvlText w:val="○"/>
+      <w:lvlText w:val="-"/>
       <w:lvlJc w:val="left"/>
       <w:pPr>
         <w:ind w:left="2160" w:hanging="360"/>
@@ -11538,7 +12919,7 @@
     <w:lvl w:ilvl="2">
       <w:start w:val="1"/>
       <w:numFmt w:val="bullet"/>
-      <w:lvlText w:val="■"/>
+      <w:lvlText w:val="-"/>
       <w:lvlJc w:val="left"/>
       <w:pPr>
         <w:ind w:left="2880" w:hanging="360"/>
@@ -11550,7 +12931,7 @@
     <w:lvl w:ilvl="3">
       <w:start w:val="1"/>
       <w:numFmt w:val="bullet"/>
-      <w:lvlText w:val="●"/>
+      <w:lvlText w:val="-"/>
       <w:lvlJc w:val="left"/>
       <w:pPr>
         <w:ind w:left="3600" w:hanging="360"/>
@@ -11562,7 +12943,7 @@
     <w:lvl w:ilvl="4">
       <w:start w:val="1"/>
       <w:numFmt w:val="bullet"/>
-      <w:lvlText w:val="○"/>
+      <w:lvlText w:val="-"/>
       <w:lvlJc w:val="left"/>
       <w:pPr>
         <w:ind w:left="4320" w:hanging="360"/>
@@ -11574,7 +12955,7 @@
     <w:lvl w:ilvl="5">
       <w:start w:val="1"/>
       <w:numFmt w:val="bullet"/>
-      <w:lvlText w:val="■"/>
+      <w:lvlText w:val="-"/>
       <w:lvlJc w:val="left"/>
       <w:pPr>
         <w:ind w:left="5040" w:hanging="360"/>
@@ -11586,7 +12967,7 @@
     <w:lvl w:ilvl="6">
       <w:start w:val="1"/>
       <w:numFmt w:val="bullet"/>
-      <w:lvlText w:val="●"/>
+      <w:lvlText w:val="-"/>
       <w:lvlJc w:val="left"/>
       <w:pPr>
         <w:ind w:left="5760" w:hanging="360"/>
@@ -11598,7 +12979,7 @@
     <w:lvl w:ilvl="7">
       <w:start w:val="1"/>
       <w:numFmt w:val="bullet"/>
-      <w:lvlText w:val="○"/>
+      <w:lvlText w:val="-"/>
       <w:lvlJc w:val="left"/>
       <w:pPr>
         <w:ind w:left="6480" w:hanging="360"/>
@@ -11610,7 +12991,7 @@
     <w:lvl w:ilvl="8">
       <w:start w:val="1"/>
       <w:numFmt w:val="bullet"/>
-      <w:lvlText w:val="■"/>
+      <w:lvlText w:val="-"/>
       <w:lvlJc w:val="left"/>
       <w:pPr>
         <w:ind w:left="7200" w:hanging="360"/>
@@ -11737,7 +13118,7 @@
       <w:lvlText w:val="●"/>
       <w:lvlJc w:val="left"/>
       <w:pPr>
-        <w:ind w:left="720" w:hanging="360"/>
+        <w:ind w:left="1440" w:hanging="360"/>
       </w:pPr>
       <w:rPr>
         <w:u w:val="none"/>
@@ -11749,7 +13130,7 @@
       <w:lvlText w:val="○"/>
       <w:lvlJc w:val="left"/>
       <w:pPr>
-        <w:ind w:left="1440" w:hanging="360"/>
+        <w:ind w:left="2160" w:hanging="360"/>
       </w:pPr>
       <w:rPr>
         <w:u w:val="none"/>
@@ -11761,7 +13142,7 @@
       <w:lvlText w:val="■"/>
       <w:lvlJc w:val="left"/>
       <w:pPr>
-        <w:ind w:left="2160" w:hanging="360"/>
+        <w:ind w:left="2880" w:hanging="360"/>
       </w:pPr>
       <w:rPr>
         <w:u w:val="none"/>
@@ -11773,7 +13154,7 @@
       <w:lvlText w:val="●"/>
       <w:lvlJc w:val="left"/>
       <w:pPr>
-        <w:ind w:left="2880" w:hanging="360"/>
+        <w:ind w:left="3600" w:hanging="360"/>
       </w:pPr>
       <w:rPr>
         <w:u w:val="none"/>
@@ -11785,7 +13166,7 @@
       <w:lvlText w:val="○"/>
       <w:lvlJc w:val="left"/>
       <w:pPr>
-        <w:ind w:left="3600" w:hanging="360"/>
+        <w:ind w:left="4320" w:hanging="360"/>
       </w:pPr>
       <w:rPr>
         <w:u w:val="none"/>
@@ -11797,7 +13178,7 @@
       <w:lvlText w:val="■"/>
       <w:lvlJc w:val="left"/>
       <w:pPr>
-        <w:ind w:left="4320" w:hanging="360"/>
+        <w:ind w:left="5040" w:hanging="360"/>
       </w:pPr>
       <w:rPr>
         <w:u w:val="none"/>
@@ -11809,7 +13190,7 @@
       <w:lvlText w:val="●"/>
       <w:lvlJc w:val="left"/>
       <w:pPr>
-        <w:ind w:left="5040" w:hanging="360"/>
+        <w:ind w:left="5760" w:hanging="360"/>
       </w:pPr>
       <w:rPr>
         <w:u w:val="none"/>
@@ -11821,7 +13202,7 @@
       <w:lvlText w:val="○"/>
       <w:lvlJc w:val="left"/>
       <w:pPr>
-        <w:ind w:left="5760" w:hanging="360"/>
+        <w:ind w:left="6480" w:hanging="360"/>
       </w:pPr>
       <w:rPr>
         <w:u w:val="none"/>
@@ -11833,7 +13214,7 @@
       <w:lvlText w:val="■"/>
       <w:lvlJc w:val="left"/>
       <w:pPr>
-        <w:ind w:left="6480" w:hanging="360"/>
+        <w:ind w:left="7200" w:hanging="360"/>
       </w:pPr>
       <w:rPr>
         <w:u w:val="none"/>
@@ -11847,7 +13228,7 @@
       <w:lvlText w:val="●"/>
       <w:lvlJc w:val="left"/>
       <w:pPr>
-        <w:ind w:left="720" w:hanging="360"/>
+        <w:ind w:left="1440" w:hanging="360"/>
       </w:pPr>
       <w:rPr>
         <w:u w:val="none"/>
@@ -11859,7 +13240,7 @@
       <w:lvlText w:val="○"/>
       <w:lvlJc w:val="left"/>
       <w:pPr>
-        <w:ind w:left="1440" w:hanging="360"/>
+        <w:ind w:left="2160" w:hanging="360"/>
       </w:pPr>
       <w:rPr>
         <w:u w:val="none"/>
@@ -11871,7 +13252,7 @@
       <w:lvlText w:val="■"/>
       <w:lvlJc w:val="left"/>
       <w:pPr>
-        <w:ind w:left="2160" w:hanging="360"/>
+        <w:ind w:left="2880" w:hanging="360"/>
       </w:pPr>
       <w:rPr>
         <w:u w:val="none"/>
@@ -11883,7 +13264,7 @@
       <w:lvlText w:val="●"/>
       <w:lvlJc w:val="left"/>
       <w:pPr>
-        <w:ind w:left="2880" w:hanging="360"/>
+        <w:ind w:left="3600" w:hanging="360"/>
       </w:pPr>
       <w:rPr>
         <w:u w:val="none"/>
@@ -11895,7 +13276,7 @@
       <w:lvlText w:val="○"/>
       <w:lvlJc w:val="left"/>
       <w:pPr>
-        <w:ind w:left="3600" w:hanging="360"/>
+        <w:ind w:left="4320" w:hanging="360"/>
       </w:pPr>
       <w:rPr>
         <w:u w:val="none"/>
@@ -11907,7 +13288,7 @@
       <w:lvlText w:val="■"/>
       <w:lvlJc w:val="left"/>
       <w:pPr>
-        <w:ind w:left="4320" w:hanging="360"/>
+        <w:ind w:left="5040" w:hanging="360"/>
       </w:pPr>
       <w:rPr>
         <w:u w:val="none"/>
@@ -11919,7 +13300,7 @@
       <w:lvlText w:val="●"/>
       <w:lvlJc w:val="left"/>
       <w:pPr>
-        <w:ind w:left="5040" w:hanging="360"/>
+        <w:ind w:left="5760" w:hanging="360"/>
       </w:pPr>
       <w:rPr>
         <w:u w:val="none"/>
@@ -11931,7 +13312,7 @@
       <w:lvlText w:val="○"/>
       <w:lvlJc w:val="left"/>
       <w:pPr>
-        <w:ind w:left="5760" w:hanging="360"/>
+        <w:ind w:left="6480" w:hanging="360"/>
       </w:pPr>
       <w:rPr>
         <w:u w:val="none"/>
@@ -11943,7 +13324,7 @@
       <w:lvlText w:val="■"/>
       <w:lvlJc w:val="left"/>
       <w:pPr>
-        <w:ind w:left="6480" w:hanging="360"/>
+        <w:ind w:left="7200" w:hanging="360"/>
       </w:pPr>
       <w:rPr>
         <w:u w:val="none"/>
@@ -11957,7 +13338,7 @@
       <w:lvlText w:val="●"/>
       <w:lvlJc w:val="left"/>
       <w:pPr>
-        <w:ind w:left="1440" w:hanging="360"/>
+        <w:ind w:left="720" w:hanging="360"/>
       </w:pPr>
       <w:rPr>
         <w:u w:val="none"/>
@@ -11969,91 +13350,91 @@
       <w:lvlText w:val="○"/>
       <w:lvlJc w:val="left"/>
       <w:pPr>
+        <w:ind w:left="1440" w:hanging="360"/>
+      </w:pPr>
+      <w:rPr>
+        <w:u w:val="none"/>
+      </w:rPr>
+    </w:lvl>
+    <w:lvl w:ilvl="2">
+      <w:start w:val="1"/>
+      <w:numFmt w:val="bullet"/>
+      <w:lvlText w:val="■"/>
+      <w:lvlJc w:val="left"/>
+      <w:pPr>
         <w:ind w:left="2160" w:hanging="360"/>
       </w:pPr>
       <w:rPr>
         <w:u w:val="none"/>
       </w:rPr>
     </w:lvl>
-    <w:lvl w:ilvl="2">
+    <w:lvl w:ilvl="3">
+      <w:start w:val="1"/>
+      <w:numFmt w:val="bullet"/>
+      <w:lvlText w:val="●"/>
+      <w:lvlJc w:val="left"/>
+      <w:pPr>
+        <w:ind w:left="2880" w:hanging="360"/>
+      </w:pPr>
+      <w:rPr>
+        <w:u w:val="none"/>
+      </w:rPr>
+    </w:lvl>
+    <w:lvl w:ilvl="4">
+      <w:start w:val="1"/>
+      <w:numFmt w:val="bullet"/>
+      <w:lvlText w:val="○"/>
+      <w:lvlJc w:val="left"/>
+      <w:pPr>
+        <w:ind w:left="3600" w:hanging="360"/>
+      </w:pPr>
+      <w:rPr>
+        <w:u w:val="none"/>
+      </w:rPr>
+    </w:lvl>
+    <w:lvl w:ilvl="5">
       <w:start w:val="1"/>
       <w:numFmt w:val="bullet"/>
       <w:lvlText w:val="■"/>
       <w:lvlJc w:val="left"/>
       <w:pPr>
-        <w:ind w:left="2880" w:hanging="360"/>
-      </w:pPr>
-      <w:rPr>
-        <w:u w:val="none"/>
-      </w:rPr>
-    </w:lvl>
-    <w:lvl w:ilvl="3">
+        <w:ind w:left="4320" w:hanging="360"/>
+      </w:pPr>
+      <w:rPr>
+        <w:u w:val="none"/>
+      </w:rPr>
+    </w:lvl>
+    <w:lvl w:ilvl="6">
       <w:start w:val="1"/>
       <w:numFmt w:val="bullet"/>
       <w:lvlText w:val="●"/>
       <w:lvlJc w:val="left"/>
       <w:pPr>
-        <w:ind w:left="3600" w:hanging="360"/>
-      </w:pPr>
-      <w:rPr>
-        <w:u w:val="none"/>
-      </w:rPr>
-    </w:lvl>
-    <w:lvl w:ilvl="4">
+        <w:ind w:left="5040" w:hanging="360"/>
+      </w:pPr>
+      <w:rPr>
+        <w:u w:val="none"/>
+      </w:rPr>
+    </w:lvl>
+    <w:lvl w:ilvl="7">
       <w:start w:val="1"/>
       <w:numFmt w:val="bullet"/>
       <w:lvlText w:val="○"/>
       <w:lvlJc w:val="left"/>
       <w:pPr>
-        <w:ind w:left="4320" w:hanging="360"/>
-      </w:pPr>
-      <w:rPr>
-        <w:u w:val="none"/>
-      </w:rPr>
-    </w:lvl>
-    <w:lvl w:ilvl="5">
+        <w:ind w:left="5760" w:hanging="360"/>
+      </w:pPr>
+      <w:rPr>
+        <w:u w:val="none"/>
+      </w:rPr>
+    </w:lvl>
+    <w:lvl w:ilvl="8">
       <w:start w:val="1"/>
       <w:numFmt w:val="bullet"/>
       <w:lvlText w:val="■"/>
       <w:lvlJc w:val="left"/>
       <w:pPr>
-        <w:ind w:left="5040" w:hanging="360"/>
-      </w:pPr>
-      <w:rPr>
-        <w:u w:val="none"/>
-      </w:rPr>
-    </w:lvl>
-    <w:lvl w:ilvl="6">
-      <w:start w:val="1"/>
-      <w:numFmt w:val="bullet"/>
-      <w:lvlText w:val="●"/>
-      <w:lvlJc w:val="left"/>
-      <w:pPr>
-        <w:ind w:left="5760" w:hanging="360"/>
-      </w:pPr>
-      <w:rPr>
-        <w:u w:val="none"/>
-      </w:rPr>
-    </w:lvl>
-    <w:lvl w:ilvl="7">
-      <w:start w:val="1"/>
-      <w:numFmt w:val="bullet"/>
-      <w:lvlText w:val="○"/>
-      <w:lvlJc w:val="left"/>
-      <w:pPr>
         <w:ind w:left="6480" w:hanging="360"/>
-      </w:pPr>
-      <w:rPr>
-        <w:u w:val="none"/>
-      </w:rPr>
-    </w:lvl>
-    <w:lvl w:ilvl="8">
-      <w:start w:val="1"/>
-      <w:numFmt w:val="bullet"/>
-      <w:lvlText w:val="■"/>
-      <w:lvlJc w:val="left"/>
-      <w:pPr>
-        <w:ind w:left="7200" w:hanging="360"/>
       </w:pPr>
       <w:rPr>
         <w:u w:val="none"/>
@@ -12177,7 +13558,7 @@
       <w:lvlText w:val="●"/>
       <w:lvlJc w:val="left"/>
       <w:pPr>
-        <w:ind w:left="1440" w:hanging="360"/>
+        <w:ind w:left="720" w:hanging="360"/>
       </w:pPr>
       <w:rPr>
         <w:u w:val="none"/>
@@ -12189,91 +13570,91 @@
       <w:lvlText w:val="○"/>
       <w:lvlJc w:val="left"/>
       <w:pPr>
+        <w:ind w:left="1440" w:hanging="360"/>
+      </w:pPr>
+      <w:rPr>
+        <w:u w:val="none"/>
+      </w:rPr>
+    </w:lvl>
+    <w:lvl w:ilvl="2">
+      <w:start w:val="1"/>
+      <w:numFmt w:val="bullet"/>
+      <w:lvlText w:val="■"/>
+      <w:lvlJc w:val="left"/>
+      <w:pPr>
         <w:ind w:left="2160" w:hanging="360"/>
       </w:pPr>
       <w:rPr>
         <w:u w:val="none"/>
       </w:rPr>
     </w:lvl>
-    <w:lvl w:ilvl="2">
+    <w:lvl w:ilvl="3">
+      <w:start w:val="1"/>
+      <w:numFmt w:val="bullet"/>
+      <w:lvlText w:val="●"/>
+      <w:lvlJc w:val="left"/>
+      <w:pPr>
+        <w:ind w:left="2880" w:hanging="360"/>
+      </w:pPr>
+      <w:rPr>
+        <w:u w:val="none"/>
+      </w:rPr>
+    </w:lvl>
+    <w:lvl w:ilvl="4">
+      <w:start w:val="1"/>
+      <w:numFmt w:val="bullet"/>
+      <w:lvlText w:val="○"/>
+      <w:lvlJc w:val="left"/>
+      <w:pPr>
+        <w:ind w:left="3600" w:hanging="360"/>
+      </w:pPr>
+      <w:rPr>
+        <w:u w:val="none"/>
+      </w:rPr>
+    </w:lvl>
+    <w:lvl w:ilvl="5">
       <w:start w:val="1"/>
       <w:numFmt w:val="bullet"/>
       <w:lvlText w:val="■"/>
       <w:lvlJc w:val="left"/>
       <w:pPr>
-        <w:ind w:left="2880" w:hanging="360"/>
-      </w:pPr>
-      <w:rPr>
-        <w:u w:val="none"/>
-      </w:rPr>
-    </w:lvl>
-    <w:lvl w:ilvl="3">
+        <w:ind w:left="4320" w:hanging="360"/>
+      </w:pPr>
+      <w:rPr>
+        <w:u w:val="none"/>
+      </w:rPr>
+    </w:lvl>
+    <w:lvl w:ilvl="6">
       <w:start w:val="1"/>
       <w:numFmt w:val="bullet"/>
       <w:lvlText w:val="●"/>
       <w:lvlJc w:val="left"/>
       <w:pPr>
-        <w:ind w:left="3600" w:hanging="360"/>
-      </w:pPr>
-      <w:rPr>
-        <w:u w:val="none"/>
-      </w:rPr>
-    </w:lvl>
-    <w:lvl w:ilvl="4">
+        <w:ind w:left="5040" w:hanging="360"/>
+      </w:pPr>
+      <w:rPr>
+        <w:u w:val="none"/>
+      </w:rPr>
+    </w:lvl>
+    <w:lvl w:ilvl="7">
       <w:start w:val="1"/>
       <w:numFmt w:val="bullet"/>
       <w:lvlText w:val="○"/>
       <w:lvlJc w:val="left"/>
       <w:pPr>
-        <w:ind w:left="4320" w:hanging="360"/>
-      </w:pPr>
-      <w:rPr>
-        <w:u w:val="none"/>
-      </w:rPr>
-    </w:lvl>
-    <w:lvl w:ilvl="5">
+        <w:ind w:left="5760" w:hanging="360"/>
+      </w:pPr>
+      <w:rPr>
+        <w:u w:val="none"/>
+      </w:rPr>
+    </w:lvl>
+    <w:lvl w:ilvl="8">
       <w:start w:val="1"/>
       <w:numFmt w:val="bullet"/>
       <w:lvlText w:val="■"/>
       <w:lvlJc w:val="left"/>
       <w:pPr>
-        <w:ind w:left="5040" w:hanging="360"/>
-      </w:pPr>
-      <w:rPr>
-        <w:u w:val="none"/>
-      </w:rPr>
-    </w:lvl>
-    <w:lvl w:ilvl="6">
-      <w:start w:val="1"/>
-      <w:numFmt w:val="bullet"/>
-      <w:lvlText w:val="●"/>
-      <w:lvlJc w:val="left"/>
-      <w:pPr>
-        <w:ind w:left="5760" w:hanging="360"/>
-      </w:pPr>
-      <w:rPr>
-        <w:u w:val="none"/>
-      </w:rPr>
-    </w:lvl>
-    <w:lvl w:ilvl="7">
-      <w:start w:val="1"/>
-      <w:numFmt w:val="bullet"/>
-      <w:lvlText w:val="○"/>
-      <w:lvlJc w:val="left"/>
-      <w:pPr>
         <w:ind w:left="6480" w:hanging="360"/>
-      </w:pPr>
-      <w:rPr>
-        <w:u w:val="none"/>
-      </w:rPr>
-    </w:lvl>
-    <w:lvl w:ilvl="8">
-      <w:start w:val="1"/>
-      <w:numFmt w:val="bullet"/>
-      <w:lvlText w:val="■"/>
-      <w:lvlJc w:val="left"/>
-      <w:pPr>
-        <w:ind w:left="7200" w:hanging="360"/>
       </w:pPr>
       <w:rPr>
         <w:u w:val="none"/>
@@ -12393,11 +13774,341 @@
   <w:abstractNum w:abstractNumId="36">
     <w:lvl w:ilvl="0">
       <w:start w:val="1"/>
+      <w:numFmt w:val="bullet"/>
+      <w:lvlText w:val="-"/>
+      <w:lvlJc w:val="left"/>
+      <w:pPr>
+        <w:ind w:left="1440" w:hanging="360"/>
+      </w:pPr>
+      <w:rPr>
+        <w:u w:val="none"/>
+      </w:rPr>
+    </w:lvl>
+    <w:lvl w:ilvl="1">
+      <w:start w:val="1"/>
+      <w:numFmt w:val="bullet"/>
+      <w:lvlText w:val="-"/>
+      <w:lvlJc w:val="left"/>
+      <w:pPr>
+        <w:ind w:left="2160" w:hanging="360"/>
+      </w:pPr>
+      <w:rPr>
+        <w:u w:val="none"/>
+      </w:rPr>
+    </w:lvl>
+    <w:lvl w:ilvl="2">
+      <w:start w:val="1"/>
+      <w:numFmt w:val="bullet"/>
+      <w:lvlText w:val="-"/>
+      <w:lvlJc w:val="left"/>
+      <w:pPr>
+        <w:ind w:left="2880" w:hanging="360"/>
+      </w:pPr>
+      <w:rPr>
+        <w:u w:val="none"/>
+      </w:rPr>
+    </w:lvl>
+    <w:lvl w:ilvl="3">
+      <w:start w:val="1"/>
+      <w:numFmt w:val="bullet"/>
+      <w:lvlText w:val="-"/>
+      <w:lvlJc w:val="left"/>
+      <w:pPr>
+        <w:ind w:left="3600" w:hanging="360"/>
+      </w:pPr>
+      <w:rPr>
+        <w:u w:val="none"/>
+      </w:rPr>
+    </w:lvl>
+    <w:lvl w:ilvl="4">
+      <w:start w:val="1"/>
+      <w:numFmt w:val="bullet"/>
+      <w:lvlText w:val="-"/>
+      <w:lvlJc w:val="left"/>
+      <w:pPr>
+        <w:ind w:left="4320" w:hanging="360"/>
+      </w:pPr>
+      <w:rPr>
+        <w:u w:val="none"/>
+      </w:rPr>
+    </w:lvl>
+    <w:lvl w:ilvl="5">
+      <w:start w:val="1"/>
+      <w:numFmt w:val="bullet"/>
+      <w:lvlText w:val="-"/>
+      <w:lvlJc w:val="left"/>
+      <w:pPr>
+        <w:ind w:left="5040" w:hanging="360"/>
+      </w:pPr>
+      <w:rPr>
+        <w:u w:val="none"/>
+      </w:rPr>
+    </w:lvl>
+    <w:lvl w:ilvl="6">
+      <w:start w:val="1"/>
+      <w:numFmt w:val="bullet"/>
+      <w:lvlText w:val="-"/>
+      <w:lvlJc w:val="left"/>
+      <w:pPr>
+        <w:ind w:left="5760" w:hanging="360"/>
+      </w:pPr>
+      <w:rPr>
+        <w:u w:val="none"/>
+      </w:rPr>
+    </w:lvl>
+    <w:lvl w:ilvl="7">
+      <w:start w:val="1"/>
+      <w:numFmt w:val="bullet"/>
+      <w:lvlText w:val="-"/>
+      <w:lvlJc w:val="left"/>
+      <w:pPr>
+        <w:ind w:left="6480" w:hanging="360"/>
+      </w:pPr>
+      <w:rPr>
+        <w:u w:val="none"/>
+      </w:rPr>
+    </w:lvl>
+    <w:lvl w:ilvl="8">
+      <w:start w:val="1"/>
+      <w:numFmt w:val="bullet"/>
+      <w:lvlText w:val="-"/>
+      <w:lvlJc w:val="left"/>
+      <w:pPr>
+        <w:ind w:left="7200" w:hanging="360"/>
+      </w:pPr>
+      <w:rPr>
+        <w:u w:val="none"/>
+      </w:rPr>
+    </w:lvl>
+  </w:abstractNum>
+  <w:abstractNum w:abstractNumId="37">
+    <w:lvl w:ilvl="0">
+      <w:start w:val="1"/>
+      <w:numFmt w:val="bullet"/>
+      <w:lvlText w:val="●"/>
+      <w:lvlJc w:val="left"/>
+      <w:pPr>
+        <w:ind w:left="720" w:hanging="360"/>
+      </w:pPr>
+      <w:rPr>
+        <w:u w:val="none"/>
+      </w:rPr>
+    </w:lvl>
+    <w:lvl w:ilvl="1">
+      <w:start w:val="1"/>
+      <w:numFmt w:val="bullet"/>
+      <w:lvlText w:val="○"/>
+      <w:lvlJc w:val="left"/>
+      <w:pPr>
+        <w:ind w:left="1440" w:hanging="360"/>
+      </w:pPr>
+      <w:rPr>
+        <w:u w:val="none"/>
+      </w:rPr>
+    </w:lvl>
+    <w:lvl w:ilvl="2">
+      <w:start w:val="1"/>
+      <w:numFmt w:val="bullet"/>
+      <w:lvlText w:val="■"/>
+      <w:lvlJc w:val="left"/>
+      <w:pPr>
+        <w:ind w:left="2160" w:hanging="360"/>
+      </w:pPr>
+      <w:rPr>
+        <w:u w:val="none"/>
+      </w:rPr>
+    </w:lvl>
+    <w:lvl w:ilvl="3">
+      <w:start w:val="1"/>
+      <w:numFmt w:val="bullet"/>
+      <w:lvlText w:val="●"/>
+      <w:lvlJc w:val="left"/>
+      <w:pPr>
+        <w:ind w:left="2880" w:hanging="360"/>
+      </w:pPr>
+      <w:rPr>
+        <w:u w:val="none"/>
+      </w:rPr>
+    </w:lvl>
+    <w:lvl w:ilvl="4">
+      <w:start w:val="1"/>
+      <w:numFmt w:val="bullet"/>
+      <w:lvlText w:val="○"/>
+      <w:lvlJc w:val="left"/>
+      <w:pPr>
+        <w:ind w:left="3600" w:hanging="360"/>
+      </w:pPr>
+      <w:rPr>
+        <w:u w:val="none"/>
+      </w:rPr>
+    </w:lvl>
+    <w:lvl w:ilvl="5">
+      <w:start w:val="1"/>
+      <w:numFmt w:val="bullet"/>
+      <w:lvlText w:val="■"/>
+      <w:lvlJc w:val="left"/>
+      <w:pPr>
+        <w:ind w:left="4320" w:hanging="360"/>
+      </w:pPr>
+      <w:rPr>
+        <w:u w:val="none"/>
+      </w:rPr>
+    </w:lvl>
+    <w:lvl w:ilvl="6">
+      <w:start w:val="1"/>
+      <w:numFmt w:val="bullet"/>
+      <w:lvlText w:val="●"/>
+      <w:lvlJc w:val="left"/>
+      <w:pPr>
+        <w:ind w:left="5040" w:hanging="360"/>
+      </w:pPr>
+      <w:rPr>
+        <w:u w:val="none"/>
+      </w:rPr>
+    </w:lvl>
+    <w:lvl w:ilvl="7">
+      <w:start w:val="1"/>
+      <w:numFmt w:val="bullet"/>
+      <w:lvlText w:val="○"/>
+      <w:lvlJc w:val="left"/>
+      <w:pPr>
+        <w:ind w:left="5760" w:hanging="360"/>
+      </w:pPr>
+      <w:rPr>
+        <w:u w:val="none"/>
+      </w:rPr>
+    </w:lvl>
+    <w:lvl w:ilvl="8">
+      <w:start w:val="1"/>
+      <w:numFmt w:val="bullet"/>
+      <w:lvlText w:val="■"/>
+      <w:lvlJc w:val="left"/>
+      <w:pPr>
+        <w:ind w:left="6480" w:hanging="360"/>
+      </w:pPr>
+      <w:rPr>
+        <w:u w:val="none"/>
+      </w:rPr>
+    </w:lvl>
+  </w:abstractNum>
+  <w:abstractNum w:abstractNumId="38">
+    <w:lvl w:ilvl="0">
+      <w:start w:val="1"/>
+      <w:numFmt w:val="bullet"/>
+      <w:lvlText w:val="●"/>
+      <w:lvlJc w:val="left"/>
+      <w:pPr>
+        <w:ind w:left="1440" w:hanging="360"/>
+      </w:pPr>
+      <w:rPr>
+        <w:u w:val="none"/>
+      </w:rPr>
+    </w:lvl>
+    <w:lvl w:ilvl="1">
+      <w:start w:val="1"/>
+      <w:numFmt w:val="bullet"/>
+      <w:lvlText w:val="○"/>
+      <w:lvlJc w:val="left"/>
+      <w:pPr>
+        <w:ind w:left="2160" w:hanging="360"/>
+      </w:pPr>
+      <w:rPr>
+        <w:u w:val="none"/>
+      </w:rPr>
+    </w:lvl>
+    <w:lvl w:ilvl="2">
+      <w:start w:val="1"/>
+      <w:numFmt w:val="bullet"/>
+      <w:lvlText w:val="■"/>
+      <w:lvlJc w:val="left"/>
+      <w:pPr>
+        <w:ind w:left="2880" w:hanging="360"/>
+      </w:pPr>
+      <w:rPr>
+        <w:u w:val="none"/>
+      </w:rPr>
+    </w:lvl>
+    <w:lvl w:ilvl="3">
+      <w:start w:val="1"/>
+      <w:numFmt w:val="bullet"/>
+      <w:lvlText w:val="●"/>
+      <w:lvlJc w:val="left"/>
+      <w:pPr>
+        <w:ind w:left="3600" w:hanging="360"/>
+      </w:pPr>
+      <w:rPr>
+        <w:u w:val="none"/>
+      </w:rPr>
+    </w:lvl>
+    <w:lvl w:ilvl="4">
+      <w:start w:val="1"/>
+      <w:numFmt w:val="bullet"/>
+      <w:lvlText w:val="○"/>
+      <w:lvlJc w:val="left"/>
+      <w:pPr>
+        <w:ind w:left="4320" w:hanging="360"/>
+      </w:pPr>
+      <w:rPr>
+        <w:u w:val="none"/>
+      </w:rPr>
+    </w:lvl>
+    <w:lvl w:ilvl="5">
+      <w:start w:val="1"/>
+      <w:numFmt w:val="bullet"/>
+      <w:lvlText w:val="■"/>
+      <w:lvlJc w:val="left"/>
+      <w:pPr>
+        <w:ind w:left="5040" w:hanging="360"/>
+      </w:pPr>
+      <w:rPr>
+        <w:u w:val="none"/>
+      </w:rPr>
+    </w:lvl>
+    <w:lvl w:ilvl="6">
+      <w:start w:val="1"/>
+      <w:numFmt w:val="bullet"/>
+      <w:lvlText w:val="●"/>
+      <w:lvlJc w:val="left"/>
+      <w:pPr>
+        <w:ind w:left="5760" w:hanging="360"/>
+      </w:pPr>
+      <w:rPr>
+        <w:u w:val="none"/>
+      </w:rPr>
+    </w:lvl>
+    <w:lvl w:ilvl="7">
+      <w:start w:val="1"/>
+      <w:numFmt w:val="bullet"/>
+      <w:lvlText w:val="○"/>
+      <w:lvlJc w:val="left"/>
+      <w:pPr>
+        <w:ind w:left="6480" w:hanging="360"/>
+      </w:pPr>
+      <w:rPr>
+        <w:u w:val="none"/>
+      </w:rPr>
+    </w:lvl>
+    <w:lvl w:ilvl="8">
+      <w:start w:val="1"/>
+      <w:numFmt w:val="bullet"/>
+      <w:lvlText w:val="■"/>
+      <w:lvlJc w:val="left"/>
+      <w:pPr>
+        <w:ind w:left="7200" w:hanging="360"/>
+      </w:pPr>
+      <w:rPr>
+        <w:u w:val="none"/>
+      </w:rPr>
+    </w:lvl>
+  </w:abstractNum>
+  <w:abstractNum w:abstractNumId="39">
+    <w:lvl w:ilvl="0">
+      <w:start w:val="1"/>
       <w:numFmt w:val="decimal"/>
       <w:lvlText w:val="%1."/>
       <w:lvlJc w:val="left"/>
       <w:pPr>
-        <w:ind w:left="720" w:hanging="360"/>
+        <w:ind w:left="1440" w:hanging="360"/>
       </w:pPr>
       <w:rPr>
         <w:u w:val="none"/>
@@ -12409,7 +14120,7 @@
       <w:lvlText w:val="%2."/>
       <w:lvlJc w:val="left"/>
       <w:pPr>
-        <w:ind w:left="1440" w:hanging="360"/>
+        <w:ind w:left="2160" w:hanging="360"/>
       </w:pPr>
       <w:rPr>
         <w:u w:val="none"/>
@@ -12421,7 +14132,7 @@
       <w:lvlText w:val="%3."/>
       <w:lvlJc w:val="right"/>
       <w:pPr>
-        <w:ind w:left="2160" w:hanging="360"/>
+        <w:ind w:left="2880" w:hanging="360"/>
       </w:pPr>
       <w:rPr>
         <w:u w:val="none"/>
@@ -12433,7 +14144,7 @@
       <w:lvlText w:val="%4."/>
       <w:lvlJc w:val="left"/>
       <w:pPr>
-        <w:ind w:left="2880" w:hanging="360"/>
+        <w:ind w:left="3600" w:hanging="360"/>
       </w:pPr>
       <w:rPr>
         <w:u w:val="none"/>
@@ -12445,7 +14156,7 @@
       <w:lvlText w:val="%5."/>
       <w:lvlJc w:val="left"/>
       <w:pPr>
-        <w:ind w:left="3600" w:hanging="360"/>
+        <w:ind w:left="4320" w:hanging="360"/>
       </w:pPr>
       <w:rPr>
         <w:u w:val="none"/>
@@ -12457,7 +14168,7 @@
       <w:lvlText w:val="%6."/>
       <w:lvlJc w:val="right"/>
       <w:pPr>
-        <w:ind w:left="4320" w:hanging="360"/>
+        <w:ind w:left="5040" w:hanging="360"/>
       </w:pPr>
       <w:rPr>
         <w:u w:val="none"/>
@@ -12469,7 +14180,7 @@
       <w:lvlText w:val="%7."/>
       <w:lvlJc w:val="left"/>
       <w:pPr>
-        <w:ind w:left="5040" w:hanging="360"/>
+        <w:ind w:left="5760" w:hanging="360"/>
       </w:pPr>
       <w:rPr>
         <w:u w:val="none"/>
@@ -12481,7 +14192,7 @@
       <w:lvlText w:val="%8."/>
       <w:lvlJc w:val="left"/>
       <w:pPr>
-        <w:ind w:left="5760" w:hanging="360"/>
+        <w:ind w:left="6480" w:hanging="360"/>
       </w:pPr>
       <w:rPr>
         <w:u w:val="none"/>
@@ -12493,20 +14204,350 @@
       <w:lvlText w:val="%9."/>
       <w:lvlJc w:val="right"/>
       <w:pPr>
+        <w:ind w:left="7200" w:hanging="360"/>
+      </w:pPr>
+      <w:rPr>
+        <w:u w:val="none"/>
+      </w:rPr>
+    </w:lvl>
+  </w:abstractNum>
+  <w:abstractNum w:abstractNumId="40">
+    <w:lvl w:ilvl="0">
+      <w:start w:val="1"/>
+      <w:numFmt w:val="bullet"/>
+      <w:lvlText w:val="●"/>
+      <w:lvlJc w:val="left"/>
+      <w:pPr>
+        <w:ind w:left="1440" w:hanging="360"/>
+      </w:pPr>
+      <w:rPr>
+        <w:u w:val="none"/>
+      </w:rPr>
+    </w:lvl>
+    <w:lvl w:ilvl="1">
+      <w:start w:val="1"/>
+      <w:numFmt w:val="bullet"/>
+      <w:lvlText w:val="○"/>
+      <w:lvlJc w:val="left"/>
+      <w:pPr>
+        <w:ind w:left="2160" w:hanging="360"/>
+      </w:pPr>
+      <w:rPr>
+        <w:u w:val="none"/>
+      </w:rPr>
+    </w:lvl>
+    <w:lvl w:ilvl="2">
+      <w:start w:val="1"/>
+      <w:numFmt w:val="bullet"/>
+      <w:lvlText w:val="■"/>
+      <w:lvlJc w:val="left"/>
+      <w:pPr>
+        <w:ind w:left="2880" w:hanging="360"/>
+      </w:pPr>
+      <w:rPr>
+        <w:u w:val="none"/>
+      </w:rPr>
+    </w:lvl>
+    <w:lvl w:ilvl="3">
+      <w:start w:val="1"/>
+      <w:numFmt w:val="bullet"/>
+      <w:lvlText w:val="●"/>
+      <w:lvlJc w:val="left"/>
+      <w:pPr>
+        <w:ind w:left="3600" w:hanging="360"/>
+      </w:pPr>
+      <w:rPr>
+        <w:u w:val="none"/>
+      </w:rPr>
+    </w:lvl>
+    <w:lvl w:ilvl="4">
+      <w:start w:val="1"/>
+      <w:numFmt w:val="bullet"/>
+      <w:lvlText w:val="○"/>
+      <w:lvlJc w:val="left"/>
+      <w:pPr>
+        <w:ind w:left="4320" w:hanging="360"/>
+      </w:pPr>
+      <w:rPr>
+        <w:u w:val="none"/>
+      </w:rPr>
+    </w:lvl>
+    <w:lvl w:ilvl="5">
+      <w:start w:val="1"/>
+      <w:numFmt w:val="bullet"/>
+      <w:lvlText w:val="■"/>
+      <w:lvlJc w:val="left"/>
+      <w:pPr>
+        <w:ind w:left="5040" w:hanging="360"/>
+      </w:pPr>
+      <w:rPr>
+        <w:u w:val="none"/>
+      </w:rPr>
+    </w:lvl>
+    <w:lvl w:ilvl="6">
+      <w:start w:val="1"/>
+      <w:numFmt w:val="bullet"/>
+      <w:lvlText w:val="●"/>
+      <w:lvlJc w:val="left"/>
+      <w:pPr>
+        <w:ind w:left="5760" w:hanging="360"/>
+      </w:pPr>
+      <w:rPr>
+        <w:u w:val="none"/>
+      </w:rPr>
+    </w:lvl>
+    <w:lvl w:ilvl="7">
+      <w:start w:val="1"/>
+      <w:numFmt w:val="bullet"/>
+      <w:lvlText w:val="○"/>
+      <w:lvlJc w:val="left"/>
+      <w:pPr>
         <w:ind w:left="6480" w:hanging="360"/>
       </w:pPr>
       <w:rPr>
         <w:u w:val="none"/>
       </w:rPr>
     </w:lvl>
+    <w:lvl w:ilvl="8">
+      <w:start w:val="1"/>
+      <w:numFmt w:val="bullet"/>
+      <w:lvlText w:val="■"/>
+      <w:lvlJc w:val="left"/>
+      <w:pPr>
+        <w:ind w:left="7200" w:hanging="360"/>
+      </w:pPr>
+      <w:rPr>
+        <w:u w:val="none"/>
+      </w:rPr>
+    </w:lvl>
   </w:abstractNum>
-  <w:abstractNum w:abstractNumId="37">
+  <w:abstractNum w:abstractNumId="41">
     <w:lvl w:ilvl="0">
       <w:start w:val="1"/>
+      <w:numFmt w:val="decimal"/>
+      <w:lvlText w:val="%1."/>
+      <w:lvlJc w:val="left"/>
+      <w:pPr>
+        <w:ind w:left="720" w:hanging="360"/>
+      </w:pPr>
+      <w:rPr>
+        <w:u w:val="none"/>
+      </w:rPr>
+    </w:lvl>
+    <w:lvl w:ilvl="1">
+      <w:start w:val="1"/>
+      <w:numFmt w:val="lowerLetter"/>
+      <w:lvlText w:val="%2."/>
+      <w:lvlJc w:val="left"/>
+      <w:pPr>
+        <w:ind w:left="1440" w:hanging="360"/>
+      </w:pPr>
+      <w:rPr>
+        <w:u w:val="none"/>
+      </w:rPr>
+    </w:lvl>
+    <w:lvl w:ilvl="2">
+      <w:start w:val="1"/>
+      <w:numFmt w:val="lowerRoman"/>
+      <w:lvlText w:val="%3."/>
+      <w:lvlJc w:val="right"/>
+      <w:pPr>
+        <w:ind w:left="2160" w:hanging="360"/>
+      </w:pPr>
+      <w:rPr>
+        <w:u w:val="none"/>
+      </w:rPr>
+    </w:lvl>
+    <w:lvl w:ilvl="3">
+      <w:start w:val="1"/>
+      <w:numFmt w:val="decimal"/>
+      <w:lvlText w:val="%4."/>
+      <w:lvlJc w:val="left"/>
+      <w:pPr>
+        <w:ind w:left="2880" w:hanging="360"/>
+      </w:pPr>
+      <w:rPr>
+        <w:u w:val="none"/>
+      </w:rPr>
+    </w:lvl>
+    <w:lvl w:ilvl="4">
+      <w:start w:val="1"/>
+      <w:numFmt w:val="lowerLetter"/>
+      <w:lvlText w:val="%5."/>
+      <w:lvlJc w:val="left"/>
+      <w:pPr>
+        <w:ind w:left="3600" w:hanging="360"/>
+      </w:pPr>
+      <w:rPr>
+        <w:u w:val="none"/>
+      </w:rPr>
+    </w:lvl>
+    <w:lvl w:ilvl="5">
+      <w:start w:val="1"/>
+      <w:numFmt w:val="lowerRoman"/>
+      <w:lvlText w:val="%6."/>
+      <w:lvlJc w:val="right"/>
+      <w:pPr>
+        <w:ind w:left="4320" w:hanging="360"/>
+      </w:pPr>
+      <w:rPr>
+        <w:u w:val="none"/>
+      </w:rPr>
+    </w:lvl>
+    <w:lvl w:ilvl="6">
+      <w:start w:val="1"/>
+      <w:numFmt w:val="decimal"/>
+      <w:lvlText w:val="%7."/>
+      <w:lvlJc w:val="left"/>
+      <w:pPr>
+        <w:ind w:left="5040" w:hanging="360"/>
+      </w:pPr>
+      <w:rPr>
+        <w:u w:val="none"/>
+      </w:rPr>
+    </w:lvl>
+    <w:lvl w:ilvl="7">
+      <w:start w:val="1"/>
+      <w:numFmt w:val="lowerLetter"/>
+      <w:lvlText w:val="%8."/>
+      <w:lvlJc w:val="left"/>
+      <w:pPr>
+        <w:ind w:left="5760" w:hanging="360"/>
+      </w:pPr>
+      <w:rPr>
+        <w:u w:val="none"/>
+      </w:rPr>
+    </w:lvl>
+    <w:lvl w:ilvl="8">
+      <w:start w:val="1"/>
+      <w:numFmt w:val="lowerRoman"/>
+      <w:lvlText w:val="%9."/>
+      <w:lvlJc w:val="right"/>
+      <w:pPr>
+        <w:ind w:left="6480" w:hanging="360"/>
+      </w:pPr>
+      <w:rPr>
+        <w:u w:val="none"/>
+      </w:rPr>
+    </w:lvl>
+  </w:abstractNum>
+  <w:abstractNum w:abstractNumId="42">
+    <w:lvl w:ilvl="0">
+      <w:start w:val="1"/>
       <w:numFmt w:val="bullet"/>
       <w:lvlText w:val="●"/>
       <w:lvlJc w:val="left"/>
       <w:pPr>
+        <w:ind w:left="1440" w:hanging="360"/>
+      </w:pPr>
+      <w:rPr>
+        <w:u w:val="none"/>
+      </w:rPr>
+    </w:lvl>
+    <w:lvl w:ilvl="1">
+      <w:start w:val="1"/>
+      <w:numFmt w:val="bullet"/>
+      <w:lvlText w:val="○"/>
+      <w:lvlJc w:val="left"/>
+      <w:pPr>
+        <w:ind w:left="2160" w:hanging="360"/>
+      </w:pPr>
+      <w:rPr>
+        <w:u w:val="none"/>
+      </w:rPr>
+    </w:lvl>
+    <w:lvl w:ilvl="2">
+      <w:start w:val="1"/>
+      <w:numFmt w:val="bullet"/>
+      <w:lvlText w:val="■"/>
+      <w:lvlJc w:val="left"/>
+      <w:pPr>
+        <w:ind w:left="2880" w:hanging="360"/>
+      </w:pPr>
+      <w:rPr>
+        <w:u w:val="none"/>
+      </w:rPr>
+    </w:lvl>
+    <w:lvl w:ilvl="3">
+      <w:start w:val="1"/>
+      <w:numFmt w:val="bullet"/>
+      <w:lvlText w:val="●"/>
+      <w:lvlJc w:val="left"/>
+      <w:pPr>
+        <w:ind w:left="3600" w:hanging="360"/>
+      </w:pPr>
+      <w:rPr>
+        <w:u w:val="none"/>
+      </w:rPr>
+    </w:lvl>
+    <w:lvl w:ilvl="4">
+      <w:start w:val="1"/>
+      <w:numFmt w:val="bullet"/>
+      <w:lvlText w:val="○"/>
+      <w:lvlJc w:val="left"/>
+      <w:pPr>
+        <w:ind w:left="4320" w:hanging="360"/>
+      </w:pPr>
+      <w:rPr>
+        <w:u w:val="none"/>
+      </w:rPr>
+    </w:lvl>
+    <w:lvl w:ilvl="5">
+      <w:start w:val="1"/>
+      <w:numFmt w:val="bullet"/>
+      <w:lvlText w:val="■"/>
+      <w:lvlJc w:val="left"/>
+      <w:pPr>
+        <w:ind w:left="5040" w:hanging="360"/>
+      </w:pPr>
+      <w:rPr>
+        <w:u w:val="none"/>
+      </w:rPr>
+    </w:lvl>
+    <w:lvl w:ilvl="6">
+      <w:start w:val="1"/>
+      <w:numFmt w:val="bullet"/>
+      <w:lvlText w:val="●"/>
+      <w:lvlJc w:val="left"/>
+      <w:pPr>
+        <w:ind w:left="5760" w:hanging="360"/>
+      </w:pPr>
+      <w:rPr>
+        <w:u w:val="none"/>
+      </w:rPr>
+    </w:lvl>
+    <w:lvl w:ilvl="7">
+      <w:start w:val="1"/>
+      <w:numFmt w:val="bullet"/>
+      <w:lvlText w:val="○"/>
+      <w:lvlJc w:val="left"/>
+      <w:pPr>
+        <w:ind w:left="6480" w:hanging="360"/>
+      </w:pPr>
+      <w:rPr>
+        <w:u w:val="none"/>
+      </w:rPr>
+    </w:lvl>
+    <w:lvl w:ilvl="8">
+      <w:start w:val="1"/>
+      <w:numFmt w:val="bullet"/>
+      <w:lvlText w:val="■"/>
+      <w:lvlJc w:val="left"/>
+      <w:pPr>
+        <w:ind w:left="7200" w:hanging="360"/>
+      </w:pPr>
+      <w:rPr>
+        <w:u w:val="none"/>
+      </w:rPr>
+    </w:lvl>
+  </w:abstractNum>
+  <w:abstractNum w:abstractNumId="43">
+    <w:lvl w:ilvl="0">
+      <w:start w:val="1"/>
+      <w:numFmt w:val="bullet"/>
+      <w:lvlText w:val="●"/>
+      <w:lvlJc w:val="left"/>
+      <w:pPr>
         <w:ind w:left="720" w:hanging="360"/>
       </w:pPr>
       <w:rPr>
@@ -12610,7 +14651,7 @@
       </w:rPr>
     </w:lvl>
   </w:abstractNum>
-  <w:abstractNum w:abstractNumId="38">
+  <w:abstractNum w:abstractNumId="44">
     <w:lvl w:ilvl="0">
       <w:start w:val="1"/>
       <w:numFmt w:val="bullet"/>
@@ -12720,7 +14761,117 @@
       </w:rPr>
     </w:lvl>
   </w:abstractNum>
-  <w:abstractNum w:abstractNumId="39">
+  <w:abstractNum w:abstractNumId="45">
+    <w:lvl w:ilvl="0">
+      <w:start w:val="1"/>
+      <w:numFmt w:val="bullet"/>
+      <w:lvlText w:val="-"/>
+      <w:lvlJc w:val="left"/>
+      <w:pPr>
+        <w:ind w:left="1440" w:hanging="360"/>
+      </w:pPr>
+      <w:rPr>
+        <w:u w:val="none"/>
+      </w:rPr>
+    </w:lvl>
+    <w:lvl w:ilvl="1">
+      <w:start w:val="1"/>
+      <w:numFmt w:val="bullet"/>
+      <w:lvlText w:val="-"/>
+      <w:lvlJc w:val="left"/>
+      <w:pPr>
+        <w:ind w:left="2160" w:hanging="360"/>
+      </w:pPr>
+      <w:rPr>
+        <w:u w:val="none"/>
+      </w:rPr>
+    </w:lvl>
+    <w:lvl w:ilvl="2">
+      <w:start w:val="1"/>
+      <w:numFmt w:val="bullet"/>
+      <w:lvlText w:val="-"/>
+      <w:lvlJc w:val="left"/>
+      <w:pPr>
+        <w:ind w:left="2880" w:hanging="360"/>
+      </w:pPr>
+      <w:rPr>
+        <w:u w:val="none"/>
+      </w:rPr>
+    </w:lvl>
+    <w:lvl w:ilvl="3">
+      <w:start w:val="1"/>
+      <w:numFmt w:val="bullet"/>
+      <w:lvlText w:val="-"/>
+      <w:lvlJc w:val="left"/>
+      <w:pPr>
+        <w:ind w:left="3600" w:hanging="360"/>
+      </w:pPr>
+      <w:rPr>
+        <w:u w:val="none"/>
+      </w:rPr>
+    </w:lvl>
+    <w:lvl w:ilvl="4">
+      <w:start w:val="1"/>
+      <w:numFmt w:val="bullet"/>
+      <w:lvlText w:val="-"/>
+      <w:lvlJc w:val="left"/>
+      <w:pPr>
+        <w:ind w:left="4320" w:hanging="360"/>
+      </w:pPr>
+      <w:rPr>
+        <w:u w:val="none"/>
+      </w:rPr>
+    </w:lvl>
+    <w:lvl w:ilvl="5">
+      <w:start w:val="1"/>
+      <w:numFmt w:val="bullet"/>
+      <w:lvlText w:val="-"/>
+      <w:lvlJc w:val="left"/>
+      <w:pPr>
+        <w:ind w:left="5040" w:hanging="360"/>
+      </w:pPr>
+      <w:rPr>
+        <w:u w:val="none"/>
+      </w:rPr>
+    </w:lvl>
+    <w:lvl w:ilvl="6">
+      <w:start w:val="1"/>
+      <w:numFmt w:val="bullet"/>
+      <w:lvlText w:val="-"/>
+      <w:lvlJc w:val="left"/>
+      <w:pPr>
+        <w:ind w:left="5760" w:hanging="360"/>
+      </w:pPr>
+      <w:rPr>
+        <w:u w:val="none"/>
+      </w:rPr>
+    </w:lvl>
+    <w:lvl w:ilvl="7">
+      <w:start w:val="1"/>
+      <w:numFmt w:val="bullet"/>
+      <w:lvlText w:val="-"/>
+      <w:lvlJc w:val="left"/>
+      <w:pPr>
+        <w:ind w:left="6480" w:hanging="360"/>
+      </w:pPr>
+      <w:rPr>
+        <w:u w:val="none"/>
+      </w:rPr>
+    </w:lvl>
+    <w:lvl w:ilvl="8">
+      <w:start w:val="1"/>
+      <w:numFmt w:val="bullet"/>
+      <w:lvlText w:val="-"/>
+      <w:lvlJc w:val="left"/>
+      <w:pPr>
+        <w:ind w:left="7200" w:hanging="360"/>
+      </w:pPr>
+      <w:rPr>
+        <w:u w:val="none"/>
+      </w:rPr>
+    </w:lvl>
+  </w:abstractNum>
+  <w:abstractNum w:abstractNumId="46">
     <w:lvl w:ilvl="0">
       <w:start w:val="1"/>
       <w:numFmt w:val="bullet"/>
@@ -12946,6 +15097,27 @@
   </w:num>
   <w:num w:numId="39">
     <w:abstractNumId w:val="39"/>
+  </w:num>
+  <w:num w:numId="40">
+    <w:abstractNumId w:val="40"/>
+  </w:num>
+  <w:num w:numId="41">
+    <w:abstractNumId w:val="41"/>
+  </w:num>
+  <w:num w:numId="42">
+    <w:abstractNumId w:val="42"/>
+  </w:num>
+  <w:num w:numId="43">
+    <w:abstractNumId w:val="43"/>
+  </w:num>
+  <w:num w:numId="44">
+    <w:abstractNumId w:val="44"/>
+  </w:num>
+  <w:num w:numId="45">
+    <w:abstractNumId w:val="45"/>
+  </w:num>
+  <w:num w:numId="46">
+    <w:abstractNumId w:val="46"/>
   </w:num>
 </w:numbering>
 </file>
@@ -13116,6 +15288,13 @@
     </w:rPr>
   </w:style>
   <w:style w:type="table" w:styleId="Table1">
+    <w:basedOn w:val="TableNormal"/>
+    <w:tblPr>
+      <w:tblStyleRowBandSize w:val="1"/>
+      <w:tblStyleColBandSize w:val="1"/>
+    </w:tblPr>
+  </w:style>
+  <w:style w:type="table" w:styleId="Table2">
     <w:basedOn w:val="TableNormal"/>
     <w:tblPr>
       <w:tblStyleRowBandSize w:val="1"/>

--- a/Team Artifacts/fruitytech-studio_living_document.docx
+++ b/Team Artifacts/fruitytech-studio_living_document.docx
@@ -720,7 +720,7 @@
           <w:color w:val="273540"/>
           <w:rtl w:val="0"/>
         </w:rPr>
-        <w:t xml:space="preserve">Use case 1: Create a music loop using sound objects</w:t>
+        <w:t xml:space="preserve">Use case 1: Create a music loop using interface (buttons, piano roll) and sound objects </w:t>
       </w:r>
     </w:p>
     <w:p>
@@ -835,7 +835,7 @@
           <w:color w:val="273540"/>
           <w:rtl w:val="0"/>
         </w:rPr>
-        <w:t xml:space="preserve">The user opens FruityTech Studio and chooses to start a new sandbox.</w:t>
+        <w:t xml:space="preserve">The user opens FruityTech Studio app with working interface</w:t>
       </w:r>
     </w:p>
     <w:p>
@@ -1065,7 +1065,30 @@
           <w:color w:val="273540"/>
           <w:rtl w:val="0"/>
         </w:rPr>
-        <w:t xml:space="preserve">The user may continue editing, save, or stop playback.</w:t>
+        <w:t xml:space="preserve">The user may continue editing, loopback, undo or stop playback.</w:t>
+      </w:r>
+    </w:p>
+    <w:p>
+      <w:pPr>
+        <w:numPr>
+          <w:ilvl w:val="1"/>
+          <w:numId w:val="29"/>
+        </w:numPr>
+        <w:spacing w:after="0" w:afterAutospacing="0" w:line="276" w:lineRule="auto"/>
+        <w:ind w:left="1440" w:hanging="360"/>
+        <w:rPr>
+          <w:rFonts w:ascii="Times New Roman" w:cs="Times New Roman" w:eastAsia="Times New Roman" w:hAnsi="Times New Roman"/>
+          <w:color w:val="273540"/>
+          <w:u w:val="none"/>
+        </w:rPr>
+      </w:pPr>
+      <w:r>
+        <w:rPr>
+          <w:rFonts w:ascii="Times New Roman" w:cs="Times New Roman" w:eastAsia="Times New Roman" w:hAnsi="Times New Roman"/>
+          <w:color w:val="273540"/>
+          <w:rtl w:val="0"/>
+        </w:rPr>
+        <w:t xml:space="preserve">The sound objects can be removed by clicking on them</w:t>
       </w:r>
     </w:p>
     <w:p>
@@ -1111,7 +1134,7 @@
           <w:color w:val="273540"/>
           <w:rtl w:val="0"/>
         </w:rPr>
-        <w:t xml:space="preserve">The user opens FruityTech Studio and chooses to start a new sandbox.</w:t>
+        <w:t xml:space="preserve">The user opens FruityTech Studio app.</w:t>
       </w:r>
     </w:p>
     <w:p>
@@ -1134,7 +1157,7 @@
           <w:color w:val="273540"/>
           <w:rtl w:val="0"/>
         </w:rPr>
-        <w:t xml:space="preserve">The system displays the interactive 2D sandbox with available sound objects.</w:t>
+        <w:t xml:space="preserve">The system displays the main screen with piano roll, instruments and top bar.</w:t>
       </w:r>
     </w:p>
     <w:p>
@@ -1157,7 +1180,7 @@
           <w:color w:val="273540"/>
           <w:rtl w:val="0"/>
         </w:rPr>
-        <w:t xml:space="preserve">The user selects and places a sound object from the sound selection list.</w:t>
+        <w:t xml:space="preserve">The user selects and places a sound object from the sound selection list (demo only piano)</w:t>
       </w:r>
     </w:p>
     <w:p>
@@ -1209,6 +1232,75 @@
     <w:p>
       <w:pPr>
         <w:numPr>
+          <w:ilvl w:val="1"/>
+          <w:numId w:val="29"/>
+        </w:numPr>
+        <w:spacing w:after="0" w:afterAutospacing="0" w:line="276" w:lineRule="auto"/>
+        <w:ind w:left="1440" w:hanging="360"/>
+        <w:rPr>
+          <w:rFonts w:ascii="Times New Roman" w:cs="Times New Roman" w:eastAsia="Times New Roman" w:hAnsi="Times New Roman"/>
+          <w:color w:val="273540"/>
+          <w:u w:val="none"/>
+        </w:rPr>
+      </w:pPr>
+      <w:r>
+        <w:rPr>
+          <w:rFonts w:ascii="Times New Roman" w:cs="Times New Roman" w:eastAsia="Times New Roman" w:hAnsi="Times New Roman"/>
+          <w:color w:val="273540"/>
+          <w:rtl w:val="0"/>
+        </w:rPr>
+        <w:t xml:space="preserve">Play/Stop buttons are working </w:t>
+      </w:r>
+    </w:p>
+    <w:p>
+      <w:pPr>
+        <w:numPr>
+          <w:ilvl w:val="1"/>
+          <w:numId w:val="29"/>
+        </w:numPr>
+        <w:spacing w:after="0" w:afterAutospacing="0" w:line="276" w:lineRule="auto"/>
+        <w:ind w:left="1440" w:hanging="360"/>
+        <w:rPr>
+          <w:rFonts w:ascii="Times New Roman" w:cs="Times New Roman" w:eastAsia="Times New Roman" w:hAnsi="Times New Roman"/>
+          <w:color w:val="273540"/>
+          <w:u w:val="none"/>
+        </w:rPr>
+      </w:pPr>
+      <w:r>
+        <w:rPr>
+          <w:rFonts w:ascii="Times New Roman" w:cs="Times New Roman" w:eastAsia="Times New Roman" w:hAnsi="Times New Roman"/>
+          <w:color w:val="273540"/>
+          <w:rtl w:val="0"/>
+        </w:rPr>
+        <w:t xml:space="preserve">Loopback moves playhead at the start while loop is active </w:t>
+      </w:r>
+    </w:p>
+    <w:p>
+      <w:pPr>
+        <w:numPr>
+          <w:ilvl w:val="1"/>
+          <w:numId w:val="29"/>
+        </w:numPr>
+        <w:spacing w:after="0" w:afterAutospacing="0" w:line="276" w:lineRule="auto"/>
+        <w:ind w:left="1440" w:hanging="360"/>
+        <w:rPr>
+          <w:rFonts w:ascii="Times New Roman" w:cs="Times New Roman" w:eastAsia="Times New Roman" w:hAnsi="Times New Roman"/>
+          <w:color w:val="273540"/>
+          <w:u w:val="none"/>
+        </w:rPr>
+      </w:pPr>
+      <w:r>
+        <w:rPr>
+          <w:rFonts w:ascii="Times New Roman" w:cs="Times New Roman" w:eastAsia="Times New Roman" w:hAnsi="Times New Roman"/>
+          <w:color w:val="273540"/>
+          <w:rtl w:val="0"/>
+        </w:rPr>
+        <w:t xml:space="preserve">Undo reverse last action</w:t>
+      </w:r>
+    </w:p>
+    <w:p>
+      <w:pPr>
+        <w:numPr>
           <w:ilvl w:val="0"/>
           <w:numId w:val="29"/>
         </w:numPr>
@@ -1327,52 +1419,6 @@
           <w:ilvl w:val="2"/>
           <w:numId w:val="29"/>
         </w:numPr>
-        <w:spacing w:after="0" w:afterAutospacing="0" w:line="276" w:lineRule="auto"/>
-        <w:ind w:left="2160" w:hanging="360"/>
-        <w:rPr>
-          <w:rFonts w:ascii="Times New Roman" w:cs="Times New Roman" w:eastAsia="Times New Roman" w:hAnsi="Times New Roman"/>
-          <w:color w:val="273540"/>
-          <w:u w:val="none"/>
-        </w:rPr>
-      </w:pPr>
-      <w:r>
-        <w:rPr>
-          <w:rFonts w:ascii="Times New Roman" w:cs="Times New Roman" w:eastAsia="Times New Roman" w:hAnsi="Times New Roman"/>
-          <w:color w:val="273540"/>
-          <w:rtl w:val="0"/>
-        </w:rPr>
-        <w:t xml:space="preserve">System response: The placement is rejected and notifies the user.</w:t>
-      </w:r>
-    </w:p>
-    <w:p>
-      <w:pPr>
-        <w:numPr>
-          <w:ilvl w:val="1"/>
-          <w:numId w:val="29"/>
-        </w:numPr>
-        <w:spacing w:after="0" w:afterAutospacing="0" w:line="276" w:lineRule="auto"/>
-        <w:ind w:left="1440" w:hanging="360"/>
-        <w:rPr>
-          <w:rFonts w:ascii="Times New Roman" w:cs="Times New Roman" w:eastAsia="Times New Roman" w:hAnsi="Times New Roman"/>
-          <w:color w:val="273540"/>
-          <w:u w:val="none"/>
-        </w:rPr>
-      </w:pPr>
-      <w:r>
-        <w:rPr>
-          <w:rFonts w:ascii="Times New Roman" w:cs="Times New Roman" w:eastAsia="Times New Roman" w:hAnsi="Times New Roman"/>
-          <w:color w:val="273540"/>
-          <w:rtl w:val="0"/>
-        </w:rPr>
-        <w:t xml:space="preserve">A sound object fails to load or schedule correctly.</w:t>
-      </w:r>
-    </w:p>
-    <w:p>
-      <w:pPr>
-        <w:numPr>
-          <w:ilvl w:val="2"/>
-          <w:numId w:val="29"/>
-        </w:numPr>
         <w:spacing w:after="100" w:line="276" w:lineRule="auto"/>
         <w:ind w:left="2160" w:hanging="360"/>
         <w:rPr>
@@ -1387,7 +1433,7 @@
           <w:color w:val="273540"/>
           <w:rtl w:val="0"/>
         </w:rPr>
-        <w:t xml:space="preserve">System response: The system prevents playback of that object and notifies the user.</w:t>
+        <w:t xml:space="preserve">Selection will be ignored by the program. The working grid is explicitly shown in the UI.</w:t>
       </w:r>
     </w:p>
     <w:p>
